--- a/Linux_notes.docx
+++ b/Linux_notes.docx
@@ -222,19 +222,8 @@
                 <w:szCs w:val="20"/>
                 <w:lang w:eastAsia="en-IN"/>
               </w:rPr>
-              <w:t>/</w:t>
-            </w:r>
-            <w:proofErr w:type="gramStart"/>
-            <w:r>
-              <w:rPr>
-                <w:rFonts w:ascii="Courier New" w:eastAsia="Times New Roman" w:hAnsi="Courier New" w:cs="Courier New"/>
-                <w:sz w:val="20"/>
-                <w:szCs w:val="20"/>
-                <w:lang w:eastAsia="en-IN"/>
-              </w:rPr>
-              <w:t>home</w:t>
-            </w:r>
-            <w:proofErr w:type="gramEnd"/>
+              <w:t>/home</w:t>
+            </w:r>
           </w:p>
         </w:tc>
         <w:tc>
@@ -292,19 +281,8 @@
                 <w:szCs w:val="20"/>
                 <w:lang w:eastAsia="en-IN"/>
               </w:rPr>
-              <w:t>/</w:t>
-            </w:r>
-            <w:proofErr w:type="gramStart"/>
-            <w:r>
-              <w:rPr>
-                <w:rFonts w:ascii="Courier New" w:eastAsia="Times New Roman" w:hAnsi="Courier New" w:cs="Courier New"/>
-                <w:sz w:val="20"/>
-                <w:szCs w:val="20"/>
-                <w:lang w:eastAsia="en-IN"/>
-              </w:rPr>
-              <w:t>etc</w:t>
-            </w:r>
-            <w:proofErr w:type="gramEnd"/>
+              <w:t>/etc</w:t>
+            </w:r>
           </w:p>
         </w:tc>
         <w:tc>
@@ -362,19 +340,8 @@
                 <w:szCs w:val="20"/>
                 <w:lang w:eastAsia="en-IN"/>
               </w:rPr>
-              <w:t>/</w:t>
-            </w:r>
-            <w:proofErr w:type="gramStart"/>
-            <w:r>
-              <w:rPr>
-                <w:rFonts w:ascii="Courier New" w:eastAsia="Times New Roman" w:hAnsi="Courier New" w:cs="Courier New"/>
-                <w:sz w:val="20"/>
-                <w:szCs w:val="20"/>
-                <w:lang w:eastAsia="en-IN"/>
-              </w:rPr>
-              <w:t>var</w:t>
-            </w:r>
-            <w:proofErr w:type="gramEnd"/>
+              <w:t>/var</w:t>
+            </w:r>
           </w:p>
         </w:tc>
         <w:tc>
@@ -435,7 +402,6 @@
               <w:t>/</w:t>
             </w:r>
             <w:proofErr w:type="spellStart"/>
-            <w:proofErr w:type="gramStart"/>
             <w:r>
               <w:rPr>
                 <w:rFonts w:ascii="Courier New" w:eastAsia="Times New Roman" w:hAnsi="Courier New" w:cs="Courier New"/>
@@ -446,7 +412,6 @@
               <w:t>tmp</w:t>
             </w:r>
             <w:proofErr w:type="spellEnd"/>
-            <w:proofErr w:type="gramEnd"/>
           </w:p>
         </w:tc>
         <w:tc>
@@ -504,19 +469,8 @@
                 <w:szCs w:val="20"/>
                 <w:lang w:eastAsia="en-IN"/>
               </w:rPr>
-              <w:t>/</w:t>
-            </w:r>
-            <w:proofErr w:type="gramStart"/>
-            <w:r>
-              <w:rPr>
-                <w:rFonts w:ascii="Courier New" w:eastAsia="Times New Roman" w:hAnsi="Courier New" w:cs="Courier New"/>
-                <w:sz w:val="20"/>
-                <w:szCs w:val="20"/>
-                <w:lang w:eastAsia="en-IN"/>
-              </w:rPr>
-              <w:t>bin</w:t>
-            </w:r>
-            <w:proofErr w:type="gramEnd"/>
+              <w:t>/bin</w:t>
+            </w:r>
           </w:p>
         </w:tc>
         <w:tc>
@@ -577,7 +531,6 @@
               <w:t>/</w:t>
             </w:r>
             <w:proofErr w:type="spellStart"/>
-            <w:proofErr w:type="gramStart"/>
             <w:r>
               <w:rPr>
                 <w:rFonts w:ascii="Courier New" w:eastAsia="Times New Roman" w:hAnsi="Courier New" w:cs="Courier New"/>
@@ -588,7 +541,6 @@
               <w:t>usr</w:t>
             </w:r>
             <w:proofErr w:type="spellEnd"/>
-            <w:proofErr w:type="gramEnd"/>
           </w:p>
         </w:tc>
         <w:tc>
@@ -646,19 +598,8 @@
                 <w:szCs w:val="20"/>
                 <w:lang w:eastAsia="en-IN"/>
               </w:rPr>
-              <w:t>/</w:t>
-            </w:r>
-            <w:proofErr w:type="gramStart"/>
-            <w:r>
-              <w:rPr>
-                <w:rFonts w:ascii="Courier New" w:eastAsia="Times New Roman" w:hAnsi="Courier New" w:cs="Courier New"/>
-                <w:sz w:val="20"/>
-                <w:szCs w:val="20"/>
-                <w:lang w:eastAsia="en-IN"/>
-              </w:rPr>
-              <w:t>opt</w:t>
-            </w:r>
-            <w:proofErr w:type="gramEnd"/>
+              <w:t>/opt</w:t>
+            </w:r>
           </w:p>
         </w:tc>
         <w:tc>
@@ -716,19 +657,8 @@
                 <w:szCs w:val="20"/>
                 <w:lang w:eastAsia="en-IN"/>
               </w:rPr>
-              <w:t>/</w:t>
-            </w:r>
-            <w:proofErr w:type="gramStart"/>
-            <w:r>
-              <w:rPr>
-                <w:rFonts w:ascii="Courier New" w:eastAsia="Times New Roman" w:hAnsi="Courier New" w:cs="Courier New"/>
-                <w:sz w:val="20"/>
-                <w:szCs w:val="20"/>
-                <w:lang w:eastAsia="en-IN"/>
-              </w:rPr>
-              <w:t>dev</w:t>
-            </w:r>
-            <w:proofErr w:type="gramEnd"/>
+              <w:t>/dev</w:t>
+            </w:r>
           </w:p>
         </w:tc>
         <w:tc>
@@ -949,10 +879,7 @@
           </w:tcPr>
           <w:p>
             <w:r>
-              <w:t>To list the items (files, folders, etc) in the current directory</w:t>
-            </w:r>
-            <w:r>
-              <w:t>. (long form)</w:t>
+              <w:t>To list the items (files, folders, etc) in the current directory. (long form)</w:t>
             </w:r>
           </w:p>
         </w:tc>
@@ -1034,23 +961,39 @@
           <w:tcPr>
             <w:tcW w:w="988" w:type="dxa"/>
           </w:tcPr>
-          <w:p/>
+          <w:p>
+            <w:pPr>
+              <w:tabs>
+                <w:tab w:val="left" w:pos="593"/>
+              </w:tabs>
+            </w:pPr>
+            <w:r>
+              <w:tab/>
+              <w:t>6</w:t>
+            </w:r>
+          </w:p>
         </w:tc>
         <w:tc>
           <w:tcPr>
             <w:tcW w:w="3543" w:type="dxa"/>
           </w:tcPr>
           <w:p>
-            <w:r>
-              <w:t xml:space="preserve">                              </w:t>
-            </w:r>
+            <w:proofErr w:type="spellStart"/>
+            <w:r>
+              <w:t>chmod</w:t>
+            </w:r>
+            <w:proofErr w:type="spellEnd"/>
           </w:p>
         </w:tc>
         <w:tc>
           <w:tcPr>
             <w:tcW w:w="4485" w:type="dxa"/>
           </w:tcPr>
-          <w:p/>
+          <w:p>
+            <w:r>
+              <w:t>Used to change the file permissions</w:t>
+            </w:r>
+          </w:p>
         </w:tc>
       </w:tr>
       <w:tr>
@@ -1058,19 +1001,39 @@
           <w:tcPr>
             <w:tcW w:w="988" w:type="dxa"/>
           </w:tcPr>
-          <w:p/>
+          <w:p>
+            <w:r>
+              <w:t>7***</w:t>
+            </w:r>
+          </w:p>
         </w:tc>
         <w:tc>
           <w:tcPr>
             <w:tcW w:w="3543" w:type="dxa"/>
           </w:tcPr>
-          <w:p/>
+          <w:p>
+            <w:r>
+              <w:t>Stat &lt;file name&gt;</w:t>
+            </w:r>
+          </w:p>
         </w:tc>
         <w:tc>
           <w:tcPr>
             <w:tcW w:w="4485" w:type="dxa"/>
           </w:tcPr>
-          <w:p/>
+          <w:p>
+            <w:r>
+              <w:t xml:space="preserve">Shows owner, group, </w:t>
+            </w:r>
+            <w:proofErr w:type="spellStart"/>
+            <w:r>
+              <w:t>inode</w:t>
+            </w:r>
+            <w:proofErr w:type="spellEnd"/>
+            <w:r>
+              <w:t xml:space="preserve">, Permissions, timestamps, size </w:t>
+            </w:r>
+          </w:p>
         </w:tc>
       </w:tr>
       <w:tr>

--- a/Linux_notes.docx
+++ b/Linux_notes.docx
@@ -29,7 +29,7 @@
                     <pic:cNvPicPr/>
                   </pic:nvPicPr>
                   <pic:blipFill>
-                    <a:blip r:embed="rId4"/>
+                    <a:blip r:embed="rId6"/>
                     <a:stretch>
                       <a:fillRect/>
                     </a:stretch>
@@ -222,8 +222,19 @@
                 <w:szCs w:val="20"/>
                 <w:lang w:eastAsia="en-IN"/>
               </w:rPr>
-              <w:t>/home</w:t>
-            </w:r>
+              <w:t>/</w:t>
+            </w:r>
+            <w:proofErr w:type="gramStart"/>
+            <w:r>
+              <w:rPr>
+                <w:rFonts w:ascii="Courier New" w:eastAsia="Times New Roman" w:hAnsi="Courier New" w:cs="Courier New"/>
+                <w:sz w:val="20"/>
+                <w:szCs w:val="20"/>
+                <w:lang w:eastAsia="en-IN"/>
+              </w:rPr>
+              <w:t>home</w:t>
+            </w:r>
+            <w:proofErr w:type="gramEnd"/>
           </w:p>
         </w:tc>
         <w:tc>
@@ -281,8 +292,19 @@
                 <w:szCs w:val="20"/>
                 <w:lang w:eastAsia="en-IN"/>
               </w:rPr>
-              <w:t>/etc</w:t>
-            </w:r>
+              <w:t>/</w:t>
+            </w:r>
+            <w:proofErr w:type="gramStart"/>
+            <w:r>
+              <w:rPr>
+                <w:rFonts w:ascii="Courier New" w:eastAsia="Times New Roman" w:hAnsi="Courier New" w:cs="Courier New"/>
+                <w:sz w:val="20"/>
+                <w:szCs w:val="20"/>
+                <w:lang w:eastAsia="en-IN"/>
+              </w:rPr>
+              <w:t>etc</w:t>
+            </w:r>
+            <w:proofErr w:type="gramEnd"/>
           </w:p>
         </w:tc>
         <w:tc>
@@ -340,8 +362,19 @@
                 <w:szCs w:val="20"/>
                 <w:lang w:eastAsia="en-IN"/>
               </w:rPr>
-              <w:t>/var</w:t>
-            </w:r>
+              <w:t>/</w:t>
+            </w:r>
+            <w:proofErr w:type="gramStart"/>
+            <w:r>
+              <w:rPr>
+                <w:rFonts w:ascii="Courier New" w:eastAsia="Times New Roman" w:hAnsi="Courier New" w:cs="Courier New"/>
+                <w:sz w:val="20"/>
+                <w:szCs w:val="20"/>
+                <w:lang w:eastAsia="en-IN"/>
+              </w:rPr>
+              <w:t>var</w:t>
+            </w:r>
+            <w:proofErr w:type="gramEnd"/>
           </w:p>
         </w:tc>
         <w:tc>
@@ -402,6 +435,7 @@
               <w:t>/</w:t>
             </w:r>
             <w:proofErr w:type="spellStart"/>
+            <w:proofErr w:type="gramStart"/>
             <w:r>
               <w:rPr>
                 <w:rFonts w:ascii="Courier New" w:eastAsia="Times New Roman" w:hAnsi="Courier New" w:cs="Courier New"/>
@@ -412,6 +446,7 @@
               <w:t>tmp</w:t>
             </w:r>
             <w:proofErr w:type="spellEnd"/>
+            <w:proofErr w:type="gramEnd"/>
           </w:p>
         </w:tc>
         <w:tc>
@@ -469,8 +504,19 @@
                 <w:szCs w:val="20"/>
                 <w:lang w:eastAsia="en-IN"/>
               </w:rPr>
-              <w:t>/bin</w:t>
-            </w:r>
+              <w:t>/</w:t>
+            </w:r>
+            <w:proofErr w:type="gramStart"/>
+            <w:r>
+              <w:rPr>
+                <w:rFonts w:ascii="Courier New" w:eastAsia="Times New Roman" w:hAnsi="Courier New" w:cs="Courier New"/>
+                <w:sz w:val="20"/>
+                <w:szCs w:val="20"/>
+                <w:lang w:eastAsia="en-IN"/>
+              </w:rPr>
+              <w:t>bin</w:t>
+            </w:r>
+            <w:proofErr w:type="gramEnd"/>
           </w:p>
         </w:tc>
         <w:tc>
@@ -531,6 +577,7 @@
               <w:t>/</w:t>
             </w:r>
             <w:proofErr w:type="spellStart"/>
+            <w:proofErr w:type="gramStart"/>
             <w:r>
               <w:rPr>
                 <w:rFonts w:ascii="Courier New" w:eastAsia="Times New Roman" w:hAnsi="Courier New" w:cs="Courier New"/>
@@ -541,6 +588,7 @@
               <w:t>usr</w:t>
             </w:r>
             <w:proofErr w:type="spellEnd"/>
+            <w:proofErr w:type="gramEnd"/>
           </w:p>
         </w:tc>
         <w:tc>
@@ -598,8 +646,19 @@
                 <w:szCs w:val="20"/>
                 <w:lang w:eastAsia="en-IN"/>
               </w:rPr>
-              <w:t>/opt</w:t>
-            </w:r>
+              <w:t>/</w:t>
+            </w:r>
+            <w:proofErr w:type="gramStart"/>
+            <w:r>
+              <w:rPr>
+                <w:rFonts w:ascii="Courier New" w:eastAsia="Times New Roman" w:hAnsi="Courier New" w:cs="Courier New"/>
+                <w:sz w:val="20"/>
+                <w:szCs w:val="20"/>
+                <w:lang w:eastAsia="en-IN"/>
+              </w:rPr>
+              <w:t>opt</w:t>
+            </w:r>
+            <w:proofErr w:type="gramEnd"/>
           </w:p>
         </w:tc>
         <w:tc>
@@ -657,8 +716,19 @@
                 <w:szCs w:val="20"/>
                 <w:lang w:eastAsia="en-IN"/>
               </w:rPr>
-              <w:t>/dev</w:t>
-            </w:r>
+              <w:t>/</w:t>
+            </w:r>
+            <w:proofErr w:type="gramStart"/>
+            <w:r>
+              <w:rPr>
+                <w:rFonts w:ascii="Courier New" w:eastAsia="Times New Roman" w:hAnsi="Courier New" w:cs="Courier New"/>
+                <w:sz w:val="20"/>
+                <w:szCs w:val="20"/>
+                <w:lang w:eastAsia="en-IN"/>
+              </w:rPr>
+              <w:t>dev</w:t>
+            </w:r>
+            <w:proofErr w:type="gramEnd"/>
           </w:p>
         </w:tc>
         <w:tc>
@@ -1116,12 +1186,1218 @@
           <w:p/>
         </w:tc>
       </w:tr>
+      <w:tr>
+        <w:tc>
+          <w:tcPr>
+            <w:tcW w:w="988" w:type="dxa"/>
+          </w:tcPr>
+          <w:p/>
+        </w:tc>
+        <w:tc>
+          <w:tcPr>
+            <w:tcW w:w="3543" w:type="dxa"/>
+          </w:tcPr>
+          <w:p/>
+        </w:tc>
+        <w:tc>
+          <w:tcPr>
+            <w:tcW w:w="4485" w:type="dxa"/>
+          </w:tcPr>
+          <w:p/>
+        </w:tc>
+      </w:tr>
     </w:tbl>
-    <w:p>
+    <w:p/>
+    <w:p>
+      <w:r>
+        <w:lastRenderedPageBreak/>
+        <w:t>Some imp files to remember:</w:t>
+      </w:r>
+      <w:r>
+        <w:br/>
+      </w:r>
+    </w:p>
+    <w:p>
+      <w:pPr>
+        <w:pStyle w:val="ListParagraph"/>
+        <w:numPr>
+          <w:ilvl w:val="0"/>
+          <w:numId w:val="1"/>
+        </w:numPr>
+      </w:pPr>
+      <w:r>
+        <w:t>/etc/passwd</w:t>
+      </w:r>
       <w:r>
         <w:t xml:space="preserve"> </w:t>
       </w:r>
-    </w:p>
+      <w:proofErr w:type="gramStart"/>
+      <w:r>
+        <w:t>-  contains</w:t>
+      </w:r>
+      <w:proofErr w:type="gramEnd"/>
+      <w:r>
+        <w:t xml:space="preserve"> all user</w:t>
+      </w:r>
+      <w:r>
+        <w:br/>
+      </w:r>
+      <w:r>
+        <w:br/>
+        <w:t>Cat /etc/passwd</w:t>
+      </w:r>
+    </w:p>
+    <w:p>
+      <w:r>
+        <w:t>Output:</w:t>
+      </w:r>
+    </w:p>
+    <w:p>
+      <w:r>
+        <w:t>john:</w:t>
+      </w:r>
+      <w:proofErr w:type="gramStart"/>
+      <w:r>
+        <w:t>x:1001:1001</w:t>
+      </w:r>
+      <w:proofErr w:type="gramEnd"/>
+      <w:r>
+        <w:t>::/home/john:/bin/bash</w:t>
+      </w:r>
+      <w:r>
+        <w:t xml:space="preserve"> </w:t>
+      </w:r>
+    </w:p>
+    <w:p>
+      <w:r>
+        <w:t>john- username, x- says that password stored elsewhere, 1001-userid, 1001-Groupid, /home/john-home directory, /bin/bash- Login shell.</w:t>
+      </w:r>
+    </w:p>
+    <w:p>
+      <w:pPr>
+        <w:pStyle w:val="ListParagraph"/>
+        <w:numPr>
+          <w:ilvl w:val="0"/>
+          <w:numId w:val="1"/>
+        </w:numPr>
+      </w:pPr>
+      <w:r>
+        <w:t xml:space="preserve">/etc/shadow </w:t>
+      </w:r>
+      <w:r>
+        <w:t>–</w:t>
+      </w:r>
+      <w:r>
+        <w:t xml:space="preserve"> </w:t>
+      </w:r>
+      <w:r>
+        <w:t>stores the encrypted Passwords (LINUX passwords stores here)</w:t>
+      </w:r>
+    </w:p>
+    <w:p>
+      <w:pPr>
+        <w:pStyle w:val="ListParagraph"/>
+        <w:numPr>
+          <w:ilvl w:val="0"/>
+          <w:numId w:val="1"/>
+        </w:numPr>
+      </w:pPr>
+      <w:r>
+        <w:t>cat /etc/group</w:t>
+      </w:r>
+      <w:r>
+        <w:br/>
+        <w:t>output:</w:t>
+      </w:r>
+    </w:p>
+    <w:p>
+      <w:pPr>
+        <w:pStyle w:val="ListParagraph"/>
+      </w:pPr>
+      <w:r>
+        <w:t>developers:x:</w:t>
+      </w:r>
+      <w:proofErr w:type="gramStart"/>
+      <w:r>
+        <w:t>1002:john</w:t>
+      </w:r>
+      <w:proofErr w:type="gramEnd"/>
+      <w:r>
+        <w:t>,reena</w:t>
+      </w:r>
+    </w:p>
+    <w:p>
+      <w:pPr>
+        <w:pStyle w:val="ListParagraph"/>
+      </w:pPr>
+      <w:r>
+        <w:t xml:space="preserve">developers- group name, x- Password field, 1002-Groupid, </w:t>
+      </w:r>
+      <w:proofErr w:type="spellStart"/>
+      <w:proofErr w:type="gramStart"/>
+      <w:r>
+        <w:t>John,reena</w:t>
+      </w:r>
+      <w:proofErr w:type="spellEnd"/>
+      <w:proofErr w:type="gramEnd"/>
+      <w:r>
+        <w:t>-Group members</w:t>
+      </w:r>
+    </w:p>
+    <w:tbl>
+      <w:tblPr>
+        <w:tblW w:w="0" w:type="auto"/>
+        <w:tblCellSpacing w:w="15" w:type="dxa"/>
+        <w:tblBorders>
+          <w:insideH w:val="single" w:sz="4" w:space="0" w:color="auto"/>
+          <w:insideV w:val="single" w:sz="4" w:space="0" w:color="auto"/>
+        </w:tblBorders>
+        <w:tblCellMar>
+          <w:top w:w="15" w:type="dxa"/>
+          <w:left w:w="15" w:type="dxa"/>
+          <w:bottom w:w="15" w:type="dxa"/>
+          <w:right w:w="15" w:type="dxa"/>
+        </w:tblCellMar>
+        <w:tblLook w:val="04A0" w:firstRow="1" w:lastRow="0" w:firstColumn="1" w:lastColumn="0" w:noHBand="0" w:noVBand="1"/>
+      </w:tblPr>
+      <w:tblGrid>
+        <w:gridCol w:w="6889"/>
+        <w:gridCol w:w="2137"/>
+      </w:tblGrid>
+      <w:tr>
+        <w:trPr>
+          <w:tblHeader/>
+          <w:tblCellSpacing w:w="15" w:type="dxa"/>
+        </w:trPr>
+        <w:tc>
+          <w:tcPr>
+            <w:tcW w:w="0" w:type="auto"/>
+            <w:vAlign w:val="center"/>
+            <w:hideMark/>
+          </w:tcPr>
+          <w:p>
+            <w:pPr>
+              <w:rPr>
+                <w:b/>
+                <w:bCs/>
+              </w:rPr>
+            </w:pPr>
+            <w:proofErr w:type="spellStart"/>
+            <w:r>
+              <w:rPr>
+                <w:b/>
+                <w:bCs/>
+              </w:rPr>
+              <w:t>useradd</w:t>
+            </w:r>
+            <w:proofErr w:type="spellEnd"/>
+          </w:p>
+        </w:tc>
+        <w:tc>
+          <w:tcPr>
+            <w:tcW w:w="0" w:type="auto"/>
+            <w:vAlign w:val="center"/>
+            <w:hideMark/>
+          </w:tcPr>
+          <w:p>
+            <w:pPr>
+              <w:rPr>
+                <w:b/>
+                <w:bCs/>
+              </w:rPr>
+            </w:pPr>
+            <w:proofErr w:type="spellStart"/>
+            <w:r>
+              <w:rPr>
+                <w:b/>
+                <w:bCs/>
+              </w:rPr>
+              <w:t>adduser</w:t>
+            </w:r>
+            <w:proofErr w:type="spellEnd"/>
+          </w:p>
+        </w:tc>
+      </w:tr>
+      <w:tr>
+        <w:trPr>
+          <w:tblCellSpacing w:w="15" w:type="dxa"/>
+        </w:trPr>
+        <w:tc>
+          <w:tcPr>
+            <w:tcW w:w="0" w:type="auto"/>
+            <w:vAlign w:val="center"/>
+            <w:hideMark/>
+          </w:tcPr>
+          <w:p>
+            <w:r>
+              <w:t>Low-level command</w:t>
+            </w:r>
+          </w:p>
+        </w:tc>
+        <w:tc>
+          <w:tcPr>
+            <w:tcW w:w="0" w:type="auto"/>
+            <w:vAlign w:val="center"/>
+            <w:hideMark/>
+          </w:tcPr>
+          <w:p>
+            <w:r>
+              <w:t>Friendly wrapper</w:t>
+            </w:r>
+          </w:p>
+        </w:tc>
+      </w:tr>
+      <w:tr>
+        <w:trPr>
+          <w:tblCellSpacing w:w="15" w:type="dxa"/>
+        </w:trPr>
+        <w:tc>
+          <w:tcPr>
+            <w:tcW w:w="0" w:type="auto"/>
+            <w:vAlign w:val="center"/>
+            <w:hideMark/>
+          </w:tcPr>
+          <w:p>
+            <w:r>
+              <w:t>Doesn't ask questions</w:t>
+            </w:r>
+          </w:p>
+        </w:tc>
+        <w:tc>
+          <w:tcPr>
+            <w:tcW w:w="0" w:type="auto"/>
+            <w:vAlign w:val="center"/>
+            <w:hideMark/>
+          </w:tcPr>
+          <w:p>
+            <w:r>
+              <w:t>Interactive</w:t>
+            </w:r>
+          </w:p>
+        </w:tc>
+      </w:tr>
+      <w:tr>
+        <w:trPr>
+          <w:tblCellSpacing w:w="15" w:type="dxa"/>
+        </w:trPr>
+        <w:tc>
+          <w:tcPr>
+            <w:tcW w:w="0" w:type="auto"/>
+            <w:vAlign w:val="center"/>
+            <w:hideMark/>
+          </w:tcPr>
+          <w:p>
+            <w:r>
+              <w:t>Doesn't always create home directory automatically (depends on distro/config)</w:t>
+            </w:r>
+          </w:p>
+        </w:tc>
+        <w:tc>
+          <w:tcPr>
+            <w:tcW w:w="0" w:type="auto"/>
+            <w:vAlign w:val="center"/>
+            <w:hideMark/>
+          </w:tcPr>
+          <w:p>
+            <w:r>
+              <w:t>Creates home directory</w:t>
+            </w:r>
+          </w:p>
+        </w:tc>
+      </w:tr>
+      <w:tr>
+        <w:trPr>
+          <w:tblCellSpacing w:w="15" w:type="dxa"/>
+        </w:trPr>
+        <w:tc>
+          <w:tcPr>
+            <w:tcW w:w="0" w:type="auto"/>
+            <w:vAlign w:val="center"/>
+            <w:hideMark/>
+          </w:tcPr>
+          <w:p>
+            <w:r>
+              <w:t>Used in scripts</w:t>
+            </w:r>
+          </w:p>
+        </w:tc>
+        <w:tc>
+          <w:tcPr>
+            <w:tcW w:w="0" w:type="auto"/>
+            <w:vAlign w:val="center"/>
+            <w:hideMark/>
+          </w:tcPr>
+          <w:p>
+            <w:r>
+              <w:t>Used manually</w:t>
+            </w:r>
+          </w:p>
+        </w:tc>
+      </w:tr>
+    </w:tbl>
+    <w:p/>
+    <w:p>
+      <w:r>
+        <w:t>Every user has a Shell</w:t>
+      </w:r>
+    </w:p>
+    <w:p>
+      <w:r>
+        <w:t>Example:</w:t>
+      </w:r>
+    </w:p>
+    <w:p>
+      <w:r>
+        <w:t>/bin/bash</w:t>
+      </w:r>
+    </w:p>
+    <w:p>
+      <w:r>
+        <w:t>/bin/</w:t>
+      </w:r>
+      <w:proofErr w:type="spellStart"/>
+      <w:r>
+        <w:t>sh</w:t>
+      </w:r>
+      <w:proofErr w:type="spellEnd"/>
+    </w:p>
+    <w:p>
+      <w:r>
+        <w:t>/bin/</w:t>
+      </w:r>
+      <w:proofErr w:type="spellStart"/>
+      <w:r>
+        <w:t>zsh</w:t>
+      </w:r>
+      <w:proofErr w:type="spellEnd"/>
+    </w:p>
+    <w:p>
+      <w:r>
+        <w:t>Syntax: to know your shell</w:t>
+      </w:r>
+    </w:p>
+    <w:p>
+      <w:r>
+        <w:t>cat /etc/passwd</w:t>
+      </w:r>
+    </w:p>
+    <w:p>
+      <w:pPr>
+        <w:rPr>
+          <w:u w:val="single"/>
+        </w:rPr>
+      </w:pPr>
+      <w:r>
+        <w:rPr>
+          <w:u w:val="single"/>
+        </w:rPr>
+        <w:t>Switch user:</w:t>
+      </w:r>
+    </w:p>
+    <w:p>
+      <w:proofErr w:type="spellStart"/>
+      <w:r>
+        <w:t>su</w:t>
+      </w:r>
+      <w:proofErr w:type="spellEnd"/>
+      <w:r>
+        <w:t xml:space="preserve"> </w:t>
+      </w:r>
+      <w:r>
+        <w:t>&lt;new user&gt;</w:t>
+      </w:r>
+    </w:p>
+    <w:p>
+      <w:r>
+        <w:lastRenderedPageBreak/>
+        <w:t xml:space="preserve">Becomes root- </w:t>
+      </w:r>
+    </w:p>
+    <w:p>
+      <w:proofErr w:type="spellStart"/>
+      <w:r>
+        <w:t>sudo</w:t>
+      </w:r>
+      <w:proofErr w:type="spellEnd"/>
+      <w:r>
+        <w:t xml:space="preserve"> </w:t>
+      </w:r>
+      <w:proofErr w:type="spellStart"/>
+      <w:r>
+        <w:t>su</w:t>
+      </w:r>
+      <w:proofErr w:type="spellEnd"/>
+    </w:p>
+    <w:p>
+      <w:r>
+        <w:t>switch to previous user- use exit</w:t>
+      </w:r>
+    </w:p>
+    <w:p>
+      <w:r>
+        <w:t xml:space="preserve">To lock a user – </w:t>
+      </w:r>
+      <w:proofErr w:type="spellStart"/>
+      <w:r>
+        <w:t>sudo</w:t>
+      </w:r>
+      <w:proofErr w:type="spellEnd"/>
+      <w:r>
+        <w:t xml:space="preserve"> passwd -l &lt;username&gt;</w:t>
+      </w:r>
+    </w:p>
+    <w:p>
+      <w:r>
+        <w:t xml:space="preserve">To unlock a user – </w:t>
+      </w:r>
+      <w:proofErr w:type="spellStart"/>
+      <w:r>
+        <w:t>sudo</w:t>
+      </w:r>
+      <w:proofErr w:type="spellEnd"/>
+      <w:r>
+        <w:t xml:space="preserve"> passwd -u &lt;username&gt;</w:t>
+      </w:r>
+    </w:p>
+    <w:p>
+      <w:r>
+        <w:t>Real-world</w:t>
+      </w:r>
+      <w:r>
+        <w:t xml:space="preserve"> Scenario where we use lock and unlock:</w:t>
+      </w:r>
+    </w:p>
+    <w:p>
+      <w:r>
+        <w:t>Employee leaves company.</w:t>
+      </w:r>
+    </w:p>
+    <w:p>
+      <w:r>
+        <w:t>Don't delete immediately.</w:t>
+      </w:r>
+    </w:p>
+    <w:p>
+      <w:pPr>
+        <w:pBdr>
+          <w:bottom w:val="double" w:sz="6" w:space="1" w:color="auto"/>
+        </w:pBdr>
+      </w:pPr>
+      <w:r>
+        <w:t>Lock account.</w:t>
+      </w:r>
+    </w:p>
+    <w:p>
+      <w:r>
+        <w:t>Instead of this:</w:t>
+      </w:r>
+    </w:p>
+    <w:p>
+      <w:proofErr w:type="spellStart"/>
+      <w:r>
+        <w:t>Userdel</w:t>
+      </w:r>
+      <w:proofErr w:type="spellEnd"/>
+      <w:r>
+        <w:t xml:space="preserve"> &lt;username&gt; - used to delete the user.</w:t>
+      </w:r>
+    </w:p>
+    <w:p>
+      <w:r>
+        <w:t>Use this:</w:t>
+      </w:r>
+    </w:p>
+    <w:p>
+      <w:r>
+        <w:t xml:space="preserve">Sudo </w:t>
+      </w:r>
+      <w:proofErr w:type="spellStart"/>
+      <w:r>
+        <w:t>userdel</w:t>
+      </w:r>
+      <w:proofErr w:type="spellEnd"/>
+      <w:r>
+        <w:t xml:space="preserve"> -r &lt;username&gt;</w:t>
+      </w:r>
+    </w:p>
+    <w:p>
+      <w:r>
+        <w:t>Deletes</w:t>
+      </w:r>
+    </w:p>
+    <w:p>
+      <w:pPr>
+        <w:numPr>
+          <w:ilvl w:val="0"/>
+          <w:numId w:val="2"/>
+        </w:numPr>
+      </w:pPr>
+      <w:r>
+        <w:t xml:space="preserve">User </w:t>
+      </w:r>
+    </w:p>
+    <w:p>
+      <w:pPr>
+        <w:numPr>
+          <w:ilvl w:val="0"/>
+          <w:numId w:val="2"/>
+        </w:numPr>
+      </w:pPr>
+      <w:r>
+        <w:t xml:space="preserve">Home directory </w:t>
+      </w:r>
+    </w:p>
+    <w:p>
+      <w:pPr>
+        <w:numPr>
+          <w:ilvl w:val="0"/>
+          <w:numId w:val="2"/>
+        </w:numPr>
+      </w:pPr>
+      <w:r>
+        <w:t xml:space="preserve">Mail spool (where applicable) </w:t>
+      </w:r>
+    </w:p>
+    <w:p>
+      <w:r>
+        <w:t>Much cleaner.</w:t>
+      </w:r>
+    </w:p>
+    <w:p>
+      <w:r>
+        <w:t>Sudo means super user do</w:t>
+      </w:r>
+      <w:r>
+        <w:br/>
+        <w:t xml:space="preserve">when we use </w:t>
+      </w:r>
+      <w:proofErr w:type="spellStart"/>
+      <w:r>
+        <w:t>sudo</w:t>
+      </w:r>
+      <w:proofErr w:type="spellEnd"/>
+      <w:r>
+        <w:t xml:space="preserve"> </w:t>
+      </w:r>
+      <w:proofErr w:type="spellStart"/>
+      <w:r>
+        <w:t>su</w:t>
+      </w:r>
+      <w:proofErr w:type="spellEnd"/>
+      <w:r>
+        <w:t xml:space="preserve"> it gives you the </w:t>
+      </w:r>
+      <w:r>
+        <w:t xml:space="preserve">root access. </w:t>
+      </w:r>
+      <w:r>
+        <w:br/>
+      </w:r>
+      <w:proofErr w:type="spellStart"/>
+      <w:r>
+        <w:t>sudo</w:t>
+      </w:r>
+      <w:proofErr w:type="spellEnd"/>
+      <w:r>
+        <w:t xml:space="preserve"> apt update – Back to normal user. That is Reena not root.</w:t>
+      </w:r>
+    </w:p>
+    <w:p>
+      <w:r>
+        <w:t>Example Scenario:</w:t>
+      </w:r>
+    </w:p>
+    <w:p>
+      <w:r>
+        <w:t xml:space="preserve">User reena </w:t>
+      </w:r>
+      <w:r>
+        <w:sym w:font="Wingdings" w:char="F0E0"/>
+      </w:r>
+      <w:r>
+        <w:t xml:space="preserve"> (ask </w:t>
+      </w:r>
+      <w:proofErr w:type="spellStart"/>
+      <w:r>
+        <w:t>whoami</w:t>
+      </w:r>
+      <w:proofErr w:type="spellEnd"/>
+      <w:r>
+        <w:t xml:space="preserve"> - </w:t>
+      </w:r>
+      <w:r>
+        <w:t>o/</w:t>
+      </w:r>
+      <w:proofErr w:type="spellStart"/>
+      <w:proofErr w:type="gramStart"/>
+      <w:r>
+        <w:t>p:reena</w:t>
+      </w:r>
+      <w:proofErr w:type="spellEnd"/>
+      <w:proofErr w:type="gramEnd"/>
+      <w:r>
+        <w:t xml:space="preserve">) </w:t>
+      </w:r>
+      <w:r>
+        <w:sym w:font="Wingdings" w:char="F0E0"/>
+      </w:r>
+      <w:r>
+        <w:t xml:space="preserve"> </w:t>
+      </w:r>
+      <w:proofErr w:type="spellStart"/>
+      <w:r>
+        <w:t>sudo</w:t>
+      </w:r>
+      <w:proofErr w:type="spellEnd"/>
+      <w:r>
+        <w:t xml:space="preserve"> apt update </w:t>
+      </w:r>
+      <w:r>
+        <w:sym w:font="Wingdings" w:char="F0E0"/>
+      </w:r>
+      <w:r>
+        <w:t xml:space="preserve"> </w:t>
+      </w:r>
+      <w:r>
+        <w:t xml:space="preserve">(ask </w:t>
+      </w:r>
+      <w:proofErr w:type="spellStart"/>
+      <w:r>
+        <w:t>whoami</w:t>
+      </w:r>
+      <w:proofErr w:type="spellEnd"/>
+      <w:r>
+        <w:t xml:space="preserve"> - o/</w:t>
+      </w:r>
+      <w:proofErr w:type="spellStart"/>
+      <w:proofErr w:type="gramStart"/>
+      <w:r>
+        <w:t>p:reena</w:t>
+      </w:r>
+      <w:proofErr w:type="spellEnd"/>
+      <w:proofErr w:type="gramEnd"/>
+      <w:r>
+        <w:t>)</w:t>
+      </w:r>
+    </w:p>
+    <w:p>
+      <w:r>
+        <w:t xml:space="preserve">This scenario says that, </w:t>
+      </w:r>
+      <w:r>
+        <w:t xml:space="preserve">when we use </w:t>
+      </w:r>
+      <w:proofErr w:type="spellStart"/>
+      <w:r>
+        <w:t>sudo</w:t>
+      </w:r>
+      <w:proofErr w:type="spellEnd"/>
+      <w:r>
+        <w:t xml:space="preserve"> apt update, the user changes to root for few moments and get back to the original user (reena) so even after executing </w:t>
+      </w:r>
+      <w:proofErr w:type="spellStart"/>
+      <w:r>
+        <w:t>sudo</w:t>
+      </w:r>
+      <w:proofErr w:type="spellEnd"/>
+      <w:r>
+        <w:t xml:space="preserve"> apt execute when we use </w:t>
+      </w:r>
+      <w:proofErr w:type="spellStart"/>
+      <w:r>
+        <w:t>whoami</w:t>
+      </w:r>
+      <w:proofErr w:type="spellEnd"/>
+      <w:r>
+        <w:t xml:space="preserve"> output is reena.</w:t>
+      </w:r>
+    </w:p>
+    <w:p>
+      <w:r>
+        <w:t>$- user reena, #- user root</w:t>
+      </w:r>
+    </w:p>
+    <w:p>
+      <w:pPr>
+        <w:rPr>
+          <w:b/>
+          <w:bCs/>
+        </w:rPr>
+      </w:pPr>
+      <w:r>
+        <w:rPr>
+          <w:b/>
+          <w:bCs/>
+        </w:rPr>
+        <w:t>Interview Tip</w:t>
+      </w:r>
+    </w:p>
+    <w:p>
+      <w:r>
+        <w:t>One of the most common Linux interview questions is:</w:t>
+      </w:r>
+    </w:p>
+    <w:p>
+      <w:r>
+        <w:rPr>
+          <w:b/>
+          <w:bCs/>
+        </w:rPr>
+        <w:lastRenderedPageBreak/>
+        <w:t xml:space="preserve">What is the difference between </w:t>
+      </w:r>
+      <w:proofErr w:type="spellStart"/>
+      <w:r>
+        <w:rPr>
+          <w:b/>
+          <w:bCs/>
+        </w:rPr>
+        <w:t>sudo</w:t>
+      </w:r>
+      <w:proofErr w:type="spellEnd"/>
+      <w:r>
+        <w:rPr>
+          <w:b/>
+          <w:bCs/>
+        </w:rPr>
+        <w:t xml:space="preserve"> apt update and </w:t>
+      </w:r>
+      <w:proofErr w:type="spellStart"/>
+      <w:r>
+        <w:rPr>
+          <w:b/>
+          <w:bCs/>
+        </w:rPr>
+        <w:t>sudo</w:t>
+      </w:r>
+      <w:proofErr w:type="spellEnd"/>
+      <w:r>
+        <w:rPr>
+          <w:b/>
+          <w:bCs/>
+        </w:rPr>
+        <w:t xml:space="preserve"> </w:t>
+      </w:r>
+      <w:proofErr w:type="spellStart"/>
+      <w:r>
+        <w:rPr>
+          <w:b/>
+          <w:bCs/>
+        </w:rPr>
+        <w:t>su</w:t>
+      </w:r>
+      <w:proofErr w:type="spellEnd"/>
+      <w:r>
+        <w:rPr>
+          <w:b/>
+          <w:bCs/>
+        </w:rPr>
+        <w:t>?</w:t>
+      </w:r>
+    </w:p>
+    <w:p>
+      <w:r>
+        <w:rPr>
+          <w:b/>
+          <w:bCs/>
+        </w:rPr>
+        <w:t>Answer:</w:t>
+      </w:r>
+    </w:p>
+    <w:p>
+      <w:pPr>
+        <w:numPr>
+          <w:ilvl w:val="0"/>
+          <w:numId w:val="3"/>
+        </w:numPr>
+      </w:pPr>
+      <w:proofErr w:type="spellStart"/>
+      <w:r>
+        <w:t>sudo</w:t>
+      </w:r>
+      <w:proofErr w:type="spellEnd"/>
+      <w:r>
+        <w:t xml:space="preserve"> apt update → Runs </w:t>
+      </w:r>
+      <w:r>
+        <w:rPr>
+          <w:b/>
+          <w:bCs/>
+        </w:rPr>
+        <w:t>only that single command</w:t>
+      </w:r>
+      <w:r>
+        <w:t xml:space="preserve"> with root privileges. After it finishes, you remain a normal user. </w:t>
+      </w:r>
+    </w:p>
+    <w:p>
+      <w:pPr>
+        <w:numPr>
+          <w:ilvl w:val="0"/>
+          <w:numId w:val="3"/>
+        </w:numPr>
+      </w:pPr>
+      <w:proofErr w:type="spellStart"/>
+      <w:r>
+        <w:t>sudo</w:t>
+      </w:r>
+      <w:proofErr w:type="spellEnd"/>
+      <w:r>
+        <w:t xml:space="preserve"> </w:t>
+      </w:r>
+      <w:proofErr w:type="spellStart"/>
+      <w:r>
+        <w:t>su</w:t>
+      </w:r>
+      <w:proofErr w:type="spellEnd"/>
+      <w:r>
+        <w:t xml:space="preserve"> → Opens a </w:t>
+      </w:r>
+      <w:r>
+        <w:rPr>
+          <w:b/>
+          <w:bCs/>
+        </w:rPr>
+        <w:t>root shell</w:t>
+      </w:r>
+      <w:r>
+        <w:t>, so every command you run afterward executes as root until you exit.</w:t>
+      </w:r>
+    </w:p>
+    <w:p>
+      <w:pPr>
+        <w:rPr>
+          <w:b/>
+          <w:bCs/>
+        </w:rPr>
+      </w:pPr>
+      <w:r>
+        <w:rPr>
+          <w:b/>
+          <w:bCs/>
+        </w:rPr>
+        <w:t>Cat Commands:</w:t>
+      </w:r>
+      <w:r>
+        <w:rPr>
+          <w:b/>
+          <w:bCs/>
+        </w:rPr>
+        <w:t xml:space="preserve"> (have to try this command tmrw)</w:t>
+      </w:r>
+    </w:p>
+    <w:tbl>
+      <w:tblPr>
+        <w:tblW w:w="9236" w:type="dxa"/>
+        <w:tblCellSpacing w:w="15" w:type="dxa"/>
+        <w:tblBorders>
+          <w:top w:val="single" w:sz="4" w:space="0" w:color="auto"/>
+          <w:left w:val="single" w:sz="4" w:space="0" w:color="auto"/>
+          <w:bottom w:val="single" w:sz="4" w:space="0" w:color="auto"/>
+          <w:right w:val="single" w:sz="4" w:space="0" w:color="auto"/>
+          <w:insideH w:val="single" w:sz="4" w:space="0" w:color="auto"/>
+          <w:insideV w:val="single" w:sz="4" w:space="0" w:color="auto"/>
+        </w:tblBorders>
+        <w:tblCellMar>
+          <w:top w:w="15" w:type="dxa"/>
+          <w:left w:w="15" w:type="dxa"/>
+          <w:bottom w:w="15" w:type="dxa"/>
+          <w:right w:w="15" w:type="dxa"/>
+        </w:tblCellMar>
+        <w:tblLook w:val="04A0" w:firstRow="1" w:lastRow="0" w:firstColumn="1" w:lastColumn="0" w:noHBand="0" w:noVBand="1"/>
+      </w:tblPr>
+      <w:tblGrid>
+        <w:gridCol w:w="3057"/>
+        <w:gridCol w:w="2242"/>
+        <w:gridCol w:w="3937"/>
+      </w:tblGrid>
+      <w:tr>
+        <w:trPr>
+          <w:trHeight w:val="524"/>
+          <w:tblHeader/>
+          <w:tblCellSpacing w:w="15" w:type="dxa"/>
+        </w:trPr>
+        <w:tc>
+          <w:tcPr>
+            <w:tcW w:w="0" w:type="auto"/>
+            <w:vAlign w:val="center"/>
+            <w:hideMark/>
+          </w:tcPr>
+          <w:p>
+            <w:pPr>
+              <w:rPr>
+                <w:b/>
+                <w:bCs/>
+              </w:rPr>
+            </w:pPr>
+            <w:r>
+              <w:rPr>
+                <w:b/>
+                <w:bCs/>
+              </w:rPr>
+              <w:t>Command</w:t>
+            </w:r>
+          </w:p>
+        </w:tc>
+        <w:tc>
+          <w:tcPr>
+            <w:tcW w:w="0" w:type="auto"/>
+            <w:vAlign w:val="center"/>
+            <w:hideMark/>
+          </w:tcPr>
+          <w:p>
+            <w:pPr>
+              <w:rPr>
+                <w:b/>
+                <w:bCs/>
+              </w:rPr>
+            </w:pPr>
+            <w:r>
+              <w:rPr>
+                <w:b/>
+                <w:bCs/>
+              </w:rPr>
+              <w:t>Purpose</w:t>
+            </w:r>
+          </w:p>
+        </w:tc>
+        <w:tc>
+          <w:tcPr>
+            <w:tcW w:w="0" w:type="auto"/>
+            <w:vAlign w:val="center"/>
+            <w:hideMark/>
+          </w:tcPr>
+          <w:p>
+            <w:pPr>
+              <w:rPr>
+                <w:b/>
+                <w:bCs/>
+              </w:rPr>
+            </w:pPr>
+            <w:r>
+              <w:rPr>
+                <w:b/>
+                <w:bCs/>
+              </w:rPr>
+              <w:t>Real-world Scenario</w:t>
+            </w:r>
+          </w:p>
+        </w:tc>
+      </w:tr>
+      <w:tr>
+        <w:trPr>
+          <w:trHeight w:val="524"/>
+          <w:tblCellSpacing w:w="15" w:type="dxa"/>
+        </w:trPr>
+        <w:tc>
+          <w:tcPr>
+            <w:tcW w:w="0" w:type="auto"/>
+            <w:vAlign w:val="center"/>
+            <w:hideMark/>
+          </w:tcPr>
+          <w:p>
+            <w:r>
+              <w:t>cat file.txt</w:t>
+            </w:r>
+          </w:p>
+        </w:tc>
+        <w:tc>
+          <w:tcPr>
+            <w:tcW w:w="0" w:type="auto"/>
+            <w:vAlign w:val="center"/>
+            <w:hideMark/>
+          </w:tcPr>
+          <w:p>
+            <w:r>
+              <w:t>Display file</w:t>
+            </w:r>
+          </w:p>
+        </w:tc>
+        <w:tc>
+          <w:tcPr>
+            <w:tcW w:w="0" w:type="auto"/>
+            <w:vAlign w:val="center"/>
+            <w:hideMark/>
+          </w:tcPr>
+          <w:p>
+            <w:r>
+              <w:t>Read a small config file</w:t>
+            </w:r>
+          </w:p>
+        </w:tc>
+      </w:tr>
+      <w:tr>
+        <w:trPr>
+          <w:trHeight w:val="532"/>
+          <w:tblCellSpacing w:w="15" w:type="dxa"/>
+        </w:trPr>
+        <w:tc>
+          <w:tcPr>
+            <w:tcW w:w="0" w:type="auto"/>
+            <w:vAlign w:val="center"/>
+            <w:hideMark/>
+          </w:tcPr>
+          <w:p>
+            <w:r>
+              <w:t>cat -n file.txt</w:t>
+            </w:r>
+          </w:p>
+        </w:tc>
+        <w:tc>
+          <w:tcPr>
+            <w:tcW w:w="0" w:type="auto"/>
+            <w:vAlign w:val="center"/>
+            <w:hideMark/>
+          </w:tcPr>
+          <w:p>
+            <w:r>
+              <w:t>Show line numbers</w:t>
+            </w:r>
+          </w:p>
+        </w:tc>
+        <w:tc>
+          <w:tcPr>
+            <w:tcW w:w="0" w:type="auto"/>
+            <w:vAlign w:val="center"/>
+            <w:hideMark/>
+          </w:tcPr>
+          <w:p>
+            <w:r>
+              <w:t>Debug configuration line numbers</w:t>
+            </w:r>
+          </w:p>
+        </w:tc>
+      </w:tr>
+      <w:tr>
+        <w:trPr>
+          <w:trHeight w:val="524"/>
+          <w:tblCellSpacing w:w="15" w:type="dxa"/>
+        </w:trPr>
+        <w:tc>
+          <w:tcPr>
+            <w:tcW w:w="0" w:type="auto"/>
+            <w:vAlign w:val="center"/>
+            <w:hideMark/>
+          </w:tcPr>
+          <w:p>
+            <w:r>
+              <w:t>cat file1 file2</w:t>
+            </w:r>
+          </w:p>
+        </w:tc>
+        <w:tc>
+          <w:tcPr>
+            <w:tcW w:w="0" w:type="auto"/>
+            <w:vAlign w:val="center"/>
+            <w:hideMark/>
+          </w:tcPr>
+          <w:p>
+            <w:r>
+              <w:t>Merge display</w:t>
+            </w:r>
+          </w:p>
+        </w:tc>
+        <w:tc>
+          <w:tcPr>
+            <w:tcW w:w="0" w:type="auto"/>
+            <w:vAlign w:val="center"/>
+            <w:hideMark/>
+          </w:tcPr>
+          <w:p>
+            <w:r>
+              <w:t>Read two logs together</w:t>
+            </w:r>
+          </w:p>
+        </w:tc>
+      </w:tr>
+      <w:tr>
+        <w:trPr>
+          <w:trHeight w:val="524"/>
+          <w:tblCellSpacing w:w="15" w:type="dxa"/>
+        </w:trPr>
+        <w:tc>
+          <w:tcPr>
+            <w:tcW w:w="0" w:type="auto"/>
+            <w:vAlign w:val="center"/>
+            <w:hideMark/>
+          </w:tcPr>
+          <w:p>
+            <w:r>
+              <w:t>cat file1 file2 &gt; merged.txt</w:t>
+            </w:r>
+            <w:r>
+              <w:t xml:space="preserve"> </w:t>
+            </w:r>
+          </w:p>
+        </w:tc>
+        <w:tc>
+          <w:tcPr>
+            <w:tcW w:w="0" w:type="auto"/>
+            <w:vAlign w:val="center"/>
+            <w:hideMark/>
+          </w:tcPr>
+          <w:p>
+            <w:r>
+              <w:t>Merge files</w:t>
+            </w:r>
+          </w:p>
+        </w:tc>
+        <w:tc>
+          <w:tcPr>
+            <w:tcW w:w="0" w:type="auto"/>
+            <w:vAlign w:val="center"/>
+            <w:hideMark/>
+          </w:tcPr>
+          <w:p>
+            <w:r>
+              <w:t>Combine reports</w:t>
+            </w:r>
+          </w:p>
+        </w:tc>
+      </w:tr>
+    </w:tbl>
+    <w:p>
+      <w:pPr>
+        <w:rPr>
+          <w:b/>
+          <w:bCs/>
+        </w:rPr>
+      </w:pPr>
+    </w:p>
+    <w:p>
+      <w:pPr>
+        <w:rPr>
+          <w:b/>
+          <w:bCs/>
+        </w:rPr>
+      </w:pPr>
+    </w:p>
+    <w:p>
+      <w:pPr>
+        <w:rPr>
+          <w:b/>
+          <w:bCs/>
+        </w:rPr>
+      </w:pPr>
+    </w:p>
+    <w:p>
+      <w:pPr>
+        <w:rPr>
+          <w:b/>
+          <w:bCs/>
+        </w:rPr>
+      </w:pPr>
+    </w:p>
+    <w:p/>
+    <w:p/>
+    <w:p/>
+    <w:p/>
+    <w:p>
+      <w:pPr>
+        <w:pStyle w:val="ListParagraph"/>
+      </w:pPr>
+    </w:p>
+    <w:p/>
     <w:sectPr>
       <w:pgSz w:w="11906" w:h="16838"/>
       <w:pgMar w:top="1440" w:right="1440" w:bottom="1440" w:left="1440" w:header="708" w:footer="708" w:gutter="0"/>
@@ -1130,6 +2406,407 @@
     </w:sectPr>
   </w:body>
 </w:document>
+</file>
+
+<file path=word/numbering.xml><?xml version="1.0" encoding="utf-8"?>
+<w:numbering xmlns:wpc="http://schemas.microsoft.com/office/word/2010/wordprocessingCanvas" xmlns:cx="http://schemas.microsoft.com/office/drawing/2014/chartex" xmlns:cx1="http://schemas.microsoft.com/office/drawing/2015/9/8/chartex" xmlns:cx2="http://schemas.microsoft.com/office/drawing/2015/10/21/chartex" xmlns:cx3="http://schemas.microsoft.com/office/drawing/2016/5/9/chartex" xmlns:cx4="http://schemas.microsoft.com/office/drawing/2016/5/10/chartex" xmlns:cx5="http://schemas.microsoft.com/office/drawing/2016/5/11/chartex" xmlns:cx6="http://schemas.microsoft.com/office/drawing/2016/5/12/chartex" xmlns:cx7="http://schemas.microsoft.com/office/drawing/2016/5/13/chartex" xmlns:cx8="http://schemas.microsoft.com/office/drawing/2016/5/14/chartex" xmlns:mc="http://schemas.openxmlformats.org/markup-compatibility/2006" xmlns:aink="http://schemas.microsoft.com/office/drawing/2016/ink" xmlns:am3d="http://schemas.microsoft.com/office/drawing/2017/model3d" xmlns:o="urn:schemas-microsoft-com:office:office" xmlns:oel="http://schemas.microsoft.com/office/2019/extlst" xmlns:r="http://schemas.openxmlformats.org/officeDocument/2006/relationships" xmlns:m="http://schemas.openxmlformats.org/officeDocument/2006/math" xmlns:v="urn:schemas-microsoft-com:vml" xmlns:wp14="http://schemas.microsoft.com/office/word/2010/wordprocessingDrawing" xmlns:wp="http://schemas.openxmlformats.org/drawingml/2006/wordprocessingDrawing" xmlns:w10="urn:schemas-microsoft-com:office:word" xmlns:w="http://schemas.openxmlformats.org/wordprocessingml/2006/main" xmlns:w14="http://schemas.microsoft.com/office/word/2010/wordml" xmlns:w15="http://schemas.microsoft.com/office/word/2012/wordml" xmlns:w16cex="http://schemas.microsoft.com/office/word/2018/wordml/cex" xmlns:w16cid="http://schemas.microsoft.com/office/word/2016/wordml/cid" xmlns:w16="http://schemas.microsoft.com/office/word/2018/wordml" xmlns:w16du="http://schemas.microsoft.com/office/word/2023/wordml/word16du" xmlns:w16sdtdh="http://schemas.microsoft.com/office/word/2020/wordml/sdtdatahash" xmlns:w16sdtfl="http://schemas.microsoft.com/office/word/2024/wordml/sdtformatlock" xmlns:w16se="http://schemas.microsoft.com/office/word/2015/wordml/symex" xmlns:wpg="http://schemas.microsoft.com/office/word/2010/wordprocessingGroup" xmlns:wpi="http://schemas.microsoft.com/office/word/2010/wordprocessingInk" xmlns:wne="http://schemas.microsoft.com/office/word/2006/wordml" xmlns:wps="http://schemas.microsoft.com/office/word/2010/wordprocessingShape" mc:Ignorable="w14 w15 w16se w16cid w16 w16cex w16sdtdh w16sdtfl w16du wp14">
+  <w:abstractNum w:abstractNumId="0" w15:restartNumberingAfterBreak="0">
+    <w:nsid w:val="13E27CB3"/>
+    <w:multiLevelType w:val="multilevel"/>
+    <w:tmpl w:val="6736233A"/>
+    <w:lvl w:ilvl="0">
+      <w:start w:val="1"/>
+      <w:numFmt w:val="bullet"/>
+      <w:lvlText w:val=""/>
+      <w:lvlJc w:val="left"/>
+      <w:pPr>
+        <w:tabs>
+          <w:tab w:val="num" w:pos="720"/>
+        </w:tabs>
+        <w:ind w:left="720" w:hanging="360"/>
+      </w:pPr>
+      <w:rPr>
+        <w:rFonts w:ascii="Symbol" w:hAnsi="Symbol" w:hint="default"/>
+        <w:sz w:val="20"/>
+      </w:rPr>
+    </w:lvl>
+    <w:lvl w:ilvl="1" w:tentative="1">
+      <w:start w:val="1"/>
+      <w:numFmt w:val="bullet"/>
+      <w:lvlText w:val="o"/>
+      <w:lvlJc w:val="left"/>
+      <w:pPr>
+        <w:tabs>
+          <w:tab w:val="num" w:pos="1440"/>
+        </w:tabs>
+        <w:ind w:left="1440" w:hanging="360"/>
+      </w:pPr>
+      <w:rPr>
+        <w:rFonts w:ascii="Courier New" w:hAnsi="Courier New" w:hint="default"/>
+        <w:sz w:val="20"/>
+      </w:rPr>
+    </w:lvl>
+    <w:lvl w:ilvl="2" w:tentative="1">
+      <w:start w:val="1"/>
+      <w:numFmt w:val="bullet"/>
+      <w:lvlText w:val=""/>
+      <w:lvlJc w:val="left"/>
+      <w:pPr>
+        <w:tabs>
+          <w:tab w:val="num" w:pos="2160"/>
+        </w:tabs>
+        <w:ind w:left="2160" w:hanging="360"/>
+      </w:pPr>
+      <w:rPr>
+        <w:rFonts w:ascii="Wingdings" w:hAnsi="Wingdings" w:hint="default"/>
+        <w:sz w:val="20"/>
+      </w:rPr>
+    </w:lvl>
+    <w:lvl w:ilvl="3" w:tentative="1">
+      <w:start w:val="1"/>
+      <w:numFmt w:val="bullet"/>
+      <w:lvlText w:val=""/>
+      <w:lvlJc w:val="left"/>
+      <w:pPr>
+        <w:tabs>
+          <w:tab w:val="num" w:pos="2880"/>
+        </w:tabs>
+        <w:ind w:left="2880" w:hanging="360"/>
+      </w:pPr>
+      <w:rPr>
+        <w:rFonts w:ascii="Wingdings" w:hAnsi="Wingdings" w:hint="default"/>
+        <w:sz w:val="20"/>
+      </w:rPr>
+    </w:lvl>
+    <w:lvl w:ilvl="4" w:tentative="1">
+      <w:start w:val="1"/>
+      <w:numFmt w:val="bullet"/>
+      <w:lvlText w:val=""/>
+      <w:lvlJc w:val="left"/>
+      <w:pPr>
+        <w:tabs>
+          <w:tab w:val="num" w:pos="3600"/>
+        </w:tabs>
+        <w:ind w:left="3600" w:hanging="360"/>
+      </w:pPr>
+      <w:rPr>
+        <w:rFonts w:ascii="Wingdings" w:hAnsi="Wingdings" w:hint="default"/>
+        <w:sz w:val="20"/>
+      </w:rPr>
+    </w:lvl>
+    <w:lvl w:ilvl="5" w:tentative="1">
+      <w:start w:val="1"/>
+      <w:numFmt w:val="bullet"/>
+      <w:lvlText w:val=""/>
+      <w:lvlJc w:val="left"/>
+      <w:pPr>
+        <w:tabs>
+          <w:tab w:val="num" w:pos="4320"/>
+        </w:tabs>
+        <w:ind w:left="4320" w:hanging="360"/>
+      </w:pPr>
+      <w:rPr>
+        <w:rFonts w:ascii="Wingdings" w:hAnsi="Wingdings" w:hint="default"/>
+        <w:sz w:val="20"/>
+      </w:rPr>
+    </w:lvl>
+    <w:lvl w:ilvl="6" w:tentative="1">
+      <w:start w:val="1"/>
+      <w:numFmt w:val="bullet"/>
+      <w:lvlText w:val=""/>
+      <w:lvlJc w:val="left"/>
+      <w:pPr>
+        <w:tabs>
+          <w:tab w:val="num" w:pos="5040"/>
+        </w:tabs>
+        <w:ind w:left="5040" w:hanging="360"/>
+      </w:pPr>
+      <w:rPr>
+        <w:rFonts w:ascii="Wingdings" w:hAnsi="Wingdings" w:hint="default"/>
+        <w:sz w:val="20"/>
+      </w:rPr>
+    </w:lvl>
+    <w:lvl w:ilvl="7" w:tentative="1">
+      <w:start w:val="1"/>
+      <w:numFmt w:val="bullet"/>
+      <w:lvlText w:val=""/>
+      <w:lvlJc w:val="left"/>
+      <w:pPr>
+        <w:tabs>
+          <w:tab w:val="num" w:pos="5760"/>
+        </w:tabs>
+        <w:ind w:left="5760" w:hanging="360"/>
+      </w:pPr>
+      <w:rPr>
+        <w:rFonts w:ascii="Wingdings" w:hAnsi="Wingdings" w:hint="default"/>
+        <w:sz w:val="20"/>
+      </w:rPr>
+    </w:lvl>
+    <w:lvl w:ilvl="8" w:tentative="1">
+      <w:start w:val="1"/>
+      <w:numFmt w:val="bullet"/>
+      <w:lvlText w:val=""/>
+      <w:lvlJc w:val="left"/>
+      <w:pPr>
+        <w:tabs>
+          <w:tab w:val="num" w:pos="6480"/>
+        </w:tabs>
+        <w:ind w:left="6480" w:hanging="360"/>
+      </w:pPr>
+      <w:rPr>
+        <w:rFonts w:ascii="Wingdings" w:hAnsi="Wingdings" w:hint="default"/>
+        <w:sz w:val="20"/>
+      </w:rPr>
+    </w:lvl>
+  </w:abstractNum>
+  <w:abstractNum w:abstractNumId="1" w15:restartNumberingAfterBreak="0">
+    <w:nsid w:val="3DE07104"/>
+    <w:multiLevelType w:val="multilevel"/>
+    <w:tmpl w:val="D1F890D4"/>
+    <w:lvl w:ilvl="0">
+      <w:start w:val="1"/>
+      <w:numFmt w:val="bullet"/>
+      <w:lvlText w:val=""/>
+      <w:lvlJc w:val="left"/>
+      <w:pPr>
+        <w:tabs>
+          <w:tab w:val="num" w:pos="720"/>
+        </w:tabs>
+        <w:ind w:left="720" w:hanging="360"/>
+      </w:pPr>
+      <w:rPr>
+        <w:rFonts w:ascii="Symbol" w:hAnsi="Symbol" w:hint="default"/>
+        <w:sz w:val="20"/>
+      </w:rPr>
+    </w:lvl>
+    <w:lvl w:ilvl="1" w:tentative="1">
+      <w:start w:val="1"/>
+      <w:numFmt w:val="bullet"/>
+      <w:lvlText w:val="o"/>
+      <w:lvlJc w:val="left"/>
+      <w:pPr>
+        <w:tabs>
+          <w:tab w:val="num" w:pos="1440"/>
+        </w:tabs>
+        <w:ind w:left="1440" w:hanging="360"/>
+      </w:pPr>
+      <w:rPr>
+        <w:rFonts w:ascii="Courier New" w:hAnsi="Courier New" w:hint="default"/>
+        <w:sz w:val="20"/>
+      </w:rPr>
+    </w:lvl>
+    <w:lvl w:ilvl="2" w:tentative="1">
+      <w:start w:val="1"/>
+      <w:numFmt w:val="bullet"/>
+      <w:lvlText w:val=""/>
+      <w:lvlJc w:val="left"/>
+      <w:pPr>
+        <w:tabs>
+          <w:tab w:val="num" w:pos="2160"/>
+        </w:tabs>
+        <w:ind w:left="2160" w:hanging="360"/>
+      </w:pPr>
+      <w:rPr>
+        <w:rFonts w:ascii="Wingdings" w:hAnsi="Wingdings" w:hint="default"/>
+        <w:sz w:val="20"/>
+      </w:rPr>
+    </w:lvl>
+    <w:lvl w:ilvl="3" w:tentative="1">
+      <w:start w:val="1"/>
+      <w:numFmt w:val="bullet"/>
+      <w:lvlText w:val=""/>
+      <w:lvlJc w:val="left"/>
+      <w:pPr>
+        <w:tabs>
+          <w:tab w:val="num" w:pos="2880"/>
+        </w:tabs>
+        <w:ind w:left="2880" w:hanging="360"/>
+      </w:pPr>
+      <w:rPr>
+        <w:rFonts w:ascii="Wingdings" w:hAnsi="Wingdings" w:hint="default"/>
+        <w:sz w:val="20"/>
+      </w:rPr>
+    </w:lvl>
+    <w:lvl w:ilvl="4" w:tentative="1">
+      <w:start w:val="1"/>
+      <w:numFmt w:val="bullet"/>
+      <w:lvlText w:val=""/>
+      <w:lvlJc w:val="left"/>
+      <w:pPr>
+        <w:tabs>
+          <w:tab w:val="num" w:pos="3600"/>
+        </w:tabs>
+        <w:ind w:left="3600" w:hanging="360"/>
+      </w:pPr>
+      <w:rPr>
+        <w:rFonts w:ascii="Wingdings" w:hAnsi="Wingdings" w:hint="default"/>
+        <w:sz w:val="20"/>
+      </w:rPr>
+    </w:lvl>
+    <w:lvl w:ilvl="5" w:tentative="1">
+      <w:start w:val="1"/>
+      <w:numFmt w:val="bullet"/>
+      <w:lvlText w:val=""/>
+      <w:lvlJc w:val="left"/>
+      <w:pPr>
+        <w:tabs>
+          <w:tab w:val="num" w:pos="4320"/>
+        </w:tabs>
+        <w:ind w:left="4320" w:hanging="360"/>
+      </w:pPr>
+      <w:rPr>
+        <w:rFonts w:ascii="Wingdings" w:hAnsi="Wingdings" w:hint="default"/>
+        <w:sz w:val="20"/>
+      </w:rPr>
+    </w:lvl>
+    <w:lvl w:ilvl="6" w:tentative="1">
+      <w:start w:val="1"/>
+      <w:numFmt w:val="bullet"/>
+      <w:lvlText w:val=""/>
+      <w:lvlJc w:val="left"/>
+      <w:pPr>
+        <w:tabs>
+          <w:tab w:val="num" w:pos="5040"/>
+        </w:tabs>
+        <w:ind w:left="5040" w:hanging="360"/>
+      </w:pPr>
+      <w:rPr>
+        <w:rFonts w:ascii="Wingdings" w:hAnsi="Wingdings" w:hint="default"/>
+        <w:sz w:val="20"/>
+      </w:rPr>
+    </w:lvl>
+    <w:lvl w:ilvl="7" w:tentative="1">
+      <w:start w:val="1"/>
+      <w:numFmt w:val="bullet"/>
+      <w:lvlText w:val=""/>
+      <w:lvlJc w:val="left"/>
+      <w:pPr>
+        <w:tabs>
+          <w:tab w:val="num" w:pos="5760"/>
+        </w:tabs>
+        <w:ind w:left="5760" w:hanging="360"/>
+      </w:pPr>
+      <w:rPr>
+        <w:rFonts w:ascii="Wingdings" w:hAnsi="Wingdings" w:hint="default"/>
+        <w:sz w:val="20"/>
+      </w:rPr>
+    </w:lvl>
+    <w:lvl w:ilvl="8" w:tentative="1">
+      <w:start w:val="1"/>
+      <w:numFmt w:val="bullet"/>
+      <w:lvlText w:val=""/>
+      <w:lvlJc w:val="left"/>
+      <w:pPr>
+        <w:tabs>
+          <w:tab w:val="num" w:pos="6480"/>
+        </w:tabs>
+        <w:ind w:left="6480" w:hanging="360"/>
+      </w:pPr>
+      <w:rPr>
+        <w:rFonts w:ascii="Wingdings" w:hAnsi="Wingdings" w:hint="default"/>
+        <w:sz w:val="20"/>
+      </w:rPr>
+    </w:lvl>
+  </w:abstractNum>
+  <w:abstractNum w:abstractNumId="2" w15:restartNumberingAfterBreak="0">
+    <w:nsid w:val="503672DB"/>
+    <w:multiLevelType w:val="hybridMultilevel"/>
+    <w:tmpl w:val="117C0C92"/>
+    <w:lvl w:ilvl="0" w:tplc="4009000F">
+      <w:start w:val="1"/>
+      <w:numFmt w:val="decimal"/>
+      <w:lvlText w:val="%1."/>
+      <w:lvlJc w:val="left"/>
+      <w:pPr>
+        <w:ind w:left="720" w:hanging="360"/>
+      </w:pPr>
+      <w:rPr>
+        <w:rFonts w:hint="default"/>
+      </w:rPr>
+    </w:lvl>
+    <w:lvl w:ilvl="1" w:tplc="40090019" w:tentative="1">
+      <w:start w:val="1"/>
+      <w:numFmt w:val="lowerLetter"/>
+      <w:lvlText w:val="%2."/>
+      <w:lvlJc w:val="left"/>
+      <w:pPr>
+        <w:ind w:left="1440" w:hanging="360"/>
+      </w:pPr>
+    </w:lvl>
+    <w:lvl w:ilvl="2" w:tplc="4009001B" w:tentative="1">
+      <w:start w:val="1"/>
+      <w:numFmt w:val="lowerRoman"/>
+      <w:lvlText w:val="%3."/>
+      <w:lvlJc w:val="right"/>
+      <w:pPr>
+        <w:ind w:left="2160" w:hanging="180"/>
+      </w:pPr>
+    </w:lvl>
+    <w:lvl w:ilvl="3" w:tplc="4009000F" w:tentative="1">
+      <w:start w:val="1"/>
+      <w:numFmt w:val="decimal"/>
+      <w:lvlText w:val="%4."/>
+      <w:lvlJc w:val="left"/>
+      <w:pPr>
+        <w:ind w:left="2880" w:hanging="360"/>
+      </w:pPr>
+    </w:lvl>
+    <w:lvl w:ilvl="4" w:tplc="40090019" w:tentative="1">
+      <w:start w:val="1"/>
+      <w:numFmt w:val="lowerLetter"/>
+      <w:lvlText w:val="%5."/>
+      <w:lvlJc w:val="left"/>
+      <w:pPr>
+        <w:ind w:left="3600" w:hanging="360"/>
+      </w:pPr>
+    </w:lvl>
+    <w:lvl w:ilvl="5" w:tplc="4009001B" w:tentative="1">
+      <w:start w:val="1"/>
+      <w:numFmt w:val="lowerRoman"/>
+      <w:lvlText w:val="%6."/>
+      <w:lvlJc w:val="right"/>
+      <w:pPr>
+        <w:ind w:left="4320" w:hanging="180"/>
+      </w:pPr>
+    </w:lvl>
+    <w:lvl w:ilvl="6" w:tplc="4009000F" w:tentative="1">
+      <w:start w:val="1"/>
+      <w:numFmt w:val="decimal"/>
+      <w:lvlText w:val="%7."/>
+      <w:lvlJc w:val="left"/>
+      <w:pPr>
+        <w:ind w:left="5040" w:hanging="360"/>
+      </w:pPr>
+    </w:lvl>
+    <w:lvl w:ilvl="7" w:tplc="40090019" w:tentative="1">
+      <w:start w:val="1"/>
+      <w:numFmt w:val="lowerLetter"/>
+      <w:lvlText w:val="%8."/>
+      <w:lvlJc w:val="left"/>
+      <w:pPr>
+        <w:ind w:left="5760" w:hanging="360"/>
+      </w:pPr>
+    </w:lvl>
+    <w:lvl w:ilvl="8" w:tplc="4009001B" w:tentative="1">
+      <w:start w:val="1"/>
+      <w:numFmt w:val="lowerRoman"/>
+      <w:lvlText w:val="%9."/>
+      <w:lvlJc w:val="right"/>
+      <w:pPr>
+        <w:ind w:left="6480" w:hanging="180"/>
+      </w:pPr>
+    </w:lvl>
+  </w:abstractNum>
+  <w:num w:numId="1" w16cid:durableId="546339748">
+    <w:abstractNumId w:val="2"/>
+  </w:num>
+  <w:num w:numId="2" w16cid:durableId="1517843222">
+    <w:abstractNumId w:val="0"/>
+  </w:num>
+  <w:num w:numId="3" w16cid:durableId="1165391654">
+    <w:abstractNumId w:val="1"/>
+  </w:num>
+</w:numbering>
 </file>
 
 <file path=word/styles.xml><?xml version="1.0" encoding="utf-8"?>
@@ -1737,7 +3414,6 @@
   <w:style w:type="character" w:default="1" w:styleId="DefaultParagraphFont">
     <w:name w:val="Default Paragraph Font"/>
     <w:uiPriority w:val="1"/>
-    <w:semiHidden/>
     <w:unhideWhenUsed/>
   </w:style>
   <w:style w:type="table" w:default="1" w:styleId="TableNormal">
@@ -2402,4 +4078,16 @@
   <a:objectDefaults/>
   <a:extraClrSchemeLst/>
 </a:theme>
+</file>
+
+<file path=customXml/item1.xml><?xml version="1.0" encoding="utf-8"?>
+<b:Sources xmlns:b="http://schemas.openxmlformats.org/officeDocument/2006/bibliography" xmlns="http://schemas.openxmlformats.org/officeDocument/2006/bibliography" SelectedStyle="\APASixthEditionOfficeOnline.xsl" StyleName="APA" Version="6"/>
+</file>
+
+<file path=customXml/itemProps1.xml><?xml version="1.0" encoding="utf-8"?>
+<ds:datastoreItem xmlns:ds="http://schemas.openxmlformats.org/officeDocument/2006/customXml" ds:itemID="{E6354339-D08F-4DA8-9237-0E35DE5E2320}">
+  <ds:schemaRefs>
+    <ds:schemaRef ds:uri="http://schemas.openxmlformats.org/officeDocument/2006/bibliography"/>
+  </ds:schemaRefs>
+</ds:datastoreItem>
 </file>
--- a/Linux_notes.docx
+++ b/Linux_notes.docx
@@ -29,7 +29,7 @@
                     <pic:cNvPicPr/>
                   </pic:nvPicPr>
                   <pic:blipFill>
-                    <a:blip r:embed="rId6"/>
+                    <a:blip r:embed="rId8"/>
                     <a:stretch>
                       <a:fillRect/>
                     </a:stretch>
@@ -222,19 +222,8 @@
                 <w:szCs w:val="20"/>
                 <w:lang w:eastAsia="en-IN"/>
               </w:rPr>
-              <w:t>/</w:t>
-            </w:r>
-            <w:proofErr w:type="gramStart"/>
-            <w:r>
-              <w:rPr>
-                <w:rFonts w:ascii="Courier New" w:eastAsia="Times New Roman" w:hAnsi="Courier New" w:cs="Courier New"/>
-                <w:sz w:val="20"/>
-                <w:szCs w:val="20"/>
-                <w:lang w:eastAsia="en-IN"/>
-              </w:rPr>
-              <w:t>home</w:t>
-            </w:r>
-            <w:proofErr w:type="gramEnd"/>
+              <w:t>/home</w:t>
+            </w:r>
           </w:p>
         </w:tc>
         <w:tc>
@@ -292,19 +281,8 @@
                 <w:szCs w:val="20"/>
                 <w:lang w:eastAsia="en-IN"/>
               </w:rPr>
-              <w:t>/</w:t>
-            </w:r>
-            <w:proofErr w:type="gramStart"/>
-            <w:r>
-              <w:rPr>
-                <w:rFonts w:ascii="Courier New" w:eastAsia="Times New Roman" w:hAnsi="Courier New" w:cs="Courier New"/>
-                <w:sz w:val="20"/>
-                <w:szCs w:val="20"/>
-                <w:lang w:eastAsia="en-IN"/>
-              </w:rPr>
-              <w:t>etc</w:t>
-            </w:r>
-            <w:proofErr w:type="gramEnd"/>
+              <w:t>/etc</w:t>
+            </w:r>
           </w:p>
         </w:tc>
         <w:tc>
@@ -362,19 +340,8 @@
                 <w:szCs w:val="20"/>
                 <w:lang w:eastAsia="en-IN"/>
               </w:rPr>
-              <w:t>/</w:t>
-            </w:r>
-            <w:proofErr w:type="gramStart"/>
-            <w:r>
-              <w:rPr>
-                <w:rFonts w:ascii="Courier New" w:eastAsia="Times New Roman" w:hAnsi="Courier New" w:cs="Courier New"/>
-                <w:sz w:val="20"/>
-                <w:szCs w:val="20"/>
-                <w:lang w:eastAsia="en-IN"/>
-              </w:rPr>
-              <w:t>var</w:t>
-            </w:r>
-            <w:proofErr w:type="gramEnd"/>
+              <w:t>/var</w:t>
+            </w:r>
           </w:p>
         </w:tc>
         <w:tc>
@@ -435,7 +402,6 @@
               <w:t>/</w:t>
             </w:r>
             <w:proofErr w:type="spellStart"/>
-            <w:proofErr w:type="gramStart"/>
             <w:r>
               <w:rPr>
                 <w:rFonts w:ascii="Courier New" w:eastAsia="Times New Roman" w:hAnsi="Courier New" w:cs="Courier New"/>
@@ -446,7 +412,6 @@
               <w:t>tmp</w:t>
             </w:r>
             <w:proofErr w:type="spellEnd"/>
-            <w:proofErr w:type="gramEnd"/>
           </w:p>
         </w:tc>
         <w:tc>
@@ -504,19 +469,8 @@
                 <w:szCs w:val="20"/>
                 <w:lang w:eastAsia="en-IN"/>
               </w:rPr>
-              <w:t>/</w:t>
-            </w:r>
-            <w:proofErr w:type="gramStart"/>
-            <w:r>
-              <w:rPr>
-                <w:rFonts w:ascii="Courier New" w:eastAsia="Times New Roman" w:hAnsi="Courier New" w:cs="Courier New"/>
-                <w:sz w:val="20"/>
-                <w:szCs w:val="20"/>
-                <w:lang w:eastAsia="en-IN"/>
-              </w:rPr>
-              <w:t>bin</w:t>
-            </w:r>
-            <w:proofErr w:type="gramEnd"/>
+              <w:t>/bin</w:t>
+            </w:r>
           </w:p>
         </w:tc>
         <w:tc>
@@ -577,7 +531,6 @@
               <w:t>/</w:t>
             </w:r>
             <w:proofErr w:type="spellStart"/>
-            <w:proofErr w:type="gramStart"/>
             <w:r>
               <w:rPr>
                 <w:rFonts w:ascii="Courier New" w:eastAsia="Times New Roman" w:hAnsi="Courier New" w:cs="Courier New"/>
@@ -588,7 +541,6 @@
               <w:t>usr</w:t>
             </w:r>
             <w:proofErr w:type="spellEnd"/>
-            <w:proofErr w:type="gramEnd"/>
           </w:p>
         </w:tc>
         <w:tc>
@@ -646,19 +598,8 @@
                 <w:szCs w:val="20"/>
                 <w:lang w:eastAsia="en-IN"/>
               </w:rPr>
-              <w:t>/</w:t>
-            </w:r>
-            <w:proofErr w:type="gramStart"/>
-            <w:r>
-              <w:rPr>
-                <w:rFonts w:ascii="Courier New" w:eastAsia="Times New Roman" w:hAnsi="Courier New" w:cs="Courier New"/>
-                <w:sz w:val="20"/>
-                <w:szCs w:val="20"/>
-                <w:lang w:eastAsia="en-IN"/>
-              </w:rPr>
-              <w:t>opt</w:t>
-            </w:r>
-            <w:proofErr w:type="gramEnd"/>
+              <w:t>/opt</w:t>
+            </w:r>
           </w:p>
         </w:tc>
         <w:tc>
@@ -716,19 +657,8 @@
                 <w:szCs w:val="20"/>
                 <w:lang w:eastAsia="en-IN"/>
               </w:rPr>
-              <w:t>/</w:t>
-            </w:r>
-            <w:proofErr w:type="gramStart"/>
-            <w:r>
-              <w:rPr>
-                <w:rFonts w:ascii="Courier New" w:eastAsia="Times New Roman" w:hAnsi="Courier New" w:cs="Courier New"/>
-                <w:sz w:val="20"/>
-                <w:szCs w:val="20"/>
-                <w:lang w:eastAsia="en-IN"/>
-              </w:rPr>
-              <w:t>dev</w:t>
-            </w:r>
-            <w:proofErr w:type="gramEnd"/>
+              <w:t>/dev</w:t>
+            </w:r>
           </w:p>
         </w:tc>
         <w:tc>
@@ -1229,15 +1159,7 @@
         <w:t>/etc/passwd</w:t>
       </w:r>
       <w:r>
-        <w:t xml:space="preserve"> </w:t>
-      </w:r>
-      <w:proofErr w:type="gramStart"/>
-      <w:r>
-        <w:t>-  contains</w:t>
-      </w:r>
-      <w:proofErr w:type="gramEnd"/>
-      <w:r>
-        <w:t xml:space="preserve"> all user</w:t>
+        <w:t xml:space="preserve"> -  contains all user</w:t>
       </w:r>
       <w:r>
         <w:br/>
@@ -1254,15 +1176,7 @@
     </w:p>
     <w:p>
       <w:r>
-        <w:t>john:</w:t>
-      </w:r>
-      <w:proofErr w:type="gramStart"/>
-      <w:r>
-        <w:t>x:1001:1001</w:t>
-      </w:r>
-      <w:proofErr w:type="gramEnd"/>
-      <w:r>
-        <w:t>::/home/john:/bin/bash</w:t>
+        <w:t>john:x:1001:1001::/home/john:/bin/bash</w:t>
       </w:r>
       <w:r>
         <w:t xml:space="preserve"> </w:t>
@@ -1315,15 +1229,7 @@
         <w:pStyle w:val="ListParagraph"/>
       </w:pPr>
       <w:r>
-        <w:t>developers:x:</w:t>
-      </w:r>
-      <w:proofErr w:type="gramStart"/>
-      <w:r>
-        <w:t>1002:john</w:t>
-      </w:r>
-      <w:proofErr w:type="gramEnd"/>
-      <w:r>
-        <w:t>,reena</w:t>
+        <w:t>developers:x:1002:john,reena</w:t>
       </w:r>
     </w:p>
     <w:p>
@@ -1334,12 +1240,10 @@
         <w:t xml:space="preserve">developers- group name, x- Password field, 1002-Groupid, </w:t>
       </w:r>
       <w:proofErr w:type="spellStart"/>
-      <w:proofErr w:type="gramStart"/>
       <w:r>
         <w:t>John,reena</w:t>
       </w:r>
       <w:proofErr w:type="spellEnd"/>
-      <w:proofErr w:type="gramEnd"/>
       <w:r>
         <w:t>-Group members</w:t>
       </w:r>
@@ -1829,12 +1733,10 @@
         <w:t>o/</w:t>
       </w:r>
       <w:proofErr w:type="spellStart"/>
-      <w:proofErr w:type="gramStart"/>
       <w:r>
         <w:t>p:reena</w:t>
       </w:r>
       <w:proofErr w:type="spellEnd"/>
-      <w:proofErr w:type="gramEnd"/>
       <w:r>
         <w:t xml:space="preserve">) </w:t>
       </w:r>
@@ -1870,12 +1772,10 @@
         <w:t xml:space="preserve"> - o/</w:t>
       </w:r>
       <w:proofErr w:type="spellStart"/>
-      <w:proofErr w:type="gramStart"/>
       <w:r>
         <w:t>p:reena</w:t>
       </w:r>
       <w:proofErr w:type="spellEnd"/>
-      <w:proofErr w:type="gramEnd"/>
       <w:r>
         <w:t>)</w:t>
       </w:r>
@@ -2365,29 +2265,1543 @@
       </w:pPr>
     </w:p>
     <w:p>
-      <w:pPr>
-        <w:rPr>
-          <w:b/>
-          <w:bCs/>
-        </w:rPr>
-      </w:pPr>
-    </w:p>
-    <w:p>
-      <w:pPr>
-        <w:rPr>
-          <w:b/>
-          <w:bCs/>
-        </w:rPr>
-      </w:pPr>
-    </w:p>
-    <w:p>
-      <w:pPr>
-        <w:rPr>
-          <w:b/>
-          <w:bCs/>
-        </w:rPr>
-      </w:pPr>
-    </w:p>
+      <w:r>
+        <w:rPr>
+          <w:b/>
+          <w:bCs/>
+        </w:rPr>
+        <w:t xml:space="preserve">Cat file1 file2 - </w:t>
+      </w:r>
+      <w:r>
+        <w:t xml:space="preserve"> Read two files(logs and some other files) together</w:t>
+      </w:r>
+    </w:p>
+    <w:p>
+      <w:r>
+        <w:drawing>
+          <wp:inline distT="0" distB="0" distL="0" distR="0" wp14:anchorId="3D7B3362" wp14:editId="556391BA">
+            <wp:extent cx="5731510" cy="4252913"/>
+            <wp:effectExtent l="0" t="0" r="2540" b="0"/>
+            <wp:docPr id="378241884" name="Picture 1"/>
+            <wp:cNvGraphicFramePr>
+              <a:graphicFrameLocks xmlns:a="http://schemas.openxmlformats.org/drawingml/2006/main" noChangeAspect="1"/>
+            </wp:cNvGraphicFramePr>
+            <a:graphic xmlns:a="http://schemas.openxmlformats.org/drawingml/2006/main">
+              <a:graphicData uri="http://schemas.openxmlformats.org/drawingml/2006/picture">
+                <pic:pic xmlns:pic="http://schemas.openxmlformats.org/drawingml/2006/picture">
+                  <pic:nvPicPr>
+                    <pic:cNvPr id="378241884" name=""/>
+                    <pic:cNvPicPr/>
+                  </pic:nvPicPr>
+                  <pic:blipFill>
+                    <a:blip r:embed="rId9"/>
+                    <a:stretch>
+                      <a:fillRect/>
+                    </a:stretch>
+                  </pic:blipFill>
+                  <pic:spPr>
+                    <a:xfrm>
+                      <a:off x="0" y="0"/>
+                      <a:ext cx="5732366" cy="4253548"/>
+                    </a:xfrm>
+                    <a:prstGeom prst="rect">
+                      <a:avLst/>
+                    </a:prstGeom>
+                  </pic:spPr>
+                </pic:pic>
+              </a:graphicData>
+            </a:graphic>
+          </wp:inline>
+        </w:drawing>
+      </w:r>
+    </w:p>
+    <w:p>
+      <w:pPr>
+        <w:rPr>
+          <w:b/>
+          <w:bCs/>
+        </w:rPr>
+      </w:pPr>
+      <w:r>
+        <w:rPr>
+          <w:b/>
+          <w:bCs/>
+        </w:rPr>
+        <w:lastRenderedPageBreak/>
+        <w:t>Real-World Scenario</w:t>
+      </w:r>
+    </w:p>
+    <w:p>
+      <w:r>
+        <w:t>Imagine a developer says:</w:t>
+      </w:r>
+    </w:p>
+    <w:p>
+      <w:r>
+        <w:t>"The application starts but cannot connect to the database."</w:t>
+      </w:r>
+    </w:p>
+    <w:p>
+      <w:r>
+        <w:t>Instead of opening two files separately:</w:t>
+      </w:r>
+    </w:p>
+    <w:p>
+      <w:r>
+        <w:t>cat app.log database.log</w:t>
+      </w:r>
+    </w:p>
+    <w:p>
+      <w:r>
+        <w:t>You can quickly read both logs in one command.</w:t>
+      </w:r>
+    </w:p>
+    <w:p>
+      <w:r>
+        <w:rPr>
+          <w:b/>
+          <w:bCs/>
+        </w:rPr>
+        <w:t>cat file1 file2 &gt; merged.txt</w:t>
+      </w:r>
+      <w:r>
+        <w:rPr>
+          <w:b/>
+          <w:bCs/>
+        </w:rPr>
+        <w:t xml:space="preserve"> – </w:t>
+      </w:r>
+      <w:r>
+        <w:t xml:space="preserve">Merges two diff files into a single file </w:t>
+      </w:r>
+    </w:p>
+    <w:p>
+      <w:r>
+        <w:drawing>
+          <wp:inline distT="0" distB="0" distL="0" distR="0" wp14:anchorId="0A16135C" wp14:editId="0BF172D0">
+            <wp:extent cx="5197290" cy="1082134"/>
+            <wp:effectExtent l="0" t="0" r="3810" b="3810"/>
+            <wp:docPr id="118304267" name="Picture 1"/>
+            <wp:cNvGraphicFramePr>
+              <a:graphicFrameLocks xmlns:a="http://schemas.openxmlformats.org/drawingml/2006/main" noChangeAspect="1"/>
+            </wp:cNvGraphicFramePr>
+            <a:graphic xmlns:a="http://schemas.openxmlformats.org/drawingml/2006/main">
+              <a:graphicData uri="http://schemas.openxmlformats.org/drawingml/2006/picture">
+                <pic:pic xmlns:pic="http://schemas.openxmlformats.org/drawingml/2006/picture">
+                  <pic:nvPicPr>
+                    <pic:cNvPr id="118304267" name=""/>
+                    <pic:cNvPicPr/>
+                  </pic:nvPicPr>
+                  <pic:blipFill>
+                    <a:blip r:embed="rId10"/>
+                    <a:stretch>
+                      <a:fillRect/>
+                    </a:stretch>
+                  </pic:blipFill>
+                  <pic:spPr>
+                    <a:xfrm>
+                      <a:off x="0" y="0"/>
+                      <a:ext cx="5197290" cy="1082134"/>
+                    </a:xfrm>
+                    <a:prstGeom prst="rect">
+                      <a:avLst/>
+                    </a:prstGeom>
+                  </pic:spPr>
+                </pic:pic>
+              </a:graphicData>
+            </a:graphic>
+          </wp:inline>
+        </w:drawing>
+      </w:r>
+    </w:p>
+    <w:p>
+      <w:r>
+        <w:rPr>
+          <w:b/>
+          <w:bCs/>
+        </w:rPr>
+        <w:t>Less – used  to go through the logs page by page</w:t>
+      </w:r>
+      <w:r>
+        <w:rPr>
+          <w:b/>
+          <w:bCs/>
+        </w:rPr>
+        <w:br/>
+      </w:r>
+    </w:p>
+    <w:tbl>
+      <w:tblPr>
+        <w:tblW w:w="0" w:type="auto"/>
+        <w:tblCellSpacing w:w="15" w:type="dxa"/>
+        <w:tblCellMar>
+          <w:top w:w="15" w:type="dxa"/>
+          <w:left w:w="15" w:type="dxa"/>
+          <w:bottom w:w="15" w:type="dxa"/>
+          <w:right w:w="15" w:type="dxa"/>
+        </w:tblCellMar>
+        <w:tblLook w:val="04A0" w:firstRow="1" w:lastRow="0" w:firstColumn="1" w:lastColumn="0" w:noHBand="0" w:noVBand="1"/>
+      </w:tblPr>
+      <w:tblGrid>
+        <w:gridCol w:w="831"/>
+        <w:gridCol w:w="1327"/>
+      </w:tblGrid>
+      <w:tr>
+        <w:trPr>
+          <w:tblHeader/>
+          <w:tblCellSpacing w:w="15" w:type="dxa"/>
+        </w:trPr>
+        <w:tc>
+          <w:tcPr>
+            <w:tcW w:w="0" w:type="auto"/>
+            <w:vAlign w:val="center"/>
+            <w:hideMark/>
+          </w:tcPr>
+          <w:p>
+            <w:pPr>
+              <w:rPr>
+                <w:b/>
+                <w:bCs/>
+              </w:rPr>
+            </w:pPr>
+            <w:r>
+              <w:rPr>
+                <w:b/>
+                <w:bCs/>
+              </w:rPr>
+              <w:t>Key</w:t>
+            </w:r>
+          </w:p>
+        </w:tc>
+        <w:tc>
+          <w:tcPr>
+            <w:tcW w:w="0" w:type="auto"/>
+            <w:vAlign w:val="center"/>
+            <w:hideMark/>
+          </w:tcPr>
+          <w:p>
+            <w:pPr>
+              <w:rPr>
+                <w:b/>
+                <w:bCs/>
+              </w:rPr>
+            </w:pPr>
+            <w:r>
+              <w:rPr>
+                <w:b/>
+                <w:bCs/>
+              </w:rPr>
+              <w:t>Action</w:t>
+            </w:r>
+          </w:p>
+        </w:tc>
+      </w:tr>
+      <w:tr>
+        <w:trPr>
+          <w:tblCellSpacing w:w="15" w:type="dxa"/>
+        </w:trPr>
+        <w:tc>
+          <w:tcPr>
+            <w:tcW w:w="0" w:type="auto"/>
+            <w:vAlign w:val="center"/>
+            <w:hideMark/>
+          </w:tcPr>
+          <w:p>
+            <w:r>
+              <w:t>Space</w:t>
+            </w:r>
+          </w:p>
+        </w:tc>
+        <w:tc>
+          <w:tcPr>
+            <w:tcW w:w="0" w:type="auto"/>
+            <w:vAlign w:val="center"/>
+            <w:hideMark/>
+          </w:tcPr>
+          <w:p>
+            <w:r>
+              <w:t>Next page</w:t>
+            </w:r>
+          </w:p>
+        </w:tc>
+      </w:tr>
+      <w:tr>
+        <w:trPr>
+          <w:tblCellSpacing w:w="15" w:type="dxa"/>
+        </w:trPr>
+        <w:tc>
+          <w:tcPr>
+            <w:tcW w:w="0" w:type="auto"/>
+            <w:vAlign w:val="center"/>
+            <w:hideMark/>
+          </w:tcPr>
+          <w:p>
+            <w:r>
+              <w:t>b</w:t>
+            </w:r>
+          </w:p>
+        </w:tc>
+        <w:tc>
+          <w:tcPr>
+            <w:tcW w:w="0" w:type="auto"/>
+            <w:vAlign w:val="center"/>
+            <w:hideMark/>
+          </w:tcPr>
+          <w:p>
+            <w:r>
+              <w:t>Previous page</w:t>
+            </w:r>
+          </w:p>
+        </w:tc>
+      </w:tr>
+      <w:tr>
+        <w:trPr>
+          <w:tblCellSpacing w:w="15" w:type="dxa"/>
+        </w:trPr>
+        <w:tc>
+          <w:tcPr>
+            <w:tcW w:w="0" w:type="auto"/>
+            <w:vAlign w:val="center"/>
+            <w:hideMark/>
+          </w:tcPr>
+          <w:p>
+            <w:r>
+              <w:t>/text</w:t>
+            </w:r>
+          </w:p>
+        </w:tc>
+        <w:tc>
+          <w:tcPr>
+            <w:tcW w:w="0" w:type="auto"/>
+            <w:vAlign w:val="center"/>
+            <w:hideMark/>
+          </w:tcPr>
+          <w:p>
+            <w:r>
+              <w:t>Search</w:t>
+            </w:r>
+          </w:p>
+        </w:tc>
+      </w:tr>
+      <w:tr>
+        <w:trPr>
+          <w:tblCellSpacing w:w="15" w:type="dxa"/>
+        </w:trPr>
+        <w:tc>
+          <w:tcPr>
+            <w:tcW w:w="0" w:type="auto"/>
+            <w:vAlign w:val="center"/>
+            <w:hideMark/>
+          </w:tcPr>
+          <w:p>
+            <w:r>
+              <w:t>n</w:t>
+            </w:r>
+          </w:p>
+        </w:tc>
+        <w:tc>
+          <w:tcPr>
+            <w:tcW w:w="0" w:type="auto"/>
+            <w:vAlign w:val="center"/>
+            <w:hideMark/>
+          </w:tcPr>
+          <w:p>
+            <w:r>
+              <w:t>Next match</w:t>
+            </w:r>
+          </w:p>
+        </w:tc>
+      </w:tr>
+      <w:tr>
+        <w:trPr>
+          <w:tblCellSpacing w:w="15" w:type="dxa"/>
+        </w:trPr>
+        <w:tc>
+          <w:tcPr>
+            <w:tcW w:w="0" w:type="auto"/>
+            <w:vAlign w:val="center"/>
+            <w:hideMark/>
+          </w:tcPr>
+          <w:p>
+            <w:r>
+              <w:t>Shift + G</w:t>
+            </w:r>
+          </w:p>
+        </w:tc>
+        <w:tc>
+          <w:tcPr>
+            <w:tcW w:w="0" w:type="auto"/>
+            <w:vAlign w:val="center"/>
+            <w:hideMark/>
+          </w:tcPr>
+          <w:p>
+            <w:r>
+              <w:t>Last line</w:t>
+            </w:r>
+          </w:p>
+        </w:tc>
+      </w:tr>
+      <w:tr>
+        <w:trPr>
+          <w:tblCellSpacing w:w="15" w:type="dxa"/>
+        </w:trPr>
+        <w:tc>
+          <w:tcPr>
+            <w:tcW w:w="0" w:type="auto"/>
+            <w:vAlign w:val="center"/>
+            <w:hideMark/>
+          </w:tcPr>
+          <w:p>
+            <w:r>
+              <w:t>g</w:t>
+            </w:r>
+          </w:p>
+        </w:tc>
+        <w:tc>
+          <w:tcPr>
+            <w:tcW w:w="0" w:type="auto"/>
+            <w:vAlign w:val="center"/>
+            <w:hideMark/>
+          </w:tcPr>
+          <w:p>
+            <w:r>
+              <w:t>First line</w:t>
+            </w:r>
+          </w:p>
+        </w:tc>
+      </w:tr>
+      <w:tr>
+        <w:trPr>
+          <w:tblCellSpacing w:w="15" w:type="dxa"/>
+        </w:trPr>
+        <w:tc>
+          <w:tcPr>
+            <w:tcW w:w="0" w:type="auto"/>
+            <w:vAlign w:val="center"/>
+            <w:hideMark/>
+          </w:tcPr>
+          <w:p>
+            <w:r>
+              <w:t>q</w:t>
+            </w:r>
+          </w:p>
+        </w:tc>
+        <w:tc>
+          <w:tcPr>
+            <w:tcW w:w="0" w:type="auto"/>
+            <w:vAlign w:val="center"/>
+            <w:hideMark/>
+          </w:tcPr>
+          <w:p>
+            <w:r>
+              <w:t>Quit</w:t>
+            </w:r>
+          </w:p>
+        </w:tc>
+      </w:tr>
+    </w:tbl>
+    <w:p>
+      <w:pPr>
+        <w:rPr>
+          <w:b/>
+          <w:bCs/>
+        </w:rPr>
+      </w:pPr>
+      <w:r>
+        <w:rPr>
+          <w:b/>
+          <w:bCs/>
+        </w:rPr>
+        <w:t xml:space="preserve"> Note: cat shows the contents of the file at a time where as less shows the file page by page.</w:t>
+      </w:r>
+    </w:p>
+    <w:p>
+      <w:pPr>
+        <w:rPr>
+          <w:b/>
+          <w:bCs/>
+        </w:rPr>
+      </w:pPr>
+      <w:r>
+        <w:rPr>
+          <w:b/>
+          <w:bCs/>
+        </w:rPr>
+        <w:t>A production log may contain millions of lines. less avoids loading everything into memory at once.</w:t>
+      </w:r>
+    </w:p>
+    <w:p>
+      <w:r>
+        <w:rPr>
+          <w:b/>
+          <w:bCs/>
+        </w:rPr>
+        <w:t xml:space="preserve">Head- gives the first 10 lines (by default) of the file </w:t>
+      </w:r>
+      <w:r>
+        <w:rPr>
+          <w:b/>
+          <w:bCs/>
+        </w:rPr>
+        <w:br/>
+        <w:t xml:space="preserve">syntax: </w:t>
+      </w:r>
+      <w:r>
+        <w:t>head &lt;file name&gt;</w:t>
+      </w:r>
+      <w:r>
+        <w:br/>
+        <w:t>head -20 &lt;file name&gt; gives the first 20 lines</w:t>
+      </w:r>
+    </w:p>
+    <w:p>
+      <w:r>
+        <w:rPr>
+          <w:b/>
+          <w:bCs/>
+        </w:rPr>
+        <w:lastRenderedPageBreak/>
+        <w:t xml:space="preserve"> </w:t>
+      </w:r>
+      <w:r>
+        <w:rPr>
+          <w:b/>
+          <w:bCs/>
+        </w:rPr>
+        <w:t>Tail</w:t>
+      </w:r>
+      <w:r>
+        <w:rPr>
+          <w:b/>
+          <w:bCs/>
+        </w:rPr>
+        <w:t xml:space="preserve">- gives the </w:t>
+      </w:r>
+      <w:r>
+        <w:rPr>
+          <w:b/>
+          <w:bCs/>
+        </w:rPr>
+        <w:t>last</w:t>
+      </w:r>
+      <w:r>
+        <w:rPr>
+          <w:b/>
+          <w:bCs/>
+        </w:rPr>
+        <w:t xml:space="preserve"> 10 lines (by default) of the file </w:t>
+      </w:r>
+      <w:r>
+        <w:rPr>
+          <w:b/>
+          <w:bCs/>
+        </w:rPr>
+        <w:br/>
+        <w:t xml:space="preserve">syntax: </w:t>
+      </w:r>
+      <w:r>
+        <w:t>tail</w:t>
+      </w:r>
+      <w:r>
+        <w:t xml:space="preserve"> &lt;file name&gt;</w:t>
+      </w:r>
+      <w:r>
+        <w:br/>
+      </w:r>
+      <w:r>
+        <w:t>tail</w:t>
+      </w:r>
+      <w:r>
+        <w:t xml:space="preserve"> -20 &lt;file name&gt; gives the </w:t>
+      </w:r>
+      <w:r>
+        <w:t>last</w:t>
+      </w:r>
+      <w:r>
+        <w:t xml:space="preserve"> 20 lines</w:t>
+      </w:r>
+    </w:p>
+    <w:p>
+      <w:r>
+        <w:t>tail -f application.log</w:t>
+      </w:r>
+      <w:r>
+        <w:t xml:space="preserve"> – live monitoring</w:t>
+      </w:r>
+      <w:r>
+        <w:t xml:space="preserve"> of logs </w:t>
+      </w:r>
+    </w:p>
+    <w:p>
+      <w:pPr>
+        <w:rPr>
+          <w:b/>
+          <w:bCs/>
+        </w:rPr>
+      </w:pPr>
+    </w:p>
+    <w:p>
+      <w:pPr>
+        <w:rPr>
+          <w:b/>
+          <w:bCs/>
+        </w:rPr>
+      </w:pPr>
+      <w:r>
+        <w:rPr>
+          <w:b/>
+          <w:bCs/>
+        </w:rPr>
+        <w:t>Find- used to find something(files, directories,) in the device</w:t>
+      </w:r>
+    </w:p>
+    <w:p>
+      <w:r>
+        <w:t xml:space="preserve">find . name &lt;name u want to search&gt; - will search the given name </w:t>
+      </w:r>
+    </w:p>
+    <w:p>
+      <w:r>
+        <w:t>find . -</w:t>
+      </w:r>
+      <w:proofErr w:type="spellStart"/>
+      <w:r>
+        <w:t>iname</w:t>
+      </w:r>
+      <w:proofErr w:type="spellEnd"/>
+      <w:r>
+        <w:t xml:space="preserve"> &lt;name u want to search&gt; - will search the name with no case sensitivity</w:t>
+      </w:r>
+    </w:p>
+    <w:p>
+      <w:r>
+        <w:t>find. type -d = will return or output all the directories</w:t>
+      </w:r>
+    </w:p>
+    <w:p>
+      <w:r>
+        <w:t xml:space="preserve">find. </w:t>
+      </w:r>
+      <w:r>
+        <w:t>t</w:t>
+      </w:r>
+      <w:r>
+        <w:t>ype -</w:t>
+      </w:r>
+      <w:r>
+        <w:t>f</w:t>
+      </w:r>
+      <w:r>
+        <w:t xml:space="preserve"> = will return or output all the </w:t>
+      </w:r>
+      <w:r>
+        <w:t>files</w:t>
+      </w:r>
+    </w:p>
+    <w:p>
+      <w:r>
+        <w:t>find . -empty</w:t>
+      </w:r>
+      <w:r>
+        <w:t xml:space="preserve"> = will return all the empty files</w:t>
+      </w:r>
+    </w:p>
+    <w:p>
+      <w:r>
+        <w:t>find . -size +100M</w:t>
+      </w:r>
+      <w:r>
+        <w:t xml:space="preserve"> = finds files whose size is larger than 100 M</w:t>
+      </w:r>
+    </w:p>
+    <w:p>
+      <w:r>
+        <w:rPr>
+          <w:color w:val="EE0000"/>
+        </w:rPr>
+        <w:t xml:space="preserve">to create a file will particular size: </w:t>
+      </w:r>
+      <w:r>
+        <w:t>+</w:t>
+      </w:r>
+      <w:proofErr w:type="spellStart"/>
+      <w:r>
+        <w:rPr>
+          <w:highlight w:val="yellow"/>
+        </w:rPr>
+        <w:t>fallocate</w:t>
+      </w:r>
+      <w:proofErr w:type="spellEnd"/>
+      <w:r>
+        <w:rPr>
+          <w:highlight w:val="yellow"/>
+        </w:rPr>
+        <w:t xml:space="preserve"> -l 150M </w:t>
+      </w:r>
+      <w:proofErr w:type="spellStart"/>
+      <w:r>
+        <w:rPr>
+          <w:highlight w:val="yellow"/>
+        </w:rPr>
+        <w:t>bigfile.iso</w:t>
+      </w:r>
+      <w:proofErr w:type="spellEnd"/>
+    </w:p>
+    <w:p>
+      <w:r>
+        <w:t>find . -</w:t>
+      </w:r>
+      <w:proofErr w:type="spellStart"/>
+      <w:r>
+        <w:t>mtime</w:t>
+      </w:r>
+      <w:proofErr w:type="spellEnd"/>
+      <w:r>
+        <w:t xml:space="preserve"> -2</w:t>
+      </w:r>
+      <w:r>
+        <w:t xml:space="preserve"> = return the files that was recently modified </w:t>
+      </w:r>
+      <w:proofErr w:type="spellStart"/>
+      <w:r>
+        <w:t>with in</w:t>
+      </w:r>
+      <w:proofErr w:type="spellEnd"/>
+      <w:r>
+        <w:t xml:space="preserve"> 2 days</w:t>
+      </w:r>
+    </w:p>
+    <w:p>
+      <w:r>
+        <w:t>find . -</w:t>
+      </w:r>
+      <w:proofErr w:type="spellStart"/>
+      <w:r>
+        <w:t>mtime</w:t>
+      </w:r>
+      <w:proofErr w:type="spellEnd"/>
+      <w:r>
+        <w:t xml:space="preserve"> 2</w:t>
+      </w:r>
+      <w:r>
+        <w:t xml:space="preserve"> = </w:t>
+      </w:r>
+      <w:r>
+        <w:t xml:space="preserve">return the files that was recently modified </w:t>
+      </w:r>
+      <w:proofErr w:type="spellStart"/>
+      <w:r>
+        <w:t>with in</w:t>
+      </w:r>
+      <w:proofErr w:type="spellEnd"/>
+      <w:r>
+        <w:t xml:space="preserve"> 2 days</w:t>
+      </w:r>
+    </w:p>
+    <w:p>
+      <w:pPr>
+        <w:rPr>
+          <w:b/>
+          <w:bCs/>
+        </w:rPr>
+      </w:pPr>
+      <w:r>
+        <w:t>find . -</w:t>
+      </w:r>
+      <w:proofErr w:type="spellStart"/>
+      <w:r>
+        <w:t>mtime</w:t>
+      </w:r>
+      <w:proofErr w:type="spellEnd"/>
+      <w:r>
+        <w:t xml:space="preserve"> </w:t>
+      </w:r>
+      <w:r>
+        <w:t>+</w:t>
+      </w:r>
+      <w:r>
+        <w:t>2</w:t>
+      </w:r>
+      <w:r>
+        <w:t xml:space="preserve"> = </w:t>
+      </w:r>
+      <w:r>
+        <w:t xml:space="preserve">modified </w:t>
+      </w:r>
+      <w:r>
+        <w:rPr>
+          <w:b/>
+          <w:bCs/>
+        </w:rPr>
+        <w:t>more than 2 days ago</w:t>
+      </w:r>
+    </w:p>
+    <w:p>
+      <w:r>
+        <w:t>grep "ERROR" app.log</w:t>
+      </w:r>
+      <w:r>
+        <w:t xml:space="preserve"> – find the word error in app.log</w:t>
+      </w:r>
+    </w:p>
+    <w:p>
+      <w:r>
+        <w:t>grep -I error app.log – finds the word error no case sensitive in app.log</w:t>
+      </w:r>
+    </w:p>
+    <w:p>
+      <w:r>
+        <w:t>grep -n ERROR app.log</w:t>
+      </w:r>
+      <w:r>
+        <w:t xml:space="preserve"> – shows the text with line numbers</w:t>
+      </w:r>
+    </w:p>
+    <w:p>
+      <w:r>
+        <w:t>grep -r “localhost” =used for recursive search(try these hands on)</w:t>
+      </w:r>
+    </w:p>
+    <w:p>
+      <w:r>
+        <w:t>grep -c Error app.log = count matches</w:t>
+      </w:r>
+    </w:p>
+    <w:p>
+      <w:r>
+        <w:t>grep -v INFO app.log = Invert search (try these hands on)</w:t>
+      </w:r>
+    </w:p>
+    <w:p>
+      <w:r>
+        <w:t>grep -w root  /etc/passwd = only matching word (try these hands on)</w:t>
+      </w:r>
+    </w:p>
+    <w:p>
+      <w:r>
+        <w:t>Learn these specially:</w:t>
+      </w:r>
+    </w:p>
+    <w:p>
+      <w:pPr>
+        <w:rPr>
+          <w:b/>
+          <w:bCs/>
+        </w:rPr>
+      </w:pPr>
+      <w:r>
+        <w:rPr>
+          <w:b/>
+          <w:bCs/>
+        </w:rPr>
+        <w:t xml:space="preserve">7. </w:t>
+      </w:r>
+      <w:proofErr w:type="spellStart"/>
+      <w:r>
+        <w:rPr>
+          <w:b/>
+          <w:bCs/>
+        </w:rPr>
+        <w:t>wc</w:t>
+      </w:r>
+      <w:proofErr w:type="spellEnd"/>
+    </w:p>
+    <w:p>
+      <w:r>
+        <w:t>Complete output</w:t>
+      </w:r>
+    </w:p>
+    <w:p>
+      <w:proofErr w:type="spellStart"/>
+      <w:r>
+        <w:t>wc</w:t>
+      </w:r>
+      <w:proofErr w:type="spellEnd"/>
+      <w:r>
+        <w:t xml:space="preserve"> file.txt</w:t>
+      </w:r>
+    </w:p>
+    <w:p>
+      <w:r>
+        <w:t>Only lines</w:t>
+      </w:r>
+    </w:p>
+    <w:p>
+      <w:proofErr w:type="spellStart"/>
+      <w:r>
+        <w:lastRenderedPageBreak/>
+        <w:t>wc</w:t>
+      </w:r>
+      <w:proofErr w:type="spellEnd"/>
+      <w:r>
+        <w:t xml:space="preserve"> -l file.txt</w:t>
+      </w:r>
+    </w:p>
+    <w:p>
+      <w:r>
+        <w:t>Only words</w:t>
+      </w:r>
+    </w:p>
+    <w:p>
+      <w:proofErr w:type="spellStart"/>
+      <w:r>
+        <w:t>wc</w:t>
+      </w:r>
+      <w:proofErr w:type="spellEnd"/>
+      <w:r>
+        <w:t xml:space="preserve"> -w file.txt</w:t>
+      </w:r>
+    </w:p>
+    <w:p>
+      <w:r>
+        <w:t>Characters</w:t>
+      </w:r>
+    </w:p>
+    <w:p>
+      <w:proofErr w:type="spellStart"/>
+      <w:r>
+        <w:t>wc</w:t>
+      </w:r>
+      <w:proofErr w:type="spellEnd"/>
+      <w:r>
+        <w:t xml:space="preserve"> -m file.txt</w:t>
+      </w:r>
+    </w:p>
+    <w:p>
+      <w:r>
+        <w:t>Bytes</w:t>
+      </w:r>
+    </w:p>
+    <w:p>
+      <w:proofErr w:type="spellStart"/>
+      <w:r>
+        <w:t>wc</w:t>
+      </w:r>
+      <w:proofErr w:type="spellEnd"/>
+      <w:r>
+        <w:t xml:space="preserve"> -c file.txt</w:t>
+      </w:r>
+    </w:p>
+    <w:p>
+      <w:r>
+        <w:pict w14:anchorId="53B55911">
+          <v:rect id="_x0000_i1037" style="width:0;height:1.5pt" o:hralign="center" o:hrstd="t" o:hr="t" fillcolor="#a0a0a0" stroked="f"/>
+        </w:pict>
+      </w:r>
+    </w:p>
+    <w:p>
+      <w:pPr>
+        <w:rPr>
+          <w:b/>
+          <w:bCs/>
+        </w:rPr>
+      </w:pPr>
+      <w:r>
+        <w:rPr>
+          <w:b/>
+          <w:bCs/>
+        </w:rPr>
+        <w:t>8. sort</w:t>
+      </w:r>
+    </w:p>
+    <w:p>
+      <w:r>
+        <w:t>Alphabetical</w:t>
+      </w:r>
+    </w:p>
+    <w:p>
+      <w:r>
+        <w:t>sort names.txt</w:t>
+      </w:r>
+    </w:p>
+    <w:p>
+      <w:r>
+        <w:t>Reverse</w:t>
+      </w:r>
+    </w:p>
+    <w:p>
+      <w:r>
+        <w:t>sort -r names.txt</w:t>
+      </w:r>
+    </w:p>
+    <w:p>
+      <w:r>
+        <w:t>Numeric</w:t>
+      </w:r>
+    </w:p>
+    <w:p>
+      <w:r>
+        <w:t>sort -n marks.txt</w:t>
+      </w:r>
+    </w:p>
+    <w:p>
+      <w:r>
+        <w:t>Month names</w:t>
+      </w:r>
+    </w:p>
+    <w:p>
+      <w:r>
+        <w:t>sort -M months.txt</w:t>
+      </w:r>
+    </w:p>
+    <w:p>
+      <w:r>
+        <w:t>Unique sort</w:t>
+      </w:r>
+    </w:p>
+    <w:p>
+      <w:r>
+        <w:t>sort -u names.txt</w:t>
+      </w:r>
+    </w:p>
+    <w:p>
+      <w:r>
+        <w:pict w14:anchorId="6F26C9A0">
+          <v:rect id="_x0000_i1038" style="width:0;height:1.5pt" o:hralign="center" o:hrstd="t" o:hr="t" fillcolor="#a0a0a0" stroked="f"/>
+        </w:pict>
+      </w:r>
+    </w:p>
+    <w:p>
+      <w:pPr>
+        <w:rPr>
+          <w:b/>
+          <w:bCs/>
+        </w:rPr>
+      </w:pPr>
+      <w:r>
+        <w:rPr>
+          <w:b/>
+          <w:bCs/>
+        </w:rPr>
+        <w:t xml:space="preserve">9. </w:t>
+      </w:r>
+      <w:proofErr w:type="spellStart"/>
+      <w:r>
+        <w:rPr>
+          <w:b/>
+          <w:bCs/>
+        </w:rPr>
+        <w:t>uniq</w:t>
+      </w:r>
+      <w:proofErr w:type="spellEnd"/>
+    </w:p>
+    <w:p>
+      <w:r>
+        <w:t>Basic</w:t>
+      </w:r>
+    </w:p>
+    <w:p>
+      <w:proofErr w:type="spellStart"/>
+      <w:r>
+        <w:t>uniq</w:t>
+      </w:r>
+      <w:proofErr w:type="spellEnd"/>
+      <w:r>
+        <w:t xml:space="preserve"> file.txt</w:t>
+      </w:r>
+    </w:p>
+    <w:p>
+      <w:r>
+        <w:t>Count duplicates</w:t>
+      </w:r>
+    </w:p>
+    <w:p>
+      <w:proofErr w:type="spellStart"/>
+      <w:r>
+        <w:t>uniq</w:t>
+      </w:r>
+      <w:proofErr w:type="spellEnd"/>
+      <w:r>
+        <w:t xml:space="preserve"> -c file.txt</w:t>
+      </w:r>
+    </w:p>
+    <w:p>
+      <w:r>
+        <w:t>Only duplicates</w:t>
+      </w:r>
+    </w:p>
+    <w:p>
+      <w:proofErr w:type="spellStart"/>
+      <w:r>
+        <w:t>uniq</w:t>
+      </w:r>
+      <w:proofErr w:type="spellEnd"/>
+      <w:r>
+        <w:t xml:space="preserve"> -d file.txt</w:t>
+      </w:r>
+    </w:p>
+    <w:p>
+      <w:r>
+        <w:lastRenderedPageBreak/>
+        <w:t>Only unique</w:t>
+      </w:r>
+    </w:p>
+    <w:p>
+      <w:proofErr w:type="spellStart"/>
+      <w:r>
+        <w:t>uniq</w:t>
+      </w:r>
+      <w:proofErr w:type="spellEnd"/>
+      <w:r>
+        <w:t xml:space="preserve"> -u file.txt</w:t>
+      </w:r>
+    </w:p>
+    <w:p>
+      <w:pPr>
+        <w:rPr>
+          <w:b/>
+          <w:bCs/>
+        </w:rPr>
+      </w:pPr>
+      <w:r>
+        <w:rPr>
+          <w:b/>
+          <w:bCs/>
+        </w:rPr>
+        <w:t>Q1. Difference between find and grep?</w:t>
+      </w:r>
+    </w:p>
+    <w:p>
+      <w:r>
+        <w:rPr>
+          <w:b/>
+          <w:bCs/>
+        </w:rPr>
+        <w:t>Answer:</w:t>
+      </w:r>
+    </w:p>
+    <w:p>
+      <w:pPr>
+        <w:numPr>
+          <w:ilvl w:val="0"/>
+          <w:numId w:val="4"/>
+        </w:numPr>
+      </w:pPr>
+      <w:r>
+        <w:t xml:space="preserve">find searches </w:t>
+      </w:r>
+      <w:r>
+        <w:rPr>
+          <w:b/>
+          <w:bCs/>
+        </w:rPr>
+        <w:t>files and directories by attributes</w:t>
+      </w:r>
+      <w:r>
+        <w:t xml:space="preserve"> (name, type, size, permissions, modification time, etc.). </w:t>
+      </w:r>
+    </w:p>
+    <w:p>
+      <w:pPr>
+        <w:numPr>
+          <w:ilvl w:val="0"/>
+          <w:numId w:val="4"/>
+        </w:numPr>
+      </w:pPr>
+      <w:r>
+        <w:t xml:space="preserve">grep searches </w:t>
+      </w:r>
+      <w:r>
+        <w:rPr>
+          <w:b/>
+          <w:bCs/>
+        </w:rPr>
+        <w:t>text inside files</w:t>
+      </w:r>
+      <w:r>
+        <w:t xml:space="preserve">. </w:t>
+      </w:r>
+    </w:p>
+    <w:p>
+      <w:r>
+        <w:rPr>
+          <w:b/>
+          <w:bCs/>
+        </w:rPr>
+        <w:t>Example:</w:t>
+      </w:r>
+    </w:p>
+    <w:p>
+      <w:r>
+        <w:t>find . -name "*.conf"</w:t>
+      </w:r>
+    </w:p>
+    <w:p>
+      <w:r>
+        <w:t>Finds configuration files.</w:t>
+      </w:r>
+    </w:p>
+    <w:p>
+      <w:r>
+        <w:t xml:space="preserve">grep "listen" </w:t>
+      </w:r>
+      <w:proofErr w:type="spellStart"/>
+      <w:r>
+        <w:t>nginx.conf</w:t>
+      </w:r>
+      <w:proofErr w:type="spellEnd"/>
+    </w:p>
+    <w:p>
+      <w:r>
+        <w:t>Finds the word listen inside the file.</w:t>
+      </w:r>
+    </w:p>
+    <w:p>
+      <w:r>
+        <w:pict w14:anchorId="6F344529">
+          <v:rect id="_x0000_i1065" style="width:0;height:1.5pt" o:hralign="center" o:hrstd="t" o:hr="t" fillcolor="#a0a0a0" stroked="f"/>
+        </w:pict>
+      </w:r>
+    </w:p>
+    <w:p>
+      <w:pPr>
+        <w:rPr>
+          <w:b/>
+          <w:bCs/>
+        </w:rPr>
+      </w:pPr>
+      <w:r>
+        <w:rPr>
+          <w:b/>
+          <w:bCs/>
+        </w:rPr>
+        <w:t>Q2. Difference between cat and less?</w:t>
+      </w:r>
+    </w:p>
+    <w:tbl>
+      <w:tblPr>
+        <w:tblW w:w="0" w:type="auto"/>
+        <w:tblCellSpacing w:w="15" w:type="dxa"/>
+        <w:tblCellMar>
+          <w:top w:w="15" w:type="dxa"/>
+          <w:left w:w="15" w:type="dxa"/>
+          <w:bottom w:w="15" w:type="dxa"/>
+          <w:right w:w="15" w:type="dxa"/>
+        </w:tblCellMar>
+        <w:tblLook w:val="04A0" w:firstRow="1" w:lastRow="0" w:firstColumn="1" w:lastColumn="0" w:noHBand="0" w:noVBand="1"/>
+      </w:tblPr>
+      <w:tblGrid>
+        <w:gridCol w:w="2883"/>
+        <w:gridCol w:w="2960"/>
+      </w:tblGrid>
+      <w:tr>
+        <w:trPr>
+          <w:tblHeader/>
+          <w:tblCellSpacing w:w="15" w:type="dxa"/>
+        </w:trPr>
+        <w:tc>
+          <w:tcPr>
+            <w:tcW w:w="0" w:type="auto"/>
+            <w:vAlign w:val="center"/>
+            <w:hideMark/>
+          </w:tcPr>
+          <w:p>
+            <w:pPr>
+              <w:rPr>
+                <w:b/>
+                <w:bCs/>
+              </w:rPr>
+            </w:pPr>
+            <w:r>
+              <w:rPr>
+                <w:b/>
+                <w:bCs/>
+              </w:rPr>
+              <w:t>cat</w:t>
+            </w:r>
+          </w:p>
+        </w:tc>
+        <w:tc>
+          <w:tcPr>
+            <w:tcW w:w="0" w:type="auto"/>
+            <w:vAlign w:val="center"/>
+            <w:hideMark/>
+          </w:tcPr>
+          <w:p>
+            <w:pPr>
+              <w:rPr>
+                <w:b/>
+                <w:bCs/>
+              </w:rPr>
+            </w:pPr>
+            <w:r>
+              <w:rPr>
+                <w:b/>
+                <w:bCs/>
+              </w:rPr>
+              <w:t>less</w:t>
+            </w:r>
+          </w:p>
+        </w:tc>
+      </w:tr>
+      <w:tr>
+        <w:trPr>
+          <w:tblCellSpacing w:w="15" w:type="dxa"/>
+        </w:trPr>
+        <w:tc>
+          <w:tcPr>
+            <w:tcW w:w="0" w:type="auto"/>
+            <w:vAlign w:val="center"/>
+            <w:hideMark/>
+          </w:tcPr>
+          <w:p>
+            <w:r>
+              <w:t>Displays entire file immediately</w:t>
+            </w:r>
+          </w:p>
+        </w:tc>
+        <w:tc>
+          <w:tcPr>
+            <w:tcW w:w="0" w:type="auto"/>
+            <w:vAlign w:val="center"/>
+            <w:hideMark/>
+          </w:tcPr>
+          <w:p>
+            <w:r>
+              <w:t>Displays one page at a time</w:t>
+            </w:r>
+          </w:p>
+        </w:tc>
+      </w:tr>
+      <w:tr>
+        <w:trPr>
+          <w:tblCellSpacing w:w="15" w:type="dxa"/>
+        </w:trPr>
+        <w:tc>
+          <w:tcPr>
+            <w:tcW w:w="0" w:type="auto"/>
+            <w:vAlign w:val="center"/>
+            <w:hideMark/>
+          </w:tcPr>
+          <w:p>
+            <w:r>
+              <w:t>Good for small files</w:t>
+            </w:r>
+          </w:p>
+        </w:tc>
+        <w:tc>
+          <w:tcPr>
+            <w:tcW w:w="0" w:type="auto"/>
+            <w:vAlign w:val="center"/>
+            <w:hideMark/>
+          </w:tcPr>
+          <w:p>
+            <w:r>
+              <w:t>Best for large files</w:t>
+            </w:r>
+          </w:p>
+        </w:tc>
+      </w:tr>
+      <w:tr>
+        <w:trPr>
+          <w:tblCellSpacing w:w="15" w:type="dxa"/>
+        </w:trPr>
+        <w:tc>
+          <w:tcPr>
+            <w:tcW w:w="0" w:type="auto"/>
+            <w:vAlign w:val="center"/>
+            <w:hideMark/>
+          </w:tcPr>
+          <w:p>
+            <w:r>
+              <w:t>Cannot scroll back easily</w:t>
+            </w:r>
+          </w:p>
+        </w:tc>
+        <w:tc>
+          <w:tcPr>
+            <w:tcW w:w="0" w:type="auto"/>
+            <w:vAlign w:val="center"/>
+            <w:hideMark/>
+          </w:tcPr>
+          <w:p>
+            <w:r>
+              <w:t>Supports scrolling and searching</w:t>
+            </w:r>
+          </w:p>
+        </w:tc>
+      </w:tr>
+    </w:tbl>
+    <w:p>
+      <w:r>
+        <w:pict w14:anchorId="434E1DD2">
+          <v:rect id="_x0000_i1066" style="width:0;height:1.5pt" o:hralign="center" o:hrstd="t" o:hr="t" fillcolor="#a0a0a0" stroked="f"/>
+        </w:pict>
+      </w:r>
+    </w:p>
+    <w:p>
+      <w:pPr>
+        <w:rPr>
+          <w:b/>
+          <w:bCs/>
+        </w:rPr>
+      </w:pPr>
+      <w:r>
+        <w:rPr>
+          <w:b/>
+          <w:bCs/>
+        </w:rPr>
+        <w:t>Q3. Difference between head and tail?</w:t>
+      </w:r>
+    </w:p>
+    <w:p>
+      <w:pPr>
+        <w:numPr>
+          <w:ilvl w:val="0"/>
+          <w:numId w:val="5"/>
+        </w:numPr>
+      </w:pPr>
+      <w:r>
+        <w:t xml:space="preserve">head shows the </w:t>
+      </w:r>
+      <w:r>
+        <w:rPr>
+          <w:b/>
+          <w:bCs/>
+        </w:rPr>
+        <w:t>beginning</w:t>
+      </w:r>
+      <w:r>
+        <w:t xml:space="preserve"> of a file. </w:t>
+      </w:r>
+    </w:p>
+    <w:p>
+      <w:pPr>
+        <w:numPr>
+          <w:ilvl w:val="0"/>
+          <w:numId w:val="5"/>
+        </w:numPr>
+      </w:pPr>
+      <w:r>
+        <w:t xml:space="preserve">tail shows the </w:t>
+      </w:r>
+      <w:r>
+        <w:rPr>
+          <w:b/>
+          <w:bCs/>
+        </w:rPr>
+        <w:t>end</w:t>
+      </w:r>
+      <w:r>
+        <w:t xml:space="preserve"> of a file. </w:t>
+      </w:r>
+    </w:p>
+    <w:p>
+      <w:pPr>
+        <w:numPr>
+          <w:ilvl w:val="0"/>
+          <w:numId w:val="5"/>
+        </w:numPr>
+      </w:pPr>
+      <w:r>
+        <w:t xml:space="preserve">tail -f additionally follows new content in real time. </w:t>
+      </w:r>
+    </w:p>
+    <w:p>
+      <w:r>
+        <w:pict w14:anchorId="26DAD8BB">
+          <v:rect id="_x0000_i1067" style="width:0;height:1.5pt" o:hralign="center" o:hrstd="t" o:hr="t" fillcolor="#a0a0a0" stroked="f"/>
+        </w:pict>
+      </w:r>
+    </w:p>
+    <w:p>
+      <w:pPr>
+        <w:rPr>
+          <w:b/>
+          <w:bCs/>
+        </w:rPr>
+      </w:pPr>
+      <w:r>
+        <w:rPr>
+          <w:b/>
+          <w:bCs/>
+        </w:rPr>
+        <w:t>Q4. Why is grep considered one of the most important DevOps commands?</w:t>
+      </w:r>
+    </w:p>
+    <w:p>
+      <w:r>
+        <w:t>Because logs are the first place engineers look when troubleshooting. grep quickly filters massive log files to show only the lines that matter, such as errors, warnings, or specific requests.</w:t>
+      </w:r>
+    </w:p>
+    <w:p>
+      <w:r>
+        <w:pict w14:anchorId="34B956CD">
+          <v:rect id="_x0000_i1068" style="width:0;height:1.5pt" o:hralign="center" o:hrstd="t" o:hr="t" fillcolor="#a0a0a0" stroked="f"/>
+        </w:pict>
+      </w:r>
+    </w:p>
+    <w:p>
+      <w:pPr>
+        <w:rPr>
+          <w:b/>
+          <w:bCs/>
+        </w:rPr>
+      </w:pPr>
+      <w:r>
+        <w:rPr>
+          <w:b/>
+          <w:bCs/>
+        </w:rPr>
+        <w:lastRenderedPageBreak/>
+        <w:t xml:space="preserve">Q5. Why should </w:t>
+      </w:r>
+      <w:proofErr w:type="spellStart"/>
+      <w:r>
+        <w:rPr>
+          <w:b/>
+          <w:bCs/>
+        </w:rPr>
+        <w:t>uniq</w:t>
+      </w:r>
+      <w:proofErr w:type="spellEnd"/>
+      <w:r>
+        <w:rPr>
+          <w:b/>
+          <w:bCs/>
+        </w:rPr>
+        <w:t xml:space="preserve"> usually be used with sort?</w:t>
+      </w:r>
+    </w:p>
+    <w:p>
+      <w:proofErr w:type="spellStart"/>
+      <w:r>
+        <w:t>uniq</w:t>
+      </w:r>
+      <w:proofErr w:type="spellEnd"/>
+      <w:r>
+        <w:t xml:space="preserve"> removes only </w:t>
+      </w:r>
+      <w:r>
+        <w:rPr>
+          <w:b/>
+          <w:bCs/>
+        </w:rPr>
+        <w:t>adjacent</w:t>
+      </w:r>
+      <w:r>
+        <w:t xml:space="preserve"> duplicate lines. Sorting places identical lines together so </w:t>
+      </w:r>
+      <w:proofErr w:type="spellStart"/>
+      <w:r>
+        <w:t>uniq</w:t>
+      </w:r>
+      <w:proofErr w:type="spellEnd"/>
+      <w:r>
+        <w:t xml:space="preserve"> can detect and remove all duplicates.</w:t>
+      </w:r>
+    </w:p>
+    <w:p>
+      <w:r>
+        <w:t xml:space="preserve">sort names.txt | </w:t>
+      </w:r>
+      <w:proofErr w:type="spellStart"/>
+      <w:r>
+        <w:t>uniq</w:t>
+      </w:r>
+      <w:proofErr w:type="spellEnd"/>
+    </w:p>
+    <w:p/>
     <w:p/>
     <w:p/>
     <w:p/>
@@ -2408,12 +3822,62 @@
 </w:document>
 </file>
 
+<file path=word/endnotes.xml><?xml version="1.0" encoding="utf-8"?>
+<w:endnotes xmlns:wpc="http://schemas.microsoft.com/office/word/2010/wordprocessingCanvas" xmlns:cx="http://schemas.microsoft.com/office/drawing/2014/chartex" xmlns:cx1="http://schemas.microsoft.com/office/drawing/2015/9/8/chartex" xmlns:cx2="http://schemas.microsoft.com/office/drawing/2015/10/21/chartex" xmlns:cx3="http://schemas.microsoft.com/office/drawing/2016/5/9/chartex" xmlns:cx4="http://schemas.microsoft.com/office/drawing/2016/5/10/chartex" xmlns:cx5="http://schemas.microsoft.com/office/drawing/2016/5/11/chartex" xmlns:cx6="http://schemas.microsoft.com/office/drawing/2016/5/12/chartex" xmlns:cx7="http://schemas.microsoft.com/office/drawing/2016/5/13/chartex" xmlns:cx8="http://schemas.microsoft.com/office/drawing/2016/5/14/chartex" xmlns:mc="http://schemas.openxmlformats.org/markup-compatibility/2006" xmlns:aink="http://schemas.microsoft.com/office/drawing/2016/ink" xmlns:am3d="http://schemas.microsoft.com/office/drawing/2017/model3d" xmlns:o="urn:schemas-microsoft-com:office:office" xmlns:oel="http://schemas.microsoft.com/office/2019/extlst" xmlns:r="http://schemas.openxmlformats.org/officeDocument/2006/relationships" xmlns:m="http://schemas.openxmlformats.org/officeDocument/2006/math" xmlns:v="urn:schemas-microsoft-com:vml" xmlns:wp14="http://schemas.microsoft.com/office/word/2010/wordprocessingDrawing" xmlns:wp="http://schemas.openxmlformats.org/drawingml/2006/wordprocessingDrawing" xmlns:w10="urn:schemas-microsoft-com:office:word" xmlns:w="http://schemas.openxmlformats.org/wordprocessingml/2006/main" xmlns:w14="http://schemas.microsoft.com/office/word/2010/wordml" xmlns:w15="http://schemas.microsoft.com/office/word/2012/wordml" xmlns:w16cex="http://schemas.microsoft.com/office/word/2018/wordml/cex" xmlns:w16cid="http://schemas.microsoft.com/office/word/2016/wordml/cid" xmlns:w16="http://schemas.microsoft.com/office/word/2018/wordml" xmlns:w16du="http://schemas.microsoft.com/office/word/2023/wordml/word16du" xmlns:w16sdtdh="http://schemas.microsoft.com/office/word/2020/wordml/sdtdatahash" xmlns:w16sdtfl="http://schemas.microsoft.com/office/word/2024/wordml/sdtformatlock" xmlns:w16se="http://schemas.microsoft.com/office/word/2015/wordml/symex" xmlns:wpg="http://schemas.microsoft.com/office/word/2010/wordprocessingGroup" xmlns:wpi="http://schemas.microsoft.com/office/word/2010/wordprocessingInk" xmlns:wne="http://schemas.microsoft.com/office/word/2006/wordml" xmlns:wps="http://schemas.microsoft.com/office/word/2010/wordprocessingShape" mc:Ignorable="w14 w15 w16se w16cid w16 w16cex w16sdtdh w16sdtfl w16du wp14">
+  <w:endnote w:type="separator" w:id="-1">
+    <w:p>
+      <w:pPr>
+        <w:spacing w:after="0" w:line="240" w:lineRule="auto"/>
+      </w:pPr>
+      <w:r>
+        <w:separator/>
+      </w:r>
+    </w:p>
+  </w:endnote>
+  <w:endnote w:type="continuationSeparator" w:id="0">
+    <w:p>
+      <w:pPr>
+        <w:spacing w:after="0" w:line="240" w:lineRule="auto"/>
+      </w:pPr>
+      <w:r>
+        <w:continuationSeparator/>
+      </w:r>
+    </w:p>
+  </w:endnote>
+</w:endnotes>
+</file>
+
+<file path=word/footnotes.xml><?xml version="1.0" encoding="utf-8"?>
+<w:footnotes xmlns:wpc="http://schemas.microsoft.com/office/word/2010/wordprocessingCanvas" xmlns:cx="http://schemas.microsoft.com/office/drawing/2014/chartex" xmlns:cx1="http://schemas.microsoft.com/office/drawing/2015/9/8/chartex" xmlns:cx2="http://schemas.microsoft.com/office/drawing/2015/10/21/chartex" xmlns:cx3="http://schemas.microsoft.com/office/drawing/2016/5/9/chartex" xmlns:cx4="http://schemas.microsoft.com/office/drawing/2016/5/10/chartex" xmlns:cx5="http://schemas.microsoft.com/office/drawing/2016/5/11/chartex" xmlns:cx6="http://schemas.microsoft.com/office/drawing/2016/5/12/chartex" xmlns:cx7="http://schemas.microsoft.com/office/drawing/2016/5/13/chartex" xmlns:cx8="http://schemas.microsoft.com/office/drawing/2016/5/14/chartex" xmlns:mc="http://schemas.openxmlformats.org/markup-compatibility/2006" xmlns:aink="http://schemas.microsoft.com/office/drawing/2016/ink" xmlns:am3d="http://schemas.microsoft.com/office/drawing/2017/model3d" xmlns:o="urn:schemas-microsoft-com:office:office" xmlns:oel="http://schemas.microsoft.com/office/2019/extlst" xmlns:r="http://schemas.openxmlformats.org/officeDocument/2006/relationships" xmlns:m="http://schemas.openxmlformats.org/officeDocument/2006/math" xmlns:v="urn:schemas-microsoft-com:vml" xmlns:wp14="http://schemas.microsoft.com/office/word/2010/wordprocessingDrawing" xmlns:wp="http://schemas.openxmlformats.org/drawingml/2006/wordprocessingDrawing" xmlns:w10="urn:schemas-microsoft-com:office:word" xmlns:w="http://schemas.openxmlformats.org/wordprocessingml/2006/main" xmlns:w14="http://schemas.microsoft.com/office/word/2010/wordml" xmlns:w15="http://schemas.microsoft.com/office/word/2012/wordml" xmlns:w16cex="http://schemas.microsoft.com/office/word/2018/wordml/cex" xmlns:w16cid="http://schemas.microsoft.com/office/word/2016/wordml/cid" xmlns:w16="http://schemas.microsoft.com/office/word/2018/wordml" xmlns:w16du="http://schemas.microsoft.com/office/word/2023/wordml/word16du" xmlns:w16sdtdh="http://schemas.microsoft.com/office/word/2020/wordml/sdtdatahash" xmlns:w16sdtfl="http://schemas.microsoft.com/office/word/2024/wordml/sdtformatlock" xmlns:w16se="http://schemas.microsoft.com/office/word/2015/wordml/symex" xmlns:wpg="http://schemas.microsoft.com/office/word/2010/wordprocessingGroup" xmlns:wpi="http://schemas.microsoft.com/office/word/2010/wordprocessingInk" xmlns:wne="http://schemas.microsoft.com/office/word/2006/wordml" xmlns:wps="http://schemas.microsoft.com/office/word/2010/wordprocessingShape" mc:Ignorable="w14 w15 w16se w16cid w16 w16cex w16sdtdh w16sdtfl w16du wp14">
+  <w:footnote w:type="separator" w:id="-1">
+    <w:p>
+      <w:pPr>
+        <w:spacing w:after="0" w:line="240" w:lineRule="auto"/>
+      </w:pPr>
+      <w:r>
+        <w:separator/>
+      </w:r>
+    </w:p>
+  </w:footnote>
+  <w:footnote w:type="continuationSeparator" w:id="0">
+    <w:p>
+      <w:pPr>
+        <w:spacing w:after="0" w:line="240" w:lineRule="auto"/>
+      </w:pPr>
+      <w:r>
+        <w:continuationSeparator/>
+      </w:r>
+    </w:p>
+  </w:footnote>
+</w:footnotes>
+</file>
+
 <file path=word/numbering.xml><?xml version="1.0" encoding="utf-8"?>
 <w:numbering xmlns:wpc="http://schemas.microsoft.com/office/word/2010/wordprocessingCanvas" xmlns:cx="http://schemas.microsoft.com/office/drawing/2014/chartex" xmlns:cx1="http://schemas.microsoft.com/office/drawing/2015/9/8/chartex" xmlns:cx2="http://schemas.microsoft.com/office/drawing/2015/10/21/chartex" xmlns:cx3="http://schemas.microsoft.com/office/drawing/2016/5/9/chartex" xmlns:cx4="http://schemas.microsoft.com/office/drawing/2016/5/10/chartex" xmlns:cx5="http://schemas.microsoft.com/office/drawing/2016/5/11/chartex" xmlns:cx6="http://schemas.microsoft.com/office/drawing/2016/5/12/chartex" xmlns:cx7="http://schemas.microsoft.com/office/drawing/2016/5/13/chartex" xmlns:cx8="http://schemas.microsoft.com/office/drawing/2016/5/14/chartex" xmlns:mc="http://schemas.openxmlformats.org/markup-compatibility/2006" xmlns:aink="http://schemas.microsoft.com/office/drawing/2016/ink" xmlns:am3d="http://schemas.microsoft.com/office/drawing/2017/model3d" xmlns:o="urn:schemas-microsoft-com:office:office" xmlns:oel="http://schemas.microsoft.com/office/2019/extlst" xmlns:r="http://schemas.openxmlformats.org/officeDocument/2006/relationships" xmlns:m="http://schemas.openxmlformats.org/officeDocument/2006/math" xmlns:v="urn:schemas-microsoft-com:vml" xmlns:wp14="http://schemas.microsoft.com/office/word/2010/wordprocessingDrawing" xmlns:wp="http://schemas.openxmlformats.org/drawingml/2006/wordprocessingDrawing" xmlns:w10="urn:schemas-microsoft-com:office:word" xmlns:w="http://schemas.openxmlformats.org/wordprocessingml/2006/main" xmlns:w14="http://schemas.microsoft.com/office/word/2010/wordml" xmlns:w15="http://schemas.microsoft.com/office/word/2012/wordml" xmlns:w16cex="http://schemas.microsoft.com/office/word/2018/wordml/cex" xmlns:w16cid="http://schemas.microsoft.com/office/word/2016/wordml/cid" xmlns:w16="http://schemas.microsoft.com/office/word/2018/wordml" xmlns:w16du="http://schemas.microsoft.com/office/word/2023/wordml/word16du" xmlns:w16sdtdh="http://schemas.microsoft.com/office/word/2020/wordml/sdtdatahash" xmlns:w16sdtfl="http://schemas.microsoft.com/office/word/2024/wordml/sdtformatlock" xmlns:w16se="http://schemas.microsoft.com/office/word/2015/wordml/symex" xmlns:wpg="http://schemas.microsoft.com/office/word/2010/wordprocessingGroup" xmlns:wpi="http://schemas.microsoft.com/office/word/2010/wordprocessingInk" xmlns:wne="http://schemas.microsoft.com/office/word/2006/wordml" xmlns:wps="http://schemas.microsoft.com/office/word/2010/wordprocessingShape" mc:Ignorable="w14 w15 w16se w16cid w16 w16cex w16sdtdh w16sdtfl w16du wp14">
   <w:abstractNum w:abstractNumId="0" w15:restartNumberingAfterBreak="0">
-    <w:nsid w:val="13E27CB3"/>
+    <w:nsid w:val="0C3A4695"/>
     <w:multiLevelType w:val="multilevel"/>
-    <w:tmpl w:val="6736233A"/>
+    <w:tmpl w:val="1264DEA4"/>
     <w:lvl w:ilvl="0">
       <w:start w:val="1"/>
       <w:numFmt w:val="bullet"/>
@@ -2560,9 +4024,9 @@
     </w:lvl>
   </w:abstractNum>
   <w:abstractNum w:abstractNumId="1" w15:restartNumberingAfterBreak="0">
-    <w:nsid w:val="3DE07104"/>
+    <w:nsid w:val="13E27CB3"/>
     <w:multiLevelType w:val="multilevel"/>
-    <w:tmpl w:val="D1F890D4"/>
+    <w:tmpl w:val="6736233A"/>
     <w:lvl w:ilvl="0">
       <w:start w:val="1"/>
       <w:numFmt w:val="bullet"/>
@@ -2709,6 +4173,155 @@
     </w:lvl>
   </w:abstractNum>
   <w:abstractNum w:abstractNumId="2" w15:restartNumberingAfterBreak="0">
+    <w:nsid w:val="3DE07104"/>
+    <w:multiLevelType w:val="multilevel"/>
+    <w:tmpl w:val="D1F890D4"/>
+    <w:lvl w:ilvl="0">
+      <w:start w:val="1"/>
+      <w:numFmt w:val="bullet"/>
+      <w:lvlText w:val=""/>
+      <w:lvlJc w:val="left"/>
+      <w:pPr>
+        <w:tabs>
+          <w:tab w:val="num" w:pos="720"/>
+        </w:tabs>
+        <w:ind w:left="720" w:hanging="360"/>
+      </w:pPr>
+      <w:rPr>
+        <w:rFonts w:ascii="Symbol" w:hAnsi="Symbol" w:hint="default"/>
+        <w:sz w:val="20"/>
+      </w:rPr>
+    </w:lvl>
+    <w:lvl w:ilvl="1" w:tentative="1">
+      <w:start w:val="1"/>
+      <w:numFmt w:val="bullet"/>
+      <w:lvlText w:val="o"/>
+      <w:lvlJc w:val="left"/>
+      <w:pPr>
+        <w:tabs>
+          <w:tab w:val="num" w:pos="1440"/>
+        </w:tabs>
+        <w:ind w:left="1440" w:hanging="360"/>
+      </w:pPr>
+      <w:rPr>
+        <w:rFonts w:ascii="Courier New" w:hAnsi="Courier New" w:hint="default"/>
+        <w:sz w:val="20"/>
+      </w:rPr>
+    </w:lvl>
+    <w:lvl w:ilvl="2" w:tentative="1">
+      <w:start w:val="1"/>
+      <w:numFmt w:val="bullet"/>
+      <w:lvlText w:val=""/>
+      <w:lvlJc w:val="left"/>
+      <w:pPr>
+        <w:tabs>
+          <w:tab w:val="num" w:pos="2160"/>
+        </w:tabs>
+        <w:ind w:left="2160" w:hanging="360"/>
+      </w:pPr>
+      <w:rPr>
+        <w:rFonts w:ascii="Wingdings" w:hAnsi="Wingdings" w:hint="default"/>
+        <w:sz w:val="20"/>
+      </w:rPr>
+    </w:lvl>
+    <w:lvl w:ilvl="3" w:tentative="1">
+      <w:start w:val="1"/>
+      <w:numFmt w:val="bullet"/>
+      <w:lvlText w:val=""/>
+      <w:lvlJc w:val="left"/>
+      <w:pPr>
+        <w:tabs>
+          <w:tab w:val="num" w:pos="2880"/>
+        </w:tabs>
+        <w:ind w:left="2880" w:hanging="360"/>
+      </w:pPr>
+      <w:rPr>
+        <w:rFonts w:ascii="Wingdings" w:hAnsi="Wingdings" w:hint="default"/>
+        <w:sz w:val="20"/>
+      </w:rPr>
+    </w:lvl>
+    <w:lvl w:ilvl="4" w:tentative="1">
+      <w:start w:val="1"/>
+      <w:numFmt w:val="bullet"/>
+      <w:lvlText w:val=""/>
+      <w:lvlJc w:val="left"/>
+      <w:pPr>
+        <w:tabs>
+          <w:tab w:val="num" w:pos="3600"/>
+        </w:tabs>
+        <w:ind w:left="3600" w:hanging="360"/>
+      </w:pPr>
+      <w:rPr>
+        <w:rFonts w:ascii="Wingdings" w:hAnsi="Wingdings" w:hint="default"/>
+        <w:sz w:val="20"/>
+      </w:rPr>
+    </w:lvl>
+    <w:lvl w:ilvl="5" w:tentative="1">
+      <w:start w:val="1"/>
+      <w:numFmt w:val="bullet"/>
+      <w:lvlText w:val=""/>
+      <w:lvlJc w:val="left"/>
+      <w:pPr>
+        <w:tabs>
+          <w:tab w:val="num" w:pos="4320"/>
+        </w:tabs>
+        <w:ind w:left="4320" w:hanging="360"/>
+      </w:pPr>
+      <w:rPr>
+        <w:rFonts w:ascii="Wingdings" w:hAnsi="Wingdings" w:hint="default"/>
+        <w:sz w:val="20"/>
+      </w:rPr>
+    </w:lvl>
+    <w:lvl w:ilvl="6" w:tentative="1">
+      <w:start w:val="1"/>
+      <w:numFmt w:val="bullet"/>
+      <w:lvlText w:val=""/>
+      <w:lvlJc w:val="left"/>
+      <w:pPr>
+        <w:tabs>
+          <w:tab w:val="num" w:pos="5040"/>
+        </w:tabs>
+        <w:ind w:left="5040" w:hanging="360"/>
+      </w:pPr>
+      <w:rPr>
+        <w:rFonts w:ascii="Wingdings" w:hAnsi="Wingdings" w:hint="default"/>
+        <w:sz w:val="20"/>
+      </w:rPr>
+    </w:lvl>
+    <w:lvl w:ilvl="7" w:tentative="1">
+      <w:start w:val="1"/>
+      <w:numFmt w:val="bullet"/>
+      <w:lvlText w:val=""/>
+      <w:lvlJc w:val="left"/>
+      <w:pPr>
+        <w:tabs>
+          <w:tab w:val="num" w:pos="5760"/>
+        </w:tabs>
+        <w:ind w:left="5760" w:hanging="360"/>
+      </w:pPr>
+      <w:rPr>
+        <w:rFonts w:ascii="Wingdings" w:hAnsi="Wingdings" w:hint="default"/>
+        <w:sz w:val="20"/>
+      </w:rPr>
+    </w:lvl>
+    <w:lvl w:ilvl="8" w:tentative="1">
+      <w:start w:val="1"/>
+      <w:numFmt w:val="bullet"/>
+      <w:lvlText w:val=""/>
+      <w:lvlJc w:val="left"/>
+      <w:pPr>
+        <w:tabs>
+          <w:tab w:val="num" w:pos="6480"/>
+        </w:tabs>
+        <w:ind w:left="6480" w:hanging="360"/>
+      </w:pPr>
+      <w:rPr>
+        <w:rFonts w:ascii="Wingdings" w:hAnsi="Wingdings" w:hint="default"/>
+        <w:sz w:val="20"/>
+      </w:rPr>
+    </w:lvl>
+  </w:abstractNum>
+  <w:abstractNum w:abstractNumId="3" w15:restartNumberingAfterBreak="0">
     <w:nsid w:val="503672DB"/>
     <w:multiLevelType w:val="hybridMultilevel"/>
     <w:tmpl w:val="117C0C92"/>
@@ -2797,14 +4410,169 @@
       </w:pPr>
     </w:lvl>
   </w:abstractNum>
+  <w:abstractNum w:abstractNumId="4" w15:restartNumberingAfterBreak="0">
+    <w:nsid w:val="6C1D74FC"/>
+    <w:multiLevelType w:val="multilevel"/>
+    <w:tmpl w:val="8A4AAF24"/>
+    <w:lvl w:ilvl="0">
+      <w:start w:val="1"/>
+      <w:numFmt w:val="bullet"/>
+      <w:lvlText w:val=""/>
+      <w:lvlJc w:val="left"/>
+      <w:pPr>
+        <w:tabs>
+          <w:tab w:val="num" w:pos="720"/>
+        </w:tabs>
+        <w:ind w:left="720" w:hanging="360"/>
+      </w:pPr>
+      <w:rPr>
+        <w:rFonts w:ascii="Symbol" w:hAnsi="Symbol" w:hint="default"/>
+        <w:sz w:val="20"/>
+      </w:rPr>
+    </w:lvl>
+    <w:lvl w:ilvl="1" w:tentative="1">
+      <w:start w:val="1"/>
+      <w:numFmt w:val="bullet"/>
+      <w:lvlText w:val="o"/>
+      <w:lvlJc w:val="left"/>
+      <w:pPr>
+        <w:tabs>
+          <w:tab w:val="num" w:pos="1440"/>
+        </w:tabs>
+        <w:ind w:left="1440" w:hanging="360"/>
+      </w:pPr>
+      <w:rPr>
+        <w:rFonts w:ascii="Courier New" w:hAnsi="Courier New" w:hint="default"/>
+        <w:sz w:val="20"/>
+      </w:rPr>
+    </w:lvl>
+    <w:lvl w:ilvl="2" w:tentative="1">
+      <w:start w:val="1"/>
+      <w:numFmt w:val="bullet"/>
+      <w:lvlText w:val=""/>
+      <w:lvlJc w:val="left"/>
+      <w:pPr>
+        <w:tabs>
+          <w:tab w:val="num" w:pos="2160"/>
+        </w:tabs>
+        <w:ind w:left="2160" w:hanging="360"/>
+      </w:pPr>
+      <w:rPr>
+        <w:rFonts w:ascii="Wingdings" w:hAnsi="Wingdings" w:hint="default"/>
+        <w:sz w:val="20"/>
+      </w:rPr>
+    </w:lvl>
+    <w:lvl w:ilvl="3" w:tentative="1">
+      <w:start w:val="1"/>
+      <w:numFmt w:val="bullet"/>
+      <w:lvlText w:val=""/>
+      <w:lvlJc w:val="left"/>
+      <w:pPr>
+        <w:tabs>
+          <w:tab w:val="num" w:pos="2880"/>
+        </w:tabs>
+        <w:ind w:left="2880" w:hanging="360"/>
+      </w:pPr>
+      <w:rPr>
+        <w:rFonts w:ascii="Wingdings" w:hAnsi="Wingdings" w:hint="default"/>
+        <w:sz w:val="20"/>
+      </w:rPr>
+    </w:lvl>
+    <w:lvl w:ilvl="4" w:tentative="1">
+      <w:start w:val="1"/>
+      <w:numFmt w:val="bullet"/>
+      <w:lvlText w:val=""/>
+      <w:lvlJc w:val="left"/>
+      <w:pPr>
+        <w:tabs>
+          <w:tab w:val="num" w:pos="3600"/>
+        </w:tabs>
+        <w:ind w:left="3600" w:hanging="360"/>
+      </w:pPr>
+      <w:rPr>
+        <w:rFonts w:ascii="Wingdings" w:hAnsi="Wingdings" w:hint="default"/>
+        <w:sz w:val="20"/>
+      </w:rPr>
+    </w:lvl>
+    <w:lvl w:ilvl="5" w:tentative="1">
+      <w:start w:val="1"/>
+      <w:numFmt w:val="bullet"/>
+      <w:lvlText w:val=""/>
+      <w:lvlJc w:val="left"/>
+      <w:pPr>
+        <w:tabs>
+          <w:tab w:val="num" w:pos="4320"/>
+        </w:tabs>
+        <w:ind w:left="4320" w:hanging="360"/>
+      </w:pPr>
+      <w:rPr>
+        <w:rFonts w:ascii="Wingdings" w:hAnsi="Wingdings" w:hint="default"/>
+        <w:sz w:val="20"/>
+      </w:rPr>
+    </w:lvl>
+    <w:lvl w:ilvl="6" w:tentative="1">
+      <w:start w:val="1"/>
+      <w:numFmt w:val="bullet"/>
+      <w:lvlText w:val=""/>
+      <w:lvlJc w:val="left"/>
+      <w:pPr>
+        <w:tabs>
+          <w:tab w:val="num" w:pos="5040"/>
+        </w:tabs>
+        <w:ind w:left="5040" w:hanging="360"/>
+      </w:pPr>
+      <w:rPr>
+        <w:rFonts w:ascii="Wingdings" w:hAnsi="Wingdings" w:hint="default"/>
+        <w:sz w:val="20"/>
+      </w:rPr>
+    </w:lvl>
+    <w:lvl w:ilvl="7" w:tentative="1">
+      <w:start w:val="1"/>
+      <w:numFmt w:val="bullet"/>
+      <w:lvlText w:val=""/>
+      <w:lvlJc w:val="left"/>
+      <w:pPr>
+        <w:tabs>
+          <w:tab w:val="num" w:pos="5760"/>
+        </w:tabs>
+        <w:ind w:left="5760" w:hanging="360"/>
+      </w:pPr>
+      <w:rPr>
+        <w:rFonts w:ascii="Wingdings" w:hAnsi="Wingdings" w:hint="default"/>
+        <w:sz w:val="20"/>
+      </w:rPr>
+    </w:lvl>
+    <w:lvl w:ilvl="8" w:tentative="1">
+      <w:start w:val="1"/>
+      <w:numFmt w:val="bullet"/>
+      <w:lvlText w:val=""/>
+      <w:lvlJc w:val="left"/>
+      <w:pPr>
+        <w:tabs>
+          <w:tab w:val="num" w:pos="6480"/>
+        </w:tabs>
+        <w:ind w:left="6480" w:hanging="360"/>
+      </w:pPr>
+      <w:rPr>
+        <w:rFonts w:ascii="Wingdings" w:hAnsi="Wingdings" w:hint="default"/>
+        <w:sz w:val="20"/>
+      </w:rPr>
+    </w:lvl>
+  </w:abstractNum>
   <w:num w:numId="1" w16cid:durableId="546339748">
+    <w:abstractNumId w:val="3"/>
+  </w:num>
+  <w:num w:numId="2" w16cid:durableId="1517843222">
+    <w:abstractNumId w:val="1"/>
+  </w:num>
+  <w:num w:numId="3" w16cid:durableId="1165391654">
     <w:abstractNumId w:val="2"/>
   </w:num>
-  <w:num w:numId="2" w16cid:durableId="1517843222">
+  <w:num w:numId="4" w16cid:durableId="1952279912">
     <w:abstractNumId w:val="0"/>
   </w:num>
-  <w:num w:numId="3" w16cid:durableId="1165391654">
-    <w:abstractNumId w:val="1"/>
+  <w:num w:numId="5" w16cid:durableId="943221382">
+    <w:abstractNumId w:val="4"/>
   </w:num>
 </w:numbering>
 </file>
@@ -3792,6 +5560,50 @@
       <w:szCs w:val="20"/>
     </w:rPr>
   </w:style>
+  <w:style w:type="paragraph" w:styleId="Header">
+    <w:name w:val="header"/>
+    <w:basedOn w:val="Normal"/>
+    <w:link w:val="HeaderChar"/>
+    <w:uiPriority w:val="99"/>
+    <w:unhideWhenUsed/>
+    <w:rsid w:val="004A7632"/>
+    <w:pPr>
+      <w:tabs>
+        <w:tab w:val="center" w:pos="4513"/>
+        <w:tab w:val="right" w:pos="9026"/>
+      </w:tabs>
+      <w:spacing w:after="0" w:line="240" w:lineRule="auto"/>
+    </w:pPr>
+  </w:style>
+  <w:style w:type="character" w:customStyle="1" w:styleId="HeaderChar">
+    <w:name w:val="Header Char"/>
+    <w:basedOn w:val="DefaultParagraphFont"/>
+    <w:link w:val="Header"/>
+    <w:uiPriority w:val="99"/>
+    <w:rsid w:val="004A7632"/>
+  </w:style>
+  <w:style w:type="paragraph" w:styleId="Footer">
+    <w:name w:val="footer"/>
+    <w:basedOn w:val="Normal"/>
+    <w:link w:val="FooterChar"/>
+    <w:uiPriority w:val="99"/>
+    <w:unhideWhenUsed/>
+    <w:rsid w:val="004A7632"/>
+    <w:pPr>
+      <w:tabs>
+        <w:tab w:val="center" w:pos="4513"/>
+        <w:tab w:val="right" w:pos="9026"/>
+      </w:tabs>
+      <w:spacing w:after="0" w:line="240" w:lineRule="auto"/>
+    </w:pPr>
+  </w:style>
+  <w:style w:type="character" w:customStyle="1" w:styleId="FooterChar">
+    <w:name w:val="Footer Char"/>
+    <w:basedOn w:val="DefaultParagraphFont"/>
+    <w:link w:val="Footer"/>
+    <w:uiPriority w:val="99"/>
+    <w:rsid w:val="004A7632"/>
+  </w:style>
 </w:styles>
 </file>
 

--- a/Linux_notes.docx
+++ b/Linux_notes.docx
@@ -1,6 +1,6 @@
 
 <file path=word/document.xml><?xml version="1.0" encoding="utf-8"?>
-<w:document xmlns:wpc="http://schemas.microsoft.com/office/word/2010/wordprocessingCanvas" xmlns:cx="http://schemas.microsoft.com/office/drawing/2014/chartex" xmlns:cx1="http://schemas.microsoft.com/office/drawing/2015/9/8/chartex" xmlns:cx2="http://schemas.microsoft.com/office/drawing/2015/10/21/chartex" xmlns:cx3="http://schemas.microsoft.com/office/drawing/2016/5/9/chartex" xmlns:cx4="http://schemas.microsoft.com/office/drawing/2016/5/10/chartex" xmlns:cx5="http://schemas.microsoft.com/office/drawing/2016/5/11/chartex" xmlns:cx6="http://schemas.microsoft.com/office/drawing/2016/5/12/chartex" xmlns:cx7="http://schemas.microsoft.com/office/drawing/2016/5/13/chartex" xmlns:cx8="http://schemas.microsoft.com/office/drawing/2016/5/14/chartex" xmlns:mc="http://schemas.openxmlformats.org/markup-compatibility/2006" xmlns:aink="http://schemas.microsoft.com/office/drawing/2016/ink" xmlns:am3d="http://schemas.microsoft.com/office/drawing/2017/model3d" xmlns:o="urn:schemas-microsoft-com:office:office" xmlns:oel="http://schemas.microsoft.com/office/2019/extlst" xmlns:r="http://schemas.openxmlformats.org/officeDocument/2006/relationships" xmlns:m="http://schemas.openxmlformats.org/officeDocument/2006/math" xmlns:v="urn:schemas-microsoft-com:vml" xmlns:wp14="http://schemas.microsoft.com/office/word/2010/wordprocessingDrawing" xmlns:wp="http://schemas.openxmlformats.org/drawingml/2006/wordprocessingDrawing" xmlns:w10="urn:schemas-microsoft-com:office:word" xmlns:w="http://schemas.openxmlformats.org/wordprocessingml/2006/main" xmlns:w14="http://schemas.microsoft.com/office/word/2010/wordml" xmlns:w15="http://schemas.microsoft.com/office/word/2012/wordml" xmlns:w16cex="http://schemas.microsoft.com/office/word/2018/wordml/cex" xmlns:w16cid="http://schemas.microsoft.com/office/word/2016/wordml/cid" xmlns:w16="http://schemas.microsoft.com/office/word/2018/wordml" xmlns:w16du="http://schemas.microsoft.com/office/word/2023/wordml/word16du" xmlns:w16sdtdh="http://schemas.microsoft.com/office/word/2020/wordml/sdtdatahash" xmlns:w16sdtfl="http://schemas.microsoft.com/office/word/2024/wordml/sdtformatlock" xmlns:w16se="http://schemas.microsoft.com/office/word/2015/wordml/symex" xmlns:wpg="http://schemas.microsoft.com/office/word/2010/wordprocessingGroup" xmlns:wpi="http://schemas.microsoft.com/office/word/2010/wordprocessingInk" xmlns:wne="http://schemas.microsoft.com/office/word/2006/wordml" xmlns:wps="http://schemas.microsoft.com/office/word/2010/wordprocessingShape" mc:Ignorable="w14 w15 w16se w16cid w16 w16cex w16sdtdh w16sdtfl w16du wp14">
+<w:document xmlns:wpc="http://schemas.microsoft.com/office/word/2010/wordprocessingCanvas" xmlns:cx="http://schemas.microsoft.com/office/drawing/2014/chartex" xmlns:cx1="http://schemas.microsoft.com/office/drawing/2015/9/8/chartex" xmlns:cx2="http://schemas.microsoft.com/office/drawing/2015/10/21/chartex" xmlns:cx3="http://schemas.microsoft.com/office/drawing/2016/5/9/chartex" xmlns:cx4="http://schemas.microsoft.com/office/drawing/2016/5/10/chartex" xmlns:cx5="http://schemas.microsoft.com/office/drawing/2016/5/11/chartex" xmlns:cx6="http://schemas.microsoft.com/office/drawing/2016/5/12/chartex" xmlns:cx7="http://schemas.microsoft.com/office/drawing/2016/5/13/chartex" xmlns:cx8="http://schemas.microsoft.com/office/drawing/2016/5/14/chartex" xmlns:mc="http://schemas.openxmlformats.org/markup-compatibility/2006" xmlns:aink="http://schemas.microsoft.com/office/drawing/2016/ink" xmlns:am3d="http://schemas.microsoft.com/office/drawing/2017/model3d" xmlns:o="urn:schemas-microsoft-com:office:office" xmlns:oel="http://schemas.microsoft.com/office/2019/extlst" xmlns:r="http://schemas.openxmlformats.org/officeDocument/2006/relationships" xmlns:m="http://schemas.openxmlformats.org/officeDocument/2006/math" xmlns:v="urn:schemas-microsoft-com:vml" xmlns:wp14="http://schemas.microsoft.com/office/word/2010/wordprocessingDrawing" xmlns:wp="http://schemas.openxmlformats.org/drawingml/2006/wordprocessingDrawing" xmlns:w10="urn:schemas-microsoft-com:office:word" xmlns:w="http://schemas.openxmlformats.org/wordprocessingml/2006/main" xmlns:w14="http://schemas.microsoft.com/office/word/2010/wordml" xmlns:w15="http://schemas.microsoft.com/office/word/2012/wordml" xmlns:w16cei="http://schemas.microsoft.com/office/word/2026/wordml/cei" xmlns:w16cex="http://schemas.microsoft.com/office/word/2018/wordml/cex" xmlns:w16cid="http://schemas.microsoft.com/office/word/2016/wordml/cid" xmlns:w16="http://schemas.microsoft.com/office/word/2018/wordml" xmlns:w16du="http://schemas.microsoft.com/office/word/2023/wordml/word16du" xmlns:w16sdtdh="http://schemas.microsoft.com/office/word/2020/wordml/sdtdatahash" xmlns:w16sdtfl="http://schemas.microsoft.com/office/word/2024/wordml/sdtformatlock" xmlns:w16se="http://schemas.microsoft.com/office/word/2015/wordml/symex" xmlns:wpg="http://schemas.microsoft.com/office/word/2010/wordprocessingGroup" xmlns:wpi="http://schemas.microsoft.com/office/word/2010/wordprocessingInk" xmlns:wne="http://schemas.microsoft.com/office/word/2006/wordml" xmlns:wps="http://schemas.microsoft.com/office/word/2010/wordprocessingShape" mc:Ignorable="w14 w15 w16se w16cid w16 w16cex w16sdtdh w16sdtfl w16du wp14">
   <w:body>
     <w:p>
       <w:r>
@@ -399,19 +399,8 @@
                 <w:szCs w:val="20"/>
                 <w:lang w:eastAsia="en-IN"/>
               </w:rPr>
-              <w:t>/</w:t>
-            </w:r>
-            <w:proofErr w:type="spellStart"/>
-            <w:r>
-              <w:rPr>
-                <w:rFonts w:ascii="Courier New" w:eastAsia="Times New Roman" w:hAnsi="Courier New" w:cs="Courier New"/>
-                <w:sz w:val="20"/>
-                <w:szCs w:val="20"/>
-                <w:lang w:eastAsia="en-IN"/>
-              </w:rPr>
-              <w:t>tmp</w:t>
-            </w:r>
-            <w:proofErr w:type="spellEnd"/>
+              <w:t>/tmp</w:t>
+            </w:r>
           </w:p>
         </w:tc>
         <w:tc>
@@ -528,19 +517,8 @@
                 <w:szCs w:val="20"/>
                 <w:lang w:eastAsia="en-IN"/>
               </w:rPr>
-              <w:t>/</w:t>
-            </w:r>
-            <w:proofErr w:type="spellStart"/>
-            <w:r>
-              <w:rPr>
-                <w:rFonts w:ascii="Courier New" w:eastAsia="Times New Roman" w:hAnsi="Courier New" w:cs="Courier New"/>
-                <w:sz w:val="20"/>
-                <w:szCs w:val="20"/>
-                <w:lang w:eastAsia="en-IN"/>
-              </w:rPr>
-              <w:t>usr</w:t>
-            </w:r>
-            <w:proofErr w:type="spellEnd"/>
+              <w:t>/usr</w:t>
+            </w:r>
           </w:p>
         </w:tc>
         <w:tc>
@@ -790,11 +768,9 @@
             <w:pPr>
               <w:jc w:val="center"/>
             </w:pPr>
-            <w:proofErr w:type="spellStart"/>
             <w:r>
               <w:t>pwd</w:t>
             </w:r>
-            <w:proofErr w:type="spellEnd"/>
           </w:p>
         </w:tc>
         <w:tc>
@@ -978,11 +954,9 @@
             <w:tcW w:w="3543" w:type="dxa"/>
           </w:tcPr>
           <w:p>
-            <w:proofErr w:type="spellStart"/>
             <w:r>
               <w:t>chmod</w:t>
             </w:r>
-            <w:proofErr w:type="spellEnd"/>
           </w:p>
         </w:tc>
         <w:tc>
@@ -1023,15 +997,7 @@
           </w:tcPr>
           <w:p>
             <w:r>
-              <w:t xml:space="preserve">Shows owner, group, </w:t>
-            </w:r>
-            <w:proofErr w:type="spellStart"/>
-            <w:r>
-              <w:t>inode</w:t>
-            </w:r>
-            <w:proofErr w:type="spellEnd"/>
-            <w:r>
-              <w:t xml:space="preserve">, Permissions, timestamps, size </w:t>
+              <w:t xml:space="preserve">Shows owner, group, inode, Permissions, timestamps, size </w:t>
             </w:r>
           </w:p>
         </w:tc>
@@ -1237,15 +1203,7 @@
         <w:pStyle w:val="ListParagraph"/>
       </w:pPr>
       <w:r>
-        <w:t xml:space="preserve">developers- group name, x- Password field, 1002-Groupid, </w:t>
-      </w:r>
-      <w:proofErr w:type="spellStart"/>
-      <w:r>
-        <w:t>John,reena</w:t>
-      </w:r>
-      <w:proofErr w:type="spellEnd"/>
-      <w:r>
-        <w:t>-Group members</w:t>
+        <w:t>developers- group name, x- Password field, 1002-Groupid, John,reena-Group members</w:t>
       </w:r>
     </w:p>
     <w:tbl>
@@ -1286,7 +1244,6 @@
                 <w:bCs/>
               </w:rPr>
             </w:pPr>
-            <w:proofErr w:type="spellStart"/>
             <w:r>
               <w:rPr>
                 <w:b/>
@@ -1294,7 +1251,6 @@
               </w:rPr>
               <w:t>useradd</w:t>
             </w:r>
-            <w:proofErr w:type="spellEnd"/>
           </w:p>
         </w:tc>
         <w:tc>
@@ -1310,7 +1266,6 @@
                 <w:bCs/>
               </w:rPr>
             </w:pPr>
-            <w:proofErr w:type="spellStart"/>
             <w:r>
               <w:rPr>
                 <w:b/>
@@ -1318,7 +1273,6 @@
               </w:rPr>
               <w:t>adduser</w:t>
             </w:r>
-            <w:proofErr w:type="spellEnd"/>
           </w:p>
         </w:tc>
       </w:tr>
@@ -1457,23 +1411,13 @@
     </w:p>
     <w:p>
       <w:r>
-        <w:t>/bin/</w:t>
-      </w:r>
-      <w:proofErr w:type="spellStart"/>
-      <w:r>
-        <w:t>sh</w:t>
-      </w:r>
-      <w:proofErr w:type="spellEnd"/>
-    </w:p>
-    <w:p>
-      <w:r>
-        <w:t>/bin/</w:t>
-      </w:r>
-      <w:proofErr w:type="spellStart"/>
-      <w:r>
-        <w:t>zsh</w:t>
-      </w:r>
-      <w:proofErr w:type="spellEnd"/>
+        <w:t>/bin/sh</w:t>
+      </w:r>
+    </w:p>
+    <w:p>
+      <w:r>
+        <w:t>/bin/zsh</w:t>
+      </w:r>
     </w:p>
     <w:p>
       <w:r>
@@ -1499,13 +1443,8 @@
       </w:r>
     </w:p>
     <w:p>
-      <w:proofErr w:type="spellStart"/>
-      <w:r>
-        <w:t>su</w:t>
-      </w:r>
-      <w:proofErr w:type="spellEnd"/>
-      <w:r>
-        <w:t xml:space="preserve"> </w:t>
+      <w:r>
+        <w:t xml:space="preserve">su </w:t>
       </w:r>
       <w:r>
         <w:t>&lt;new user&gt;</w:t>
@@ -1518,19 +1457,9 @@
       </w:r>
     </w:p>
     <w:p>
-      <w:proofErr w:type="spellStart"/>
-      <w:r>
-        <w:t>sudo</w:t>
-      </w:r>
-      <w:proofErr w:type="spellEnd"/>
-      <w:r>
-        <w:t xml:space="preserve"> </w:t>
-      </w:r>
-      <w:proofErr w:type="spellStart"/>
-      <w:r>
-        <w:t>su</w:t>
-      </w:r>
-      <w:proofErr w:type="spellEnd"/>
+      <w:r>
+        <w:t>sudo su</w:t>
+      </w:r>
     </w:p>
     <w:p>
       <w:r>
@@ -1539,28 +1468,12 @@
     </w:p>
     <w:p>
       <w:r>
-        <w:t xml:space="preserve">To lock a user – </w:t>
-      </w:r>
-      <w:proofErr w:type="spellStart"/>
-      <w:r>
-        <w:t>sudo</w:t>
-      </w:r>
-      <w:proofErr w:type="spellEnd"/>
-      <w:r>
-        <w:t xml:space="preserve"> passwd -l &lt;username&gt;</w:t>
-      </w:r>
-    </w:p>
-    <w:p>
-      <w:r>
-        <w:t xml:space="preserve">To unlock a user – </w:t>
-      </w:r>
-      <w:proofErr w:type="spellStart"/>
-      <w:r>
-        <w:t>sudo</w:t>
-      </w:r>
-      <w:proofErr w:type="spellEnd"/>
-      <w:r>
-        <w:t xml:space="preserve"> passwd -u &lt;username&gt;</w:t>
+        <w:t>To lock a user – sudo passwd -l &lt;username&gt;</w:t>
+      </w:r>
+    </w:p>
+    <w:p>
+      <w:r>
+        <w:t>To unlock a user – sudo passwd -u &lt;username&gt;</w:t>
       </w:r>
     </w:p>
     <w:p>
@@ -1597,13 +1510,8 @@
       </w:r>
     </w:p>
     <w:p>
-      <w:proofErr w:type="spellStart"/>
-      <w:r>
-        <w:t>Userdel</w:t>
-      </w:r>
-      <w:proofErr w:type="spellEnd"/>
-      <w:r>
-        <w:t xml:space="preserve"> &lt;username&gt; - used to delete the user.</w:t>
+      <w:r>
+        <w:t>Userdel &lt;username&gt; - used to delete the user.</w:t>
       </w:r>
     </w:p>
     <w:p>
@@ -1613,15 +1521,7 @@
     </w:p>
     <w:p>
       <w:r>
-        <w:t xml:space="preserve">Sudo </w:t>
-      </w:r>
-      <w:proofErr w:type="spellStart"/>
-      <w:r>
-        <w:t>userdel</w:t>
-      </w:r>
-      <w:proofErr w:type="spellEnd"/>
-      <w:r>
-        <w:t xml:space="preserve"> -r &lt;username&gt;</w:t>
+        <w:t>Sudo userdel -r &lt;username&gt;</w:t>
       </w:r>
     </w:p>
     <w:p>
@@ -1673,111 +1573,54 @@
       </w:r>
       <w:r>
         <w:br/>
-        <w:t xml:space="preserve">when we use </w:t>
-      </w:r>
-      <w:proofErr w:type="spellStart"/>
-      <w:r>
-        <w:t>sudo</w:t>
-      </w:r>
-      <w:proofErr w:type="spellEnd"/>
+        <w:t xml:space="preserve">when we use sudo su it gives you the </w:t>
+      </w:r>
+      <w:r>
+        <w:t xml:space="preserve">root access. </w:t>
+      </w:r>
+      <w:r>
+        <w:br/>
+        <w:t>sudo apt update – Back to normal user. That is Reena not root.</w:t>
+      </w:r>
+    </w:p>
+    <w:p>
+      <w:r>
+        <w:t>Example Scenario:</w:t>
+      </w:r>
+    </w:p>
+    <w:p>
+      <w:r>
+        <w:t xml:space="preserve">User reena </w:t>
+      </w:r>
+      <w:r>
+        <w:sym w:font="Wingdings" w:char="F0E0"/>
+      </w:r>
+      <w:r>
+        <w:t xml:space="preserve"> (ask whoami</w:t>
+      </w:r>
+      <w:r>
+        <w:t xml:space="preserve"> - </w:t>
+      </w:r>
+      <w:r>
+        <w:t xml:space="preserve">o/p:reena) </w:t>
+      </w:r>
+      <w:r>
+        <w:sym w:font="Wingdings" w:char="F0E0"/>
+      </w:r>
       <w:r>
         <w:t xml:space="preserve"> </w:t>
       </w:r>
-      <w:proofErr w:type="spellStart"/>
-      <w:r>
-        <w:t>su</w:t>
-      </w:r>
-      <w:proofErr w:type="spellEnd"/>
-      <w:r>
-        <w:t xml:space="preserve"> it gives you the </w:t>
-      </w:r>
-      <w:r>
-        <w:t xml:space="preserve">root access. </w:t>
-      </w:r>
-      <w:r>
-        <w:br/>
-      </w:r>
-      <w:proofErr w:type="spellStart"/>
-      <w:r>
-        <w:t>sudo</w:t>
-      </w:r>
-      <w:proofErr w:type="spellEnd"/>
-      <w:r>
-        <w:t xml:space="preserve"> apt update – Back to normal user. That is Reena not root.</w:t>
-      </w:r>
-    </w:p>
-    <w:p>
-      <w:r>
-        <w:t>Example Scenario:</w:t>
-      </w:r>
-    </w:p>
-    <w:p>
-      <w:r>
-        <w:t xml:space="preserve">User reena </w:t>
+      <w:r>
+        <w:t xml:space="preserve">sudo apt update </w:t>
       </w:r>
       <w:r>
         <w:sym w:font="Wingdings" w:char="F0E0"/>
       </w:r>
       <w:r>
-        <w:t xml:space="preserve"> (ask </w:t>
-      </w:r>
-      <w:proofErr w:type="spellStart"/>
-      <w:r>
-        <w:t>whoami</w:t>
-      </w:r>
-      <w:proofErr w:type="spellEnd"/>
-      <w:r>
-        <w:t xml:space="preserve"> - </w:t>
-      </w:r>
-      <w:r>
-        <w:t>o/</w:t>
-      </w:r>
-      <w:proofErr w:type="spellStart"/>
-      <w:r>
-        <w:t>p:reena</w:t>
-      </w:r>
-      <w:proofErr w:type="spellEnd"/>
-      <w:r>
-        <w:t xml:space="preserve">) </w:t>
-      </w:r>
-      <w:r>
-        <w:sym w:font="Wingdings" w:char="F0E0"/>
-      </w:r>
-      <w:r>
         <w:t xml:space="preserve"> </w:t>
       </w:r>
-      <w:proofErr w:type="spellStart"/>
-      <w:r>
-        <w:t>sudo</w:t>
-      </w:r>
-      <w:proofErr w:type="spellEnd"/>
-      <w:r>
-        <w:t xml:space="preserve"> apt update </w:t>
-      </w:r>
-      <w:r>
-        <w:sym w:font="Wingdings" w:char="F0E0"/>
-      </w:r>
-      <w:r>
-        <w:t xml:space="preserve"> </w:t>
-      </w:r>
-      <w:r>
-        <w:t xml:space="preserve">(ask </w:t>
-      </w:r>
-      <w:proofErr w:type="spellStart"/>
-      <w:r>
-        <w:t>whoami</w:t>
-      </w:r>
-      <w:proofErr w:type="spellEnd"/>
-      <w:r>
-        <w:t xml:space="preserve"> - o/</w:t>
-      </w:r>
-      <w:proofErr w:type="spellStart"/>
-      <w:r>
-        <w:t>p:reena</w:t>
-      </w:r>
-      <w:proofErr w:type="spellEnd"/>
-      <w:r>
-        <w:t>)</w:t>
+      <w:r>
+        <w:t>(ask whoami - o/p:reena)</w:t>
       </w:r>
     </w:p>
     <w:p>
@@ -1785,31 +1628,7 @@
         <w:t xml:space="preserve">This scenario says that, </w:t>
       </w:r>
       <w:r>
-        <w:t xml:space="preserve">when we use </w:t>
-      </w:r>
-      <w:proofErr w:type="spellStart"/>
-      <w:r>
-        <w:t>sudo</w:t>
-      </w:r>
-      <w:proofErr w:type="spellEnd"/>
-      <w:r>
-        <w:t xml:space="preserve"> apt update, the user changes to root for few moments and get back to the original user (reena) so even after executing </w:t>
-      </w:r>
-      <w:proofErr w:type="spellStart"/>
-      <w:r>
-        <w:t>sudo</w:t>
-      </w:r>
-      <w:proofErr w:type="spellEnd"/>
-      <w:r>
-        <w:t xml:space="preserve"> apt execute when we use </w:t>
-      </w:r>
-      <w:proofErr w:type="spellStart"/>
-      <w:r>
-        <w:t>whoami</w:t>
-      </w:r>
-      <w:proofErr w:type="spellEnd"/>
-      <w:r>
-        <w:t xml:space="preserve"> output is reena.</w:t>
+        <w:t>when we use sudo apt update, the user changes to root for few moments and get back to the original user (reena) so even after executing sudo apt execute when we use whoami output is reena.</w:t>
       </w:r>
     </w:p>
     <w:p>
@@ -1844,55 +1663,7 @@
           <w:bCs/>
         </w:rPr>
         <w:lastRenderedPageBreak/>
-        <w:t xml:space="preserve">What is the difference between </w:t>
-      </w:r>
-      <w:proofErr w:type="spellStart"/>
-      <w:r>
-        <w:rPr>
-          <w:b/>
-          <w:bCs/>
-        </w:rPr>
-        <w:t>sudo</w:t>
-      </w:r>
-      <w:proofErr w:type="spellEnd"/>
-      <w:r>
-        <w:rPr>
-          <w:b/>
-          <w:bCs/>
-        </w:rPr>
-        <w:t xml:space="preserve"> apt update and </w:t>
-      </w:r>
-      <w:proofErr w:type="spellStart"/>
-      <w:r>
-        <w:rPr>
-          <w:b/>
-          <w:bCs/>
-        </w:rPr>
-        <w:t>sudo</w:t>
-      </w:r>
-      <w:proofErr w:type="spellEnd"/>
-      <w:r>
-        <w:rPr>
-          <w:b/>
-          <w:bCs/>
-        </w:rPr>
-        <w:t xml:space="preserve"> </w:t>
-      </w:r>
-      <w:proofErr w:type="spellStart"/>
-      <w:r>
-        <w:rPr>
-          <w:b/>
-          <w:bCs/>
-        </w:rPr>
-        <w:t>su</w:t>
-      </w:r>
-      <w:proofErr w:type="spellEnd"/>
-      <w:r>
-        <w:rPr>
-          <w:b/>
-          <w:bCs/>
-        </w:rPr>
-        <w:t>?</w:t>
+        <w:t>What is the difference between sudo apt update and sudo su?</w:t>
       </w:r>
     </w:p>
     <w:p>
@@ -1911,13 +1682,8 @@
           <w:numId w:val="3"/>
         </w:numPr>
       </w:pPr>
-      <w:proofErr w:type="spellStart"/>
-      <w:r>
-        <w:t>sudo</w:t>
-      </w:r>
-      <w:proofErr w:type="spellEnd"/>
-      <w:r>
-        <w:t xml:space="preserve"> apt update → Runs </w:t>
+      <w:r>
+        <w:t xml:space="preserve">sudo apt update → Runs </w:t>
       </w:r>
       <w:r>
         <w:rPr>
@@ -1937,21 +1703,8 @@
           <w:numId w:val="3"/>
         </w:numPr>
       </w:pPr>
-      <w:proofErr w:type="spellStart"/>
-      <w:r>
-        <w:t>sudo</w:t>
-      </w:r>
-      <w:proofErr w:type="spellEnd"/>
-      <w:r>
-        <w:t xml:space="preserve"> </w:t>
-      </w:r>
-      <w:proofErr w:type="spellStart"/>
-      <w:r>
-        <w:t>su</w:t>
-      </w:r>
-      <w:proofErr w:type="spellEnd"/>
-      <w:r>
-        <w:t xml:space="preserve"> → Opens a </w:t>
+      <w:r>
+        <w:t xml:space="preserve">sudo su → Opens a </w:t>
       </w:r>
       <w:r>
         <w:rPr>
@@ -2278,6 +2031,9 @@
     </w:p>
     <w:p>
       <w:r>
+        <w:rPr>
+          <w:noProof/>
+        </w:rPr>
         <w:drawing>
           <wp:inline distT="0" distB="0" distL="0" distR="0" wp14:anchorId="3D7B3362" wp14:editId="556391BA">
             <wp:extent cx="5731510" cy="4252913"/>
@@ -2377,6 +2133,9 @@
     </w:p>
     <w:p>
       <w:r>
+        <w:rPr>
+          <w:noProof/>
+        </w:rPr>
         <w:drawing>
           <wp:inline distT="0" distB="0" distL="0" distR="0" wp14:anchorId="0A16135C" wp14:editId="0BF172D0">
             <wp:extent cx="5197290" cy="1082134"/>
@@ -2768,68 +2527,122 @@
           <w:b/>
           <w:bCs/>
         </w:rPr>
-        <w:t>Tail</w:t>
+        <w:t xml:space="preserve">Tail- gives the last 10 lines (by default) of the file </w:t>
       </w:r>
       <w:r>
         <w:rPr>
           <w:b/>
           <w:bCs/>
         </w:rPr>
-        <w:t xml:space="preserve">- gives the </w:t>
-      </w:r>
-      <w:r>
+        <w:br/>
+        <w:t xml:space="preserve">syntax: </w:t>
+      </w:r>
+      <w:r>
+        <w:t>tail &lt;file name&gt;</w:t>
+      </w:r>
+      <w:r>
+        <w:br/>
+        <w:t>tail -20 &lt;file name&gt; gives the last 20 lines</w:t>
+      </w:r>
+    </w:p>
+    <w:p>
+      <w:r>
+        <w:t>tail -f application.log – live monitoring</w:t>
+      </w:r>
+      <w:r>
+        <w:t xml:space="preserve"> of logs </w:t>
+      </w:r>
+    </w:p>
+    <w:p>
+      <w:pPr>
         <w:rPr>
           <w:b/>
           <w:bCs/>
         </w:rPr>
-        <w:t>last</w:t>
-      </w:r>
-      <w:r>
+      </w:pPr>
+    </w:p>
+    <w:p>
+      <w:pPr>
         <w:rPr>
           <w:b/>
           <w:bCs/>
         </w:rPr>
-        <w:t xml:space="preserve"> 10 lines (by default) of the file </w:t>
-      </w:r>
+      </w:pPr>
       <w:r>
         <w:rPr>
           <w:b/>
           <w:bCs/>
         </w:rPr>
-        <w:br/>
-        <w:t xml:space="preserve">syntax: </w:t>
-      </w:r>
-      <w:r>
-        <w:t>tail</w:t>
-      </w:r>
-      <w:r>
-        <w:t xml:space="preserve"> &lt;file name&gt;</w:t>
-      </w:r>
-      <w:r>
-        <w:br/>
-      </w:r>
-      <w:r>
-        <w:t>tail</w:t>
-      </w:r>
-      <w:r>
-        <w:t xml:space="preserve"> -20 &lt;file name&gt; gives the </w:t>
-      </w:r>
-      <w:r>
-        <w:t>last</w:t>
-      </w:r>
-      <w:r>
-        <w:t xml:space="preserve"> 20 lines</w:t>
-      </w:r>
-    </w:p>
-    <w:p>
-      <w:r>
-        <w:t>tail -f application.log</w:t>
-      </w:r>
-      <w:r>
-        <w:t xml:space="preserve"> – live monitoring</w:t>
-      </w:r>
-      <w:r>
-        <w:t xml:space="preserve"> of logs </w:t>
+        <w:t>Find- used to find something(files, directories,) in the device</w:t>
+      </w:r>
+    </w:p>
+    <w:p>
+      <w:r>
+        <w:t xml:space="preserve">find . name &lt;name u want to search&gt; - will search the given name </w:t>
+      </w:r>
+    </w:p>
+    <w:p>
+      <w:r>
+        <w:t>find . -iname &lt;name u want to search&gt; - will search the name with no case sensitivity</w:t>
+      </w:r>
+    </w:p>
+    <w:p>
+      <w:r>
+        <w:t>find. type -d = will return or output all the directories</w:t>
+      </w:r>
+    </w:p>
+    <w:p>
+      <w:r>
+        <w:t>find. type -f = will return or output all the files</w:t>
+      </w:r>
+    </w:p>
+    <w:p>
+      <w:r>
+        <w:t>find . -empty</w:t>
+      </w:r>
+      <w:r>
+        <w:t xml:space="preserve"> = will return all the empty files</w:t>
+      </w:r>
+    </w:p>
+    <w:p>
+      <w:r>
+        <w:t>find . -size +100M</w:t>
+      </w:r>
+      <w:r>
+        <w:t xml:space="preserve"> = finds files whose size is larger than 100 M</w:t>
+      </w:r>
+    </w:p>
+    <w:p>
+      <w:r>
+        <w:rPr>
+          <w:color w:val="EE0000"/>
+        </w:rPr>
+        <w:t xml:space="preserve">to create a file will particular size: </w:t>
+      </w:r>
+      <w:r>
+        <w:t>+</w:t>
+      </w:r>
+      <w:r>
+        <w:rPr>
+          <w:highlight w:val="yellow"/>
+        </w:rPr>
+        <w:t>fallocate -l 150M bigfile.iso</w:t>
+      </w:r>
+    </w:p>
+    <w:p>
+      <w:r>
+        <w:t>find . -mtime -2</w:t>
+      </w:r>
+      <w:r>
+        <w:t xml:space="preserve"> = return the files that was recently modified with in 2 days</w:t>
+      </w:r>
+    </w:p>
+    <w:p>
+      <w:r>
+        <w:t>find . -mtime 2</w:t>
+      </w:r>
+      <w:r>
+        <w:t xml:space="preserve"> = return the files that was recently modified with in 2 days</w:t>
       </w:r>
     </w:p>
     <w:p>
@@ -2839,451 +2652,234 @@
           <w:bCs/>
         </w:rPr>
       </w:pPr>
-    </w:p>
-    <w:p>
-      <w:pPr>
+      <w:r>
+        <w:t xml:space="preserve">find . -mtime </w:t>
+      </w:r>
+      <w:r>
+        <w:t>+</w:t>
+      </w:r>
+      <w:r>
+        <w:t>2</w:t>
+      </w:r>
+      <w:r>
+        <w:t xml:space="preserve"> = </w:t>
+      </w:r>
+      <w:r>
+        <w:t xml:space="preserve">modified </w:t>
+      </w:r>
+      <w:r>
         <w:rPr>
           <w:b/>
           <w:bCs/>
         </w:rPr>
-      </w:pPr>
-      <w:r>
+        <w:t>more than 2 days ago</w:t>
+      </w:r>
+    </w:p>
+    <w:p>
+      <w:r>
+        <w:t>grep "ERROR" app.log</w:t>
+      </w:r>
+      <w:r>
+        <w:t xml:space="preserve"> – find the word error in app.log</w:t>
+      </w:r>
+    </w:p>
+    <w:p>
+      <w:r>
+        <w:t>grep -I error app.log – finds the word error no case sensitive in app.log</w:t>
+      </w:r>
+    </w:p>
+    <w:p>
+      <w:r>
+        <w:t>grep -n ERROR app.log</w:t>
+      </w:r>
+      <w:r>
+        <w:t xml:space="preserve"> – shows the text with line numbers</w:t>
+      </w:r>
+    </w:p>
+    <w:p>
+      <w:r>
+        <w:t>grep -r “localhost” =used for recursive search(try these hands on)</w:t>
+      </w:r>
+    </w:p>
+    <w:p>
+      <w:r>
+        <w:t>grep -c Error app.log = count matches</w:t>
+      </w:r>
+    </w:p>
+    <w:p>
+      <w:r>
+        <w:t>grep -v INFO app.log = Invert search (try these hands on)</w:t>
+      </w:r>
+    </w:p>
+    <w:p>
+      <w:r>
+        <w:t>grep -w root  /etc/passwd = only matching word (try these hands on)</w:t>
+      </w:r>
+    </w:p>
+    <w:p>
+      <w:r>
+        <w:t>Learn these specially:</w:t>
+      </w:r>
+    </w:p>
+    <w:p>
+      <w:pPr>
         <w:rPr>
           <w:b/>
           <w:bCs/>
         </w:rPr>
-        <w:t>Find- used to find something(files, directories,) in the device</w:t>
-      </w:r>
-    </w:p>
-    <w:p>
-      <w:r>
-        <w:t xml:space="preserve">find . name &lt;name u want to search&gt; - will search the given name </w:t>
-      </w:r>
-    </w:p>
-    <w:p>
-      <w:r>
-        <w:t>find . -</w:t>
-      </w:r>
-      <w:proofErr w:type="spellStart"/>
-      <w:r>
-        <w:t>iname</w:t>
-      </w:r>
-      <w:proofErr w:type="spellEnd"/>
-      <w:r>
-        <w:t xml:space="preserve"> &lt;name u want to search&gt; - will search the name with no case sensitivity</w:t>
-      </w:r>
-    </w:p>
-    <w:p>
-      <w:r>
-        <w:t>find. type -d = will return or output all the directories</w:t>
-      </w:r>
-    </w:p>
-    <w:p>
-      <w:r>
-        <w:t xml:space="preserve">find. </w:t>
-      </w:r>
-      <w:r>
-        <w:t>t</w:t>
-      </w:r>
-      <w:r>
-        <w:t>ype -</w:t>
-      </w:r>
-      <w:r>
-        <w:t>f</w:t>
-      </w:r>
-      <w:r>
-        <w:t xml:space="preserve"> = will return or output all the </w:t>
-      </w:r>
-      <w:r>
-        <w:t>files</w:t>
-      </w:r>
-    </w:p>
-    <w:p>
-      <w:r>
-        <w:t>find . -empty</w:t>
-      </w:r>
-      <w:r>
-        <w:t xml:space="preserve"> = will return all the empty files</w:t>
-      </w:r>
-    </w:p>
-    <w:p>
-      <w:r>
-        <w:t>find . -size +100M</w:t>
-      </w:r>
-      <w:r>
-        <w:t xml:space="preserve"> = finds files whose size is larger than 100 M</w:t>
-      </w:r>
-    </w:p>
-    <w:p>
-      <w:r>
-        <w:rPr>
-          <w:color w:val="EE0000"/>
-        </w:rPr>
-        <w:t xml:space="preserve">to create a file will particular size: </w:t>
-      </w:r>
-      <w:r>
-        <w:t>+</w:t>
-      </w:r>
-      <w:proofErr w:type="spellStart"/>
-      <w:r>
-        <w:rPr>
-          <w:highlight w:val="yellow"/>
-        </w:rPr>
-        <w:t>fallocate</w:t>
-      </w:r>
-      <w:proofErr w:type="spellEnd"/>
-      <w:r>
-        <w:rPr>
-          <w:highlight w:val="yellow"/>
-        </w:rPr>
-        <w:t xml:space="preserve"> -l 150M </w:t>
-      </w:r>
-      <w:proofErr w:type="spellStart"/>
-      <w:r>
-        <w:rPr>
-          <w:highlight w:val="yellow"/>
-        </w:rPr>
-        <w:t>bigfile.iso</w:t>
-      </w:r>
-      <w:proofErr w:type="spellEnd"/>
-    </w:p>
-    <w:p>
-      <w:r>
-        <w:t>find . -</w:t>
-      </w:r>
-      <w:proofErr w:type="spellStart"/>
-      <w:r>
-        <w:t>mtime</w:t>
-      </w:r>
-      <w:proofErr w:type="spellEnd"/>
-      <w:r>
-        <w:t xml:space="preserve"> -2</w:t>
-      </w:r>
-      <w:r>
-        <w:t xml:space="preserve"> = return the files that was recently modified </w:t>
-      </w:r>
-      <w:proofErr w:type="spellStart"/>
-      <w:r>
-        <w:t>with in</w:t>
-      </w:r>
-      <w:proofErr w:type="spellEnd"/>
-      <w:r>
-        <w:t xml:space="preserve"> 2 days</w:t>
-      </w:r>
-    </w:p>
-    <w:p>
-      <w:r>
-        <w:t>find . -</w:t>
-      </w:r>
-      <w:proofErr w:type="spellStart"/>
-      <w:r>
-        <w:t>mtime</w:t>
-      </w:r>
-      <w:proofErr w:type="spellEnd"/>
-      <w:r>
-        <w:t xml:space="preserve"> 2</w:t>
-      </w:r>
-      <w:r>
-        <w:t xml:space="preserve"> = </w:t>
-      </w:r>
-      <w:r>
-        <w:t xml:space="preserve">return the files that was recently modified </w:t>
-      </w:r>
-      <w:proofErr w:type="spellStart"/>
-      <w:r>
-        <w:t>with in</w:t>
-      </w:r>
-      <w:proofErr w:type="spellEnd"/>
-      <w:r>
-        <w:t xml:space="preserve"> 2 days</w:t>
-      </w:r>
-    </w:p>
-    <w:p>
-      <w:pPr>
+      </w:pPr>
+      <w:r>
         <w:rPr>
           <w:b/>
           <w:bCs/>
         </w:rPr>
-      </w:pPr>
-      <w:r>
-        <w:t>find . -</w:t>
-      </w:r>
-      <w:proofErr w:type="spellStart"/>
-      <w:r>
-        <w:t>mtime</w:t>
-      </w:r>
-      <w:proofErr w:type="spellEnd"/>
-      <w:r>
-        <w:t xml:space="preserve"> </w:t>
-      </w:r>
-      <w:r>
-        <w:t>+</w:t>
-      </w:r>
-      <w:r>
-        <w:t>2</w:t>
-      </w:r>
-      <w:r>
-        <w:t xml:space="preserve"> = </w:t>
-      </w:r>
-      <w:r>
-        <w:t xml:space="preserve">modified </w:t>
-      </w:r>
-      <w:r>
+        <w:t>7. wc</w:t>
+      </w:r>
+    </w:p>
+    <w:p>
+      <w:r>
+        <w:t>Complete output</w:t>
+      </w:r>
+    </w:p>
+    <w:p>
+      <w:r>
+        <w:t>wc file.txt</w:t>
+      </w:r>
+    </w:p>
+    <w:p>
+      <w:r>
+        <w:t>Only lines</w:t>
+      </w:r>
+    </w:p>
+    <w:p>
+      <w:r>
+        <w:lastRenderedPageBreak/>
+        <w:t>wc -l file.txt</w:t>
+      </w:r>
+    </w:p>
+    <w:p>
+      <w:r>
+        <w:t>Only words</w:t>
+      </w:r>
+    </w:p>
+    <w:p>
+      <w:r>
+        <w:t>wc -w file.txt</w:t>
+      </w:r>
+    </w:p>
+    <w:p>
+      <w:r>
+        <w:t>Characters</w:t>
+      </w:r>
+    </w:p>
+    <w:p>
+      <w:r>
+        <w:t>wc -m file.txt</w:t>
+      </w:r>
+    </w:p>
+    <w:p>
+      <w:r>
+        <w:t>Bytes</w:t>
+      </w:r>
+    </w:p>
+    <w:p>
+      <w:r>
+        <w:t>wc -c file.txt</w:t>
+      </w:r>
+    </w:p>
+    <w:p>
+      <w:r>
+        <w:pict w14:anchorId="53B55911">
+          <v:rect id="_x0000_i1025" style="width:0;height:1.5pt" o:hralign="center" o:hrstd="t" o:hr="t" fillcolor="#a0a0a0" stroked="f"/>
+        </w:pict>
+      </w:r>
+    </w:p>
+    <w:p>
+      <w:pPr>
         <w:rPr>
           <w:b/>
           <w:bCs/>
         </w:rPr>
-        <w:t>more than 2 days ago</w:t>
-      </w:r>
-    </w:p>
-    <w:p>
-      <w:r>
-        <w:t>grep "ERROR" app.log</w:t>
-      </w:r>
-      <w:r>
-        <w:t xml:space="preserve"> – find the word error in app.log</w:t>
-      </w:r>
-    </w:p>
-    <w:p>
-      <w:r>
-        <w:t>grep -I error app.log – finds the word error no case sensitive in app.log</w:t>
-      </w:r>
-    </w:p>
-    <w:p>
-      <w:r>
-        <w:t>grep -n ERROR app.log</w:t>
-      </w:r>
-      <w:r>
-        <w:t xml:space="preserve"> – shows the text with line numbers</w:t>
-      </w:r>
-    </w:p>
-    <w:p>
-      <w:r>
-        <w:t>grep -r “localhost” =used for recursive search(try these hands on)</w:t>
-      </w:r>
-    </w:p>
-    <w:p>
-      <w:r>
-        <w:t>grep -c Error app.log = count matches</w:t>
-      </w:r>
-    </w:p>
-    <w:p>
-      <w:r>
-        <w:t>grep -v INFO app.log = Invert search (try these hands on)</w:t>
-      </w:r>
-    </w:p>
-    <w:p>
-      <w:r>
-        <w:t>grep -w root  /etc/passwd = only matching word (try these hands on)</w:t>
-      </w:r>
-    </w:p>
-    <w:p>
-      <w:r>
-        <w:t>Learn these specially:</w:t>
-      </w:r>
-    </w:p>
-    <w:p>
-      <w:pPr>
+      </w:pPr>
+      <w:r>
         <w:rPr>
           <w:b/>
           <w:bCs/>
         </w:rPr>
-      </w:pPr>
-      <w:r>
+        <w:t>8. sort</w:t>
+      </w:r>
+    </w:p>
+    <w:p>
+      <w:r>
+        <w:t>Alphabetical</w:t>
+      </w:r>
+    </w:p>
+    <w:p>
+      <w:r>
+        <w:t>sort names.txt</w:t>
+      </w:r>
+    </w:p>
+    <w:p>
+      <w:r>
+        <w:t>Reverse</w:t>
+      </w:r>
+    </w:p>
+    <w:p>
+      <w:r>
+        <w:t>sort -r names.txt</w:t>
+      </w:r>
+    </w:p>
+    <w:p>
+      <w:r>
+        <w:t>Numeric</w:t>
+      </w:r>
+    </w:p>
+    <w:p>
+      <w:r>
+        <w:t>sort -n marks.txt</w:t>
+      </w:r>
+    </w:p>
+    <w:p>
+      <w:r>
+        <w:t>Month names</w:t>
+      </w:r>
+    </w:p>
+    <w:p>
+      <w:r>
+        <w:t>sort -M months.txt</w:t>
+      </w:r>
+    </w:p>
+    <w:p>
+      <w:r>
+        <w:t>Unique sort</w:t>
+      </w:r>
+    </w:p>
+    <w:p>
+      <w:r>
+        <w:t>sort -u names.txt</w:t>
+      </w:r>
+    </w:p>
+    <w:p>
+      <w:r>
+        <w:pict w14:anchorId="6F26C9A0">
+          <v:rect id="_x0000_i1026" style="width:0;height:1.5pt" o:hralign="center" o:hrstd="t" o:hr="t" fillcolor="#a0a0a0" stroked="f"/>
+        </w:pict>
+      </w:r>
+    </w:p>
+    <w:p>
+      <w:pPr>
         <w:rPr>
           <w:b/>
           <w:bCs/>
         </w:rPr>
-        <w:t xml:space="preserve">7. </w:t>
-      </w:r>
-      <w:proofErr w:type="spellStart"/>
+      </w:pPr>
       <w:r>
         <w:rPr>
           <w:b/>
           <w:bCs/>
         </w:rPr>
-        <w:t>wc</w:t>
-      </w:r>
-      <w:proofErr w:type="spellEnd"/>
-    </w:p>
-    <w:p>
-      <w:r>
-        <w:t>Complete output</w:t>
-      </w:r>
-    </w:p>
-    <w:p>
-      <w:proofErr w:type="spellStart"/>
-      <w:r>
-        <w:t>wc</w:t>
-      </w:r>
-      <w:proofErr w:type="spellEnd"/>
-      <w:r>
-        <w:t xml:space="preserve"> file.txt</w:t>
-      </w:r>
-    </w:p>
-    <w:p>
-      <w:r>
-        <w:t>Only lines</w:t>
-      </w:r>
-    </w:p>
-    <w:p>
-      <w:proofErr w:type="spellStart"/>
-      <w:r>
-        <w:lastRenderedPageBreak/>
-        <w:t>wc</w:t>
-      </w:r>
-      <w:proofErr w:type="spellEnd"/>
-      <w:r>
-        <w:t xml:space="preserve"> -l file.txt</w:t>
-      </w:r>
-    </w:p>
-    <w:p>
-      <w:r>
-        <w:t>Only words</w:t>
-      </w:r>
-    </w:p>
-    <w:p>
-      <w:proofErr w:type="spellStart"/>
-      <w:r>
-        <w:t>wc</w:t>
-      </w:r>
-      <w:proofErr w:type="spellEnd"/>
-      <w:r>
-        <w:t xml:space="preserve"> -w file.txt</w:t>
-      </w:r>
-    </w:p>
-    <w:p>
-      <w:r>
-        <w:t>Characters</w:t>
-      </w:r>
-    </w:p>
-    <w:p>
-      <w:proofErr w:type="spellStart"/>
-      <w:r>
-        <w:t>wc</w:t>
-      </w:r>
-      <w:proofErr w:type="spellEnd"/>
-      <w:r>
-        <w:t xml:space="preserve"> -m file.txt</w:t>
-      </w:r>
-    </w:p>
-    <w:p>
-      <w:r>
-        <w:t>Bytes</w:t>
-      </w:r>
-    </w:p>
-    <w:p>
-      <w:proofErr w:type="spellStart"/>
-      <w:r>
-        <w:t>wc</w:t>
-      </w:r>
-      <w:proofErr w:type="spellEnd"/>
-      <w:r>
-        <w:t xml:space="preserve"> -c file.txt</w:t>
-      </w:r>
-    </w:p>
-    <w:p>
-      <w:r>
-        <w:pict w14:anchorId="53B55911">
-          <v:rect id="_x0000_i1037" style="width:0;height:1.5pt" o:hralign="center" o:hrstd="t" o:hr="t" fillcolor="#a0a0a0" stroked="f"/>
-        </w:pict>
-      </w:r>
-    </w:p>
-    <w:p>
-      <w:pPr>
-        <w:rPr>
-          <w:b/>
-          <w:bCs/>
-        </w:rPr>
-      </w:pPr>
-      <w:r>
-        <w:rPr>
-          <w:b/>
-          <w:bCs/>
-        </w:rPr>
-        <w:t>8. sort</w:t>
-      </w:r>
-    </w:p>
-    <w:p>
-      <w:r>
-        <w:t>Alphabetical</w:t>
-      </w:r>
-    </w:p>
-    <w:p>
-      <w:r>
-        <w:t>sort names.txt</w:t>
-      </w:r>
-    </w:p>
-    <w:p>
-      <w:r>
-        <w:t>Reverse</w:t>
-      </w:r>
-    </w:p>
-    <w:p>
-      <w:r>
-        <w:t>sort -r names.txt</w:t>
-      </w:r>
-    </w:p>
-    <w:p>
-      <w:r>
-        <w:t>Numeric</w:t>
-      </w:r>
-    </w:p>
-    <w:p>
-      <w:r>
-        <w:t>sort -n marks.txt</w:t>
-      </w:r>
-    </w:p>
-    <w:p>
-      <w:r>
-        <w:t>Month names</w:t>
-      </w:r>
-    </w:p>
-    <w:p>
-      <w:r>
-        <w:t>sort -M months.txt</w:t>
-      </w:r>
-    </w:p>
-    <w:p>
-      <w:r>
-        <w:t>Unique sort</w:t>
-      </w:r>
-    </w:p>
-    <w:p>
-      <w:r>
-        <w:t>sort -u names.txt</w:t>
-      </w:r>
-    </w:p>
-    <w:p>
-      <w:r>
-        <w:pict w14:anchorId="6F26C9A0">
-          <v:rect id="_x0000_i1038" style="width:0;height:1.5pt" o:hralign="center" o:hrstd="t" o:hr="t" fillcolor="#a0a0a0" stroked="f"/>
-        </w:pict>
-      </w:r>
-    </w:p>
-    <w:p>
-      <w:pPr>
-        <w:rPr>
-          <w:b/>
-          <w:bCs/>
-        </w:rPr>
-      </w:pPr>
-      <w:r>
-        <w:rPr>
-          <w:b/>
-          <w:bCs/>
-        </w:rPr>
-        <w:t xml:space="preserve">9. </w:t>
-      </w:r>
-      <w:proofErr w:type="spellStart"/>
-      <w:r>
-        <w:rPr>
-          <w:b/>
-          <w:bCs/>
-        </w:rPr>
-        <w:t>uniq</w:t>
-      </w:r>
-      <w:proofErr w:type="spellEnd"/>
+        <w:t>9. uniq</w:t>
+      </w:r>
     </w:p>
     <w:p>
       <w:r>
@@ -3291,13 +2887,8 @@
       </w:r>
     </w:p>
     <w:p>
-      <w:proofErr w:type="spellStart"/>
-      <w:r>
-        <w:t>uniq</w:t>
-      </w:r>
-      <w:proofErr w:type="spellEnd"/>
-      <w:r>
-        <w:t xml:space="preserve"> file.txt</w:t>
+      <w:r>
+        <w:t>uniq file.txt</w:t>
       </w:r>
     </w:p>
     <w:p>
@@ -3306,13 +2897,8 @@
       </w:r>
     </w:p>
     <w:p>
-      <w:proofErr w:type="spellStart"/>
-      <w:r>
-        <w:t>uniq</w:t>
-      </w:r>
-      <w:proofErr w:type="spellEnd"/>
-      <w:r>
-        <w:t xml:space="preserve"> -c file.txt</w:t>
+      <w:r>
+        <w:t>uniq -c file.txt</w:t>
       </w:r>
     </w:p>
     <w:p>
@@ -3321,13 +2907,8 @@
       </w:r>
     </w:p>
     <w:p>
-      <w:proofErr w:type="spellStart"/>
-      <w:r>
-        <w:t>uniq</w:t>
-      </w:r>
-      <w:proofErr w:type="spellEnd"/>
-      <w:r>
-        <w:t xml:space="preserve"> -d file.txt</w:t>
+      <w:r>
+        <w:t>uniq -d file.txt</w:t>
       </w:r>
     </w:p>
     <w:p>
@@ -3337,13 +2918,8 @@
       </w:r>
     </w:p>
     <w:p>
-      <w:proofErr w:type="spellStart"/>
-      <w:r>
-        <w:t>uniq</w:t>
-      </w:r>
-      <w:proofErr w:type="spellEnd"/>
-      <w:r>
-        <w:t xml:space="preserve"> -u file.txt</w:t>
+      <w:r>
+        <w:t>uniq -u file.txt</w:t>
       </w:r>
     </w:p>
     <w:p>
@@ -3433,13 +3009,8 @@
     </w:p>
     <w:p>
       <w:r>
-        <w:t xml:space="preserve">grep "listen" </w:t>
-      </w:r>
-      <w:proofErr w:type="spellStart"/>
-      <w:r>
-        <w:t>nginx.conf</w:t>
-      </w:r>
-      <w:proofErr w:type="spellEnd"/>
+        <w:t>grep "listen" nginx.conf</w:t>
+      </w:r>
     </w:p>
     <w:p>
       <w:r>
@@ -3449,7 +3020,7 @@
     <w:p>
       <w:r>
         <w:pict w14:anchorId="6F344529">
-          <v:rect id="_x0000_i1065" style="width:0;height:1.5pt" o:hralign="center" o:hrstd="t" o:hr="t" fillcolor="#a0a0a0" stroked="f"/>
+          <v:rect id="_x0000_i1027" style="width:0;height:1.5pt" o:hralign="center" o:hrstd="t" o:hr="t" fillcolor="#a0a0a0" stroked="f"/>
         </w:pict>
       </w:r>
     </w:p>
@@ -3625,7 +3196,7 @@
     <w:p>
       <w:r>
         <w:pict w14:anchorId="434E1DD2">
-          <v:rect id="_x0000_i1066" style="width:0;height:1.5pt" o:hralign="center" o:hrstd="t" o:hr="t" fillcolor="#a0a0a0" stroked="f"/>
+          <v:rect id="_x0000_i1028" style="width:0;height:1.5pt" o:hralign="center" o:hrstd="t" o:hr="t" fillcolor="#a0a0a0" stroked="f"/>
         </w:pict>
       </w:r>
     </w:p>
@@ -3700,7 +3271,7 @@
     <w:p>
       <w:r>
         <w:pict w14:anchorId="26DAD8BB">
-          <v:rect id="_x0000_i1067" style="width:0;height:1.5pt" o:hralign="center" o:hrstd="t" o:hr="t" fillcolor="#a0a0a0" stroked="f"/>
+          <v:rect id="_x0000_i1029" style="width:0;height:1.5pt" o:hralign="center" o:hrstd="t" o:hr="t" fillcolor="#a0a0a0" stroked="f"/>
         </w:pict>
       </w:r>
     </w:p>
@@ -3727,7 +3298,7 @@
     <w:p>
       <w:r>
         <w:pict w14:anchorId="34B956CD">
-          <v:rect id="_x0000_i1068" style="width:0;height:1.5pt" o:hralign="center" o:hrstd="t" o:hr="t" fillcolor="#a0a0a0" stroked="f"/>
+          <v:rect id="_x0000_i1030" style="width:0;height:1.5pt" o:hralign="center" o:hrstd="t" o:hr="t" fillcolor="#a0a0a0" stroked="f"/>
         </w:pict>
       </w:r>
     </w:p>
@@ -3744,64 +3315,49 @@
           <w:bCs/>
         </w:rPr>
         <w:lastRenderedPageBreak/>
-        <w:t xml:space="preserve">Q5. Why should </w:t>
-      </w:r>
-      <w:proofErr w:type="spellStart"/>
+        <w:t>Q5. Why should uniq usually be used with sort?</w:t>
+      </w:r>
+    </w:p>
+    <w:p>
+      <w:r>
+        <w:t xml:space="preserve">uniq removes only </w:t>
+      </w:r>
       <w:r>
         <w:rPr>
           <w:b/>
           <w:bCs/>
         </w:rPr>
-        <w:t>uniq</w:t>
-      </w:r>
-      <w:proofErr w:type="spellEnd"/>
-      <w:r>
-        <w:rPr>
-          <w:b/>
-          <w:bCs/>
-        </w:rPr>
-        <w:t xml:space="preserve"> usually be used with sort?</w:t>
-      </w:r>
-    </w:p>
-    <w:p>
-      <w:proofErr w:type="spellStart"/>
-      <w:r>
-        <w:t>uniq</w:t>
-      </w:r>
-      <w:proofErr w:type="spellEnd"/>
-      <w:r>
-        <w:t xml:space="preserve"> removes only </w:t>
-      </w:r>
-      <w:r>
-        <w:rPr>
-          <w:b/>
-          <w:bCs/>
-        </w:rPr>
         <w:t>adjacent</w:t>
       </w:r>
       <w:r>
-        <w:t xml:space="preserve"> duplicate lines. Sorting places identical lines together so </w:t>
-      </w:r>
-      <w:proofErr w:type="spellStart"/>
-      <w:r>
-        <w:t>uniq</w:t>
-      </w:r>
-      <w:proofErr w:type="spellEnd"/>
-      <w:r>
-        <w:t xml:space="preserve"> can detect and remove all duplicates.</w:t>
-      </w:r>
-    </w:p>
-    <w:p>
-      <w:r>
-        <w:t xml:space="preserve">sort names.txt | </w:t>
-      </w:r>
-      <w:proofErr w:type="spellStart"/>
-      <w:r>
-        <w:t>uniq</w:t>
-      </w:r>
-      <w:proofErr w:type="spellEnd"/>
-    </w:p>
-    <w:p/>
+        <w:t xml:space="preserve"> duplicate lines. Sorting places identical lines together so uniq can detect and remove all duplicates.</w:t>
+      </w:r>
+    </w:p>
+    <w:p>
+      <w:r>
+        <w:t>sort names.txt | uniq</w:t>
+      </w:r>
+    </w:p>
+    <w:p>
+      <w:r>
+        <w:t>Network Commands:</w:t>
+      </w:r>
+    </w:p>
+    <w:p>
+      <w:r>
+        <w:t xml:space="preserve">Ip addr – to find the ip address </w:t>
+      </w:r>
+    </w:p>
+    <w:p>
+      <w:r>
+        <w:t>Ping google.com – to establish the connection ctrl+c- to stop the connection</w:t>
+      </w:r>
+    </w:p>
+    <w:p>
+      <w:r>
+        <w:t>Wrep google.com – to download the website</w:t>
+      </w:r>
+    </w:p>
     <w:p/>
     <w:p/>
     <w:p/>
@@ -3823,7 +3379,7 @@
 </file>
 
 <file path=word/endnotes.xml><?xml version="1.0" encoding="utf-8"?>
-<w:endnotes xmlns:wpc="http://schemas.microsoft.com/office/word/2010/wordprocessingCanvas" xmlns:cx="http://schemas.microsoft.com/office/drawing/2014/chartex" xmlns:cx1="http://schemas.microsoft.com/office/drawing/2015/9/8/chartex" xmlns:cx2="http://schemas.microsoft.com/office/drawing/2015/10/21/chartex" xmlns:cx3="http://schemas.microsoft.com/office/drawing/2016/5/9/chartex" xmlns:cx4="http://schemas.microsoft.com/office/drawing/2016/5/10/chartex" xmlns:cx5="http://schemas.microsoft.com/office/drawing/2016/5/11/chartex" xmlns:cx6="http://schemas.microsoft.com/office/drawing/2016/5/12/chartex" xmlns:cx7="http://schemas.microsoft.com/office/drawing/2016/5/13/chartex" xmlns:cx8="http://schemas.microsoft.com/office/drawing/2016/5/14/chartex" xmlns:mc="http://schemas.openxmlformats.org/markup-compatibility/2006" xmlns:aink="http://schemas.microsoft.com/office/drawing/2016/ink" xmlns:am3d="http://schemas.microsoft.com/office/drawing/2017/model3d" xmlns:o="urn:schemas-microsoft-com:office:office" xmlns:oel="http://schemas.microsoft.com/office/2019/extlst" xmlns:r="http://schemas.openxmlformats.org/officeDocument/2006/relationships" xmlns:m="http://schemas.openxmlformats.org/officeDocument/2006/math" xmlns:v="urn:schemas-microsoft-com:vml" xmlns:wp14="http://schemas.microsoft.com/office/word/2010/wordprocessingDrawing" xmlns:wp="http://schemas.openxmlformats.org/drawingml/2006/wordprocessingDrawing" xmlns:w10="urn:schemas-microsoft-com:office:word" xmlns:w="http://schemas.openxmlformats.org/wordprocessingml/2006/main" xmlns:w14="http://schemas.microsoft.com/office/word/2010/wordml" xmlns:w15="http://schemas.microsoft.com/office/word/2012/wordml" xmlns:w16cex="http://schemas.microsoft.com/office/word/2018/wordml/cex" xmlns:w16cid="http://schemas.microsoft.com/office/word/2016/wordml/cid" xmlns:w16="http://schemas.microsoft.com/office/word/2018/wordml" xmlns:w16du="http://schemas.microsoft.com/office/word/2023/wordml/word16du" xmlns:w16sdtdh="http://schemas.microsoft.com/office/word/2020/wordml/sdtdatahash" xmlns:w16sdtfl="http://schemas.microsoft.com/office/word/2024/wordml/sdtformatlock" xmlns:w16se="http://schemas.microsoft.com/office/word/2015/wordml/symex" xmlns:wpg="http://schemas.microsoft.com/office/word/2010/wordprocessingGroup" xmlns:wpi="http://schemas.microsoft.com/office/word/2010/wordprocessingInk" xmlns:wne="http://schemas.microsoft.com/office/word/2006/wordml" xmlns:wps="http://schemas.microsoft.com/office/word/2010/wordprocessingShape" mc:Ignorable="w14 w15 w16se w16cid w16 w16cex w16sdtdh w16sdtfl w16du wp14">
+<w:endnotes xmlns:wpc="http://schemas.microsoft.com/office/word/2010/wordprocessingCanvas" xmlns:cx="http://schemas.microsoft.com/office/drawing/2014/chartex" xmlns:cx1="http://schemas.microsoft.com/office/drawing/2015/9/8/chartex" xmlns:cx2="http://schemas.microsoft.com/office/drawing/2015/10/21/chartex" xmlns:cx3="http://schemas.microsoft.com/office/drawing/2016/5/9/chartex" xmlns:cx4="http://schemas.microsoft.com/office/drawing/2016/5/10/chartex" xmlns:cx5="http://schemas.microsoft.com/office/drawing/2016/5/11/chartex" xmlns:cx6="http://schemas.microsoft.com/office/drawing/2016/5/12/chartex" xmlns:cx7="http://schemas.microsoft.com/office/drawing/2016/5/13/chartex" xmlns:cx8="http://schemas.microsoft.com/office/drawing/2016/5/14/chartex" xmlns:mc="http://schemas.openxmlformats.org/markup-compatibility/2006" xmlns:aink="http://schemas.microsoft.com/office/drawing/2016/ink" xmlns:am3d="http://schemas.microsoft.com/office/drawing/2017/model3d" xmlns:o="urn:schemas-microsoft-com:office:office" xmlns:oel="http://schemas.microsoft.com/office/2019/extlst" xmlns:r="http://schemas.openxmlformats.org/officeDocument/2006/relationships" xmlns:m="http://schemas.openxmlformats.org/officeDocument/2006/math" xmlns:v="urn:schemas-microsoft-com:vml" xmlns:wp14="http://schemas.microsoft.com/office/word/2010/wordprocessingDrawing" xmlns:wp="http://schemas.openxmlformats.org/drawingml/2006/wordprocessingDrawing" xmlns:w10="urn:schemas-microsoft-com:office:word" xmlns:w="http://schemas.openxmlformats.org/wordprocessingml/2006/main" xmlns:w14="http://schemas.microsoft.com/office/word/2010/wordml" xmlns:w15="http://schemas.microsoft.com/office/word/2012/wordml" xmlns:w16cei="http://schemas.microsoft.com/office/word/2026/wordml/cei" xmlns:w16cex="http://schemas.microsoft.com/office/word/2018/wordml/cex" xmlns:w16cid="http://schemas.microsoft.com/office/word/2016/wordml/cid" xmlns:w16="http://schemas.microsoft.com/office/word/2018/wordml" xmlns:w16du="http://schemas.microsoft.com/office/word/2023/wordml/word16du" xmlns:w16sdtdh="http://schemas.microsoft.com/office/word/2020/wordml/sdtdatahash" xmlns:w16sdtfl="http://schemas.microsoft.com/office/word/2024/wordml/sdtformatlock" xmlns:w16se="http://schemas.microsoft.com/office/word/2015/wordml/symex" xmlns:wpg="http://schemas.microsoft.com/office/word/2010/wordprocessingGroup" xmlns:wpi="http://schemas.microsoft.com/office/word/2010/wordprocessingInk" xmlns:wne="http://schemas.microsoft.com/office/word/2006/wordml" xmlns:wps="http://schemas.microsoft.com/office/word/2010/wordprocessingShape" mc:Ignorable="w14 w15 w16se w16cid w16 w16cex w16sdtdh w16sdtfl w16du wp14">
   <w:endnote w:type="separator" w:id="-1">
     <w:p>
       <w:pPr>
@@ -3848,7 +3404,7 @@
 </file>
 
 <file path=word/footnotes.xml><?xml version="1.0" encoding="utf-8"?>
-<w:footnotes xmlns:wpc="http://schemas.microsoft.com/office/word/2010/wordprocessingCanvas" xmlns:cx="http://schemas.microsoft.com/office/drawing/2014/chartex" xmlns:cx1="http://schemas.microsoft.com/office/drawing/2015/9/8/chartex" xmlns:cx2="http://schemas.microsoft.com/office/drawing/2015/10/21/chartex" xmlns:cx3="http://schemas.microsoft.com/office/drawing/2016/5/9/chartex" xmlns:cx4="http://schemas.microsoft.com/office/drawing/2016/5/10/chartex" xmlns:cx5="http://schemas.microsoft.com/office/drawing/2016/5/11/chartex" xmlns:cx6="http://schemas.microsoft.com/office/drawing/2016/5/12/chartex" xmlns:cx7="http://schemas.microsoft.com/office/drawing/2016/5/13/chartex" xmlns:cx8="http://schemas.microsoft.com/office/drawing/2016/5/14/chartex" xmlns:mc="http://schemas.openxmlformats.org/markup-compatibility/2006" xmlns:aink="http://schemas.microsoft.com/office/drawing/2016/ink" xmlns:am3d="http://schemas.microsoft.com/office/drawing/2017/model3d" xmlns:o="urn:schemas-microsoft-com:office:office" xmlns:oel="http://schemas.microsoft.com/office/2019/extlst" xmlns:r="http://schemas.openxmlformats.org/officeDocument/2006/relationships" xmlns:m="http://schemas.openxmlformats.org/officeDocument/2006/math" xmlns:v="urn:schemas-microsoft-com:vml" xmlns:wp14="http://schemas.microsoft.com/office/word/2010/wordprocessingDrawing" xmlns:wp="http://schemas.openxmlformats.org/drawingml/2006/wordprocessingDrawing" xmlns:w10="urn:schemas-microsoft-com:office:word" xmlns:w="http://schemas.openxmlformats.org/wordprocessingml/2006/main" xmlns:w14="http://schemas.microsoft.com/office/word/2010/wordml" xmlns:w15="http://schemas.microsoft.com/office/word/2012/wordml" xmlns:w16cex="http://schemas.microsoft.com/office/word/2018/wordml/cex" xmlns:w16cid="http://schemas.microsoft.com/office/word/2016/wordml/cid" xmlns:w16="http://schemas.microsoft.com/office/word/2018/wordml" xmlns:w16du="http://schemas.microsoft.com/office/word/2023/wordml/word16du" xmlns:w16sdtdh="http://schemas.microsoft.com/office/word/2020/wordml/sdtdatahash" xmlns:w16sdtfl="http://schemas.microsoft.com/office/word/2024/wordml/sdtformatlock" xmlns:w16se="http://schemas.microsoft.com/office/word/2015/wordml/symex" xmlns:wpg="http://schemas.microsoft.com/office/word/2010/wordprocessingGroup" xmlns:wpi="http://schemas.microsoft.com/office/word/2010/wordprocessingInk" xmlns:wne="http://schemas.microsoft.com/office/word/2006/wordml" xmlns:wps="http://schemas.microsoft.com/office/word/2010/wordprocessingShape" mc:Ignorable="w14 w15 w16se w16cid w16 w16cex w16sdtdh w16sdtfl w16du wp14">
+<w:footnotes xmlns:wpc="http://schemas.microsoft.com/office/word/2010/wordprocessingCanvas" xmlns:cx="http://schemas.microsoft.com/office/drawing/2014/chartex" xmlns:cx1="http://schemas.microsoft.com/office/drawing/2015/9/8/chartex" xmlns:cx2="http://schemas.microsoft.com/office/drawing/2015/10/21/chartex" xmlns:cx3="http://schemas.microsoft.com/office/drawing/2016/5/9/chartex" xmlns:cx4="http://schemas.microsoft.com/office/drawing/2016/5/10/chartex" xmlns:cx5="http://schemas.microsoft.com/office/drawing/2016/5/11/chartex" xmlns:cx6="http://schemas.microsoft.com/office/drawing/2016/5/12/chartex" xmlns:cx7="http://schemas.microsoft.com/office/drawing/2016/5/13/chartex" xmlns:cx8="http://schemas.microsoft.com/office/drawing/2016/5/14/chartex" xmlns:mc="http://schemas.openxmlformats.org/markup-compatibility/2006" xmlns:aink="http://schemas.microsoft.com/office/drawing/2016/ink" xmlns:am3d="http://schemas.microsoft.com/office/drawing/2017/model3d" xmlns:o="urn:schemas-microsoft-com:office:office" xmlns:oel="http://schemas.microsoft.com/office/2019/extlst" xmlns:r="http://schemas.openxmlformats.org/officeDocument/2006/relationships" xmlns:m="http://schemas.openxmlformats.org/officeDocument/2006/math" xmlns:v="urn:schemas-microsoft-com:vml" xmlns:wp14="http://schemas.microsoft.com/office/word/2010/wordprocessingDrawing" xmlns:wp="http://schemas.openxmlformats.org/drawingml/2006/wordprocessingDrawing" xmlns:w10="urn:schemas-microsoft-com:office:word" xmlns:w="http://schemas.openxmlformats.org/wordprocessingml/2006/main" xmlns:w14="http://schemas.microsoft.com/office/word/2010/wordml" xmlns:w15="http://schemas.microsoft.com/office/word/2012/wordml" xmlns:w16cei="http://schemas.microsoft.com/office/word/2026/wordml/cei" xmlns:w16cex="http://schemas.microsoft.com/office/word/2018/wordml/cex" xmlns:w16cid="http://schemas.microsoft.com/office/word/2016/wordml/cid" xmlns:w16="http://schemas.microsoft.com/office/word/2018/wordml" xmlns:w16du="http://schemas.microsoft.com/office/word/2023/wordml/word16du" xmlns:w16sdtdh="http://schemas.microsoft.com/office/word/2020/wordml/sdtdatahash" xmlns:w16sdtfl="http://schemas.microsoft.com/office/word/2024/wordml/sdtformatlock" xmlns:w16se="http://schemas.microsoft.com/office/word/2015/wordml/symex" xmlns:wpg="http://schemas.microsoft.com/office/word/2010/wordprocessingGroup" xmlns:wpi="http://schemas.microsoft.com/office/word/2010/wordprocessingInk" xmlns:wne="http://schemas.microsoft.com/office/word/2006/wordml" xmlns:wps="http://schemas.microsoft.com/office/word/2010/wordprocessingShape" mc:Ignorable="w14 w15 w16se w16cid w16 w16cex w16sdtdh w16sdtfl w16du wp14">
   <w:footnote w:type="separator" w:id="-1">
     <w:p>
       <w:pPr>
@@ -3873,7 +3429,7 @@
 </file>
 
 <file path=word/numbering.xml><?xml version="1.0" encoding="utf-8"?>
-<w:numbering xmlns:wpc="http://schemas.microsoft.com/office/word/2010/wordprocessingCanvas" xmlns:cx="http://schemas.microsoft.com/office/drawing/2014/chartex" xmlns:cx1="http://schemas.microsoft.com/office/drawing/2015/9/8/chartex" xmlns:cx2="http://schemas.microsoft.com/office/drawing/2015/10/21/chartex" xmlns:cx3="http://schemas.microsoft.com/office/drawing/2016/5/9/chartex" xmlns:cx4="http://schemas.microsoft.com/office/drawing/2016/5/10/chartex" xmlns:cx5="http://schemas.microsoft.com/office/drawing/2016/5/11/chartex" xmlns:cx6="http://schemas.microsoft.com/office/drawing/2016/5/12/chartex" xmlns:cx7="http://schemas.microsoft.com/office/drawing/2016/5/13/chartex" xmlns:cx8="http://schemas.microsoft.com/office/drawing/2016/5/14/chartex" xmlns:mc="http://schemas.openxmlformats.org/markup-compatibility/2006" xmlns:aink="http://schemas.microsoft.com/office/drawing/2016/ink" xmlns:am3d="http://schemas.microsoft.com/office/drawing/2017/model3d" xmlns:o="urn:schemas-microsoft-com:office:office" xmlns:oel="http://schemas.microsoft.com/office/2019/extlst" xmlns:r="http://schemas.openxmlformats.org/officeDocument/2006/relationships" xmlns:m="http://schemas.openxmlformats.org/officeDocument/2006/math" xmlns:v="urn:schemas-microsoft-com:vml" xmlns:wp14="http://schemas.microsoft.com/office/word/2010/wordprocessingDrawing" xmlns:wp="http://schemas.openxmlformats.org/drawingml/2006/wordprocessingDrawing" xmlns:w10="urn:schemas-microsoft-com:office:word" xmlns:w="http://schemas.openxmlformats.org/wordprocessingml/2006/main" xmlns:w14="http://schemas.microsoft.com/office/word/2010/wordml" xmlns:w15="http://schemas.microsoft.com/office/word/2012/wordml" xmlns:w16cex="http://schemas.microsoft.com/office/word/2018/wordml/cex" xmlns:w16cid="http://schemas.microsoft.com/office/word/2016/wordml/cid" xmlns:w16="http://schemas.microsoft.com/office/word/2018/wordml" xmlns:w16du="http://schemas.microsoft.com/office/word/2023/wordml/word16du" xmlns:w16sdtdh="http://schemas.microsoft.com/office/word/2020/wordml/sdtdatahash" xmlns:w16sdtfl="http://schemas.microsoft.com/office/word/2024/wordml/sdtformatlock" xmlns:w16se="http://schemas.microsoft.com/office/word/2015/wordml/symex" xmlns:wpg="http://schemas.microsoft.com/office/word/2010/wordprocessingGroup" xmlns:wpi="http://schemas.microsoft.com/office/word/2010/wordprocessingInk" xmlns:wne="http://schemas.microsoft.com/office/word/2006/wordml" xmlns:wps="http://schemas.microsoft.com/office/word/2010/wordprocessingShape" mc:Ignorable="w14 w15 w16se w16cid w16 w16cex w16sdtdh w16sdtfl w16du wp14">
+<w:numbering xmlns:wpc="http://schemas.microsoft.com/office/word/2010/wordprocessingCanvas" xmlns:cx="http://schemas.microsoft.com/office/drawing/2014/chartex" xmlns:cx1="http://schemas.microsoft.com/office/drawing/2015/9/8/chartex" xmlns:cx2="http://schemas.microsoft.com/office/drawing/2015/10/21/chartex" xmlns:cx3="http://schemas.microsoft.com/office/drawing/2016/5/9/chartex" xmlns:cx4="http://schemas.microsoft.com/office/drawing/2016/5/10/chartex" xmlns:cx5="http://schemas.microsoft.com/office/drawing/2016/5/11/chartex" xmlns:cx6="http://schemas.microsoft.com/office/drawing/2016/5/12/chartex" xmlns:cx7="http://schemas.microsoft.com/office/drawing/2016/5/13/chartex" xmlns:cx8="http://schemas.microsoft.com/office/drawing/2016/5/14/chartex" xmlns:mc="http://schemas.openxmlformats.org/markup-compatibility/2006" xmlns:aink="http://schemas.microsoft.com/office/drawing/2016/ink" xmlns:am3d="http://schemas.microsoft.com/office/drawing/2017/model3d" xmlns:o="urn:schemas-microsoft-com:office:office" xmlns:oel="http://schemas.microsoft.com/office/2019/extlst" xmlns:r="http://schemas.openxmlformats.org/officeDocument/2006/relationships" xmlns:m="http://schemas.openxmlformats.org/officeDocument/2006/math" xmlns:v="urn:schemas-microsoft-com:vml" xmlns:wp14="http://schemas.microsoft.com/office/word/2010/wordprocessingDrawing" xmlns:wp="http://schemas.openxmlformats.org/drawingml/2006/wordprocessingDrawing" xmlns:w10="urn:schemas-microsoft-com:office:word" xmlns:w="http://schemas.openxmlformats.org/wordprocessingml/2006/main" xmlns:w14="http://schemas.microsoft.com/office/word/2010/wordml" xmlns:w15="http://schemas.microsoft.com/office/word/2012/wordml" xmlns:w16cei="http://schemas.microsoft.com/office/word/2026/wordml/cei" xmlns:w16cex="http://schemas.microsoft.com/office/word/2018/wordml/cex" xmlns:w16cid="http://schemas.microsoft.com/office/word/2016/wordml/cid" xmlns:w16="http://schemas.microsoft.com/office/word/2018/wordml" xmlns:w16du="http://schemas.microsoft.com/office/word/2023/wordml/word16du" xmlns:w16sdtdh="http://schemas.microsoft.com/office/word/2020/wordml/sdtdatahash" xmlns:w16sdtfl="http://schemas.microsoft.com/office/word/2024/wordml/sdtformatlock" xmlns:w16se="http://schemas.microsoft.com/office/word/2015/wordml/symex" xmlns:wpg="http://schemas.microsoft.com/office/word/2010/wordprocessingGroup" xmlns:wpi="http://schemas.microsoft.com/office/word/2010/wordprocessingInk" xmlns:wne="http://schemas.microsoft.com/office/word/2006/wordml" xmlns:wps="http://schemas.microsoft.com/office/word/2010/wordprocessingShape" mc:Ignorable="w14 w15 w16se w16cid w16 w16cex w16sdtdh w16sdtfl w16du wp14">
   <w:abstractNum w:abstractNumId="0" w15:restartNumberingAfterBreak="0">
     <w:nsid w:val="0C3A4695"/>
     <w:multiLevelType w:val="multilevel"/>
@@ -5182,6 +4738,7 @@
   <w:style w:type="character" w:default="1" w:styleId="DefaultParagraphFont">
     <w:name w:val="Default Paragraph Font"/>
     <w:uiPriority w:val="1"/>
+    <w:semiHidden/>
     <w:unhideWhenUsed/>
   </w:style>
   <w:style w:type="table" w:default="1" w:styleId="TableNormal">

--- a/Linux_notes.docx
+++ b/Linux_notes.docx
@@ -399,8 +399,19 @@
                 <w:szCs w:val="20"/>
                 <w:lang w:eastAsia="en-IN"/>
               </w:rPr>
-              <w:t>/tmp</w:t>
-            </w:r>
+              <w:t>/</w:t>
+            </w:r>
+            <w:proofErr w:type="spellStart"/>
+            <w:r>
+              <w:rPr>
+                <w:rFonts w:ascii="Courier New" w:eastAsia="Times New Roman" w:hAnsi="Courier New" w:cs="Courier New"/>
+                <w:sz w:val="20"/>
+                <w:szCs w:val="20"/>
+                <w:lang w:eastAsia="en-IN"/>
+              </w:rPr>
+              <w:t>tmp</w:t>
+            </w:r>
+            <w:proofErr w:type="spellEnd"/>
           </w:p>
         </w:tc>
         <w:tc>
@@ -517,8 +528,19 @@
                 <w:szCs w:val="20"/>
                 <w:lang w:eastAsia="en-IN"/>
               </w:rPr>
-              <w:t>/usr</w:t>
-            </w:r>
+              <w:t>/</w:t>
+            </w:r>
+            <w:proofErr w:type="spellStart"/>
+            <w:r>
+              <w:rPr>
+                <w:rFonts w:ascii="Courier New" w:eastAsia="Times New Roman" w:hAnsi="Courier New" w:cs="Courier New"/>
+                <w:sz w:val="20"/>
+                <w:szCs w:val="20"/>
+                <w:lang w:eastAsia="en-IN"/>
+              </w:rPr>
+              <w:t>usr</w:t>
+            </w:r>
+            <w:proofErr w:type="spellEnd"/>
           </w:p>
         </w:tc>
         <w:tc>
@@ -768,9 +790,11 @@
             <w:pPr>
               <w:jc w:val="center"/>
             </w:pPr>
+            <w:proofErr w:type="spellStart"/>
             <w:r>
               <w:t>pwd</w:t>
             </w:r>
+            <w:proofErr w:type="spellEnd"/>
           </w:p>
         </w:tc>
         <w:tc>
@@ -954,9 +978,11 @@
             <w:tcW w:w="3543" w:type="dxa"/>
           </w:tcPr>
           <w:p>
+            <w:proofErr w:type="spellStart"/>
             <w:r>
               <w:t>chmod</w:t>
             </w:r>
+            <w:proofErr w:type="spellEnd"/>
           </w:p>
         </w:tc>
         <w:tc>
@@ -997,7 +1023,15 @@
           </w:tcPr>
           <w:p>
             <w:r>
-              <w:t xml:space="preserve">Shows owner, group, inode, Permissions, timestamps, size </w:t>
+              <w:t xml:space="preserve">Shows owner, group, </w:t>
+            </w:r>
+            <w:proofErr w:type="spellStart"/>
+            <w:r>
+              <w:t>inode</w:t>
+            </w:r>
+            <w:proofErr w:type="spellEnd"/>
+            <w:r>
+              <w:t xml:space="preserve">, Permissions, timestamps, size </w:t>
             </w:r>
           </w:p>
         </w:tc>
@@ -1203,7 +1237,15 @@
         <w:pStyle w:val="ListParagraph"/>
       </w:pPr>
       <w:r>
-        <w:t>developers- group name, x- Password field, 1002-Groupid, John,reena-Group members</w:t>
+        <w:t xml:space="preserve">developers- group name, x- Password field, 1002-Groupid, </w:t>
+      </w:r>
+      <w:proofErr w:type="spellStart"/>
+      <w:r>
+        <w:t>John,reena</w:t>
+      </w:r>
+      <w:proofErr w:type="spellEnd"/>
+      <w:r>
+        <w:t>-Group members</w:t>
       </w:r>
     </w:p>
     <w:tbl>
@@ -1244,6 +1286,7 @@
                 <w:bCs/>
               </w:rPr>
             </w:pPr>
+            <w:proofErr w:type="spellStart"/>
             <w:r>
               <w:rPr>
                 <w:b/>
@@ -1251,6 +1294,7 @@
               </w:rPr>
               <w:t>useradd</w:t>
             </w:r>
+            <w:proofErr w:type="spellEnd"/>
           </w:p>
         </w:tc>
         <w:tc>
@@ -1266,6 +1310,7 @@
                 <w:bCs/>
               </w:rPr>
             </w:pPr>
+            <w:proofErr w:type="spellStart"/>
             <w:r>
               <w:rPr>
                 <w:b/>
@@ -1273,6 +1318,7 @@
               </w:rPr>
               <w:t>adduser</w:t>
             </w:r>
+            <w:proofErr w:type="spellEnd"/>
           </w:p>
         </w:tc>
       </w:tr>
@@ -1411,13 +1457,23 @@
     </w:p>
     <w:p>
       <w:r>
-        <w:t>/bin/sh</w:t>
-      </w:r>
-    </w:p>
-    <w:p>
-      <w:r>
-        <w:t>/bin/zsh</w:t>
-      </w:r>
+        <w:t>/bin/</w:t>
+      </w:r>
+      <w:proofErr w:type="spellStart"/>
+      <w:r>
+        <w:t>sh</w:t>
+      </w:r>
+      <w:proofErr w:type="spellEnd"/>
+    </w:p>
+    <w:p>
+      <w:r>
+        <w:t>/bin/</w:t>
+      </w:r>
+      <w:proofErr w:type="spellStart"/>
+      <w:r>
+        <w:t>zsh</w:t>
+      </w:r>
+      <w:proofErr w:type="spellEnd"/>
     </w:p>
     <w:p>
       <w:r>
@@ -1443,8 +1499,13 @@
       </w:r>
     </w:p>
     <w:p>
-      <w:r>
-        <w:t xml:space="preserve">su </w:t>
+      <w:proofErr w:type="spellStart"/>
+      <w:r>
+        <w:t>su</w:t>
+      </w:r>
+      <w:proofErr w:type="spellEnd"/>
+      <w:r>
+        <w:t xml:space="preserve"> </w:t>
       </w:r>
       <w:r>
         <w:t>&lt;new user&gt;</w:t>
@@ -1457,9 +1518,19 @@
       </w:r>
     </w:p>
     <w:p>
-      <w:r>
-        <w:t>sudo su</w:t>
-      </w:r>
+      <w:proofErr w:type="spellStart"/>
+      <w:r>
+        <w:t>sudo</w:t>
+      </w:r>
+      <w:proofErr w:type="spellEnd"/>
+      <w:r>
+        <w:t xml:space="preserve"> </w:t>
+      </w:r>
+      <w:proofErr w:type="spellStart"/>
+      <w:r>
+        <w:t>su</w:t>
+      </w:r>
+      <w:proofErr w:type="spellEnd"/>
     </w:p>
     <w:p>
       <w:r>
@@ -1468,12 +1539,28 @@
     </w:p>
     <w:p>
       <w:r>
-        <w:t>To lock a user – sudo passwd -l &lt;username&gt;</w:t>
-      </w:r>
-    </w:p>
-    <w:p>
-      <w:r>
-        <w:t>To unlock a user – sudo passwd -u &lt;username&gt;</w:t>
+        <w:t xml:space="preserve">To lock a user – </w:t>
+      </w:r>
+      <w:proofErr w:type="spellStart"/>
+      <w:r>
+        <w:t>sudo</w:t>
+      </w:r>
+      <w:proofErr w:type="spellEnd"/>
+      <w:r>
+        <w:t xml:space="preserve"> passwd -l &lt;username&gt;</w:t>
+      </w:r>
+    </w:p>
+    <w:p>
+      <w:r>
+        <w:t xml:space="preserve">To unlock a user – </w:t>
+      </w:r>
+      <w:proofErr w:type="spellStart"/>
+      <w:r>
+        <w:t>sudo</w:t>
+      </w:r>
+      <w:proofErr w:type="spellEnd"/>
+      <w:r>
+        <w:t xml:space="preserve"> passwd -u &lt;username&gt;</w:t>
       </w:r>
     </w:p>
     <w:p>
@@ -1510,8 +1597,13 @@
       </w:r>
     </w:p>
     <w:p>
-      <w:r>
-        <w:t>Userdel &lt;username&gt; - used to delete the user.</w:t>
+      <w:proofErr w:type="spellStart"/>
+      <w:r>
+        <w:t>Userdel</w:t>
+      </w:r>
+      <w:proofErr w:type="spellEnd"/>
+      <w:r>
+        <w:t xml:space="preserve"> &lt;username&gt; - used to delete the user.</w:t>
       </w:r>
     </w:p>
     <w:p>
@@ -1521,7 +1613,15 @@
     </w:p>
     <w:p>
       <w:r>
-        <w:t>Sudo userdel -r &lt;username&gt;</w:t>
+        <w:t xml:space="preserve">Sudo </w:t>
+      </w:r>
+      <w:proofErr w:type="spellStart"/>
+      <w:r>
+        <w:t>userdel</w:t>
+      </w:r>
+      <w:proofErr w:type="spellEnd"/>
+      <w:r>
+        <w:t xml:space="preserve"> -r &lt;username&gt;</w:t>
       </w:r>
     </w:p>
     <w:p>
@@ -1573,14 +1673,37 @@
       </w:r>
       <w:r>
         <w:br/>
-        <w:t xml:space="preserve">when we use sudo su it gives you the </w:t>
+        <w:t xml:space="preserve">when we use </w:t>
+      </w:r>
+      <w:proofErr w:type="spellStart"/>
+      <w:r>
+        <w:t>sudo</w:t>
+      </w:r>
+      <w:proofErr w:type="spellEnd"/>
+      <w:r>
+        <w:t xml:space="preserve"> </w:t>
+      </w:r>
+      <w:proofErr w:type="spellStart"/>
+      <w:r>
+        <w:t>su</w:t>
+      </w:r>
+      <w:proofErr w:type="spellEnd"/>
+      <w:r>
+        <w:t xml:space="preserve"> it gives you the </w:t>
       </w:r>
       <w:r>
         <w:t xml:space="preserve">root access. </w:t>
       </w:r>
       <w:r>
         <w:br/>
-        <w:t>sudo apt update – Back to normal user. That is Reena not root.</w:t>
+      </w:r>
+      <w:proofErr w:type="spellStart"/>
+      <w:r>
+        <w:t>sudo</w:t>
+      </w:r>
+      <w:proofErr w:type="spellEnd"/>
+      <w:r>
+        <w:t xml:space="preserve"> apt update – Back to normal user. That is Reena not root.</w:t>
       </w:r>
     </w:p>
     <w:p>
@@ -1596,13 +1719,26 @@
         <w:sym w:font="Wingdings" w:char="F0E0"/>
       </w:r>
       <w:r>
-        <w:t xml:space="preserve"> (ask whoami</w:t>
-      </w:r>
+        <w:t xml:space="preserve"> (ask </w:t>
+      </w:r>
+      <w:proofErr w:type="spellStart"/>
+      <w:r>
+        <w:t>whoami</w:t>
+      </w:r>
+      <w:proofErr w:type="spellEnd"/>
       <w:r>
         <w:t xml:space="preserve"> - </w:t>
       </w:r>
       <w:r>
-        <w:t xml:space="preserve">o/p:reena) </w:t>
+        <w:t>o/</w:t>
+      </w:r>
+      <w:proofErr w:type="spellStart"/>
+      <w:r>
+        <w:t>p:reena</w:t>
+      </w:r>
+      <w:proofErr w:type="spellEnd"/>
+      <w:r>
+        <w:t xml:space="preserve">) </w:t>
       </w:r>
       <w:r>
         <w:sym w:font="Wingdings" w:char="F0E0"/>
@@ -1610,8 +1746,13 @@
       <w:r>
         <w:t xml:space="preserve"> </w:t>
       </w:r>
-      <w:r>
-        <w:t xml:space="preserve">sudo apt update </w:t>
+      <w:proofErr w:type="spellStart"/>
+      <w:r>
+        <w:t>sudo</w:t>
+      </w:r>
+      <w:proofErr w:type="spellEnd"/>
+      <w:r>
+        <w:t xml:space="preserve"> apt update </w:t>
       </w:r>
       <w:r>
         <w:sym w:font="Wingdings" w:char="F0E0"/>
@@ -1620,7 +1761,23 @@
         <w:t xml:space="preserve"> </w:t>
       </w:r>
       <w:r>
-        <w:t>(ask whoami - o/p:reena)</w:t>
+        <w:t xml:space="preserve">(ask </w:t>
+      </w:r>
+      <w:proofErr w:type="spellStart"/>
+      <w:r>
+        <w:t>whoami</w:t>
+      </w:r>
+      <w:proofErr w:type="spellEnd"/>
+      <w:r>
+        <w:t xml:space="preserve"> - o/</w:t>
+      </w:r>
+      <w:proofErr w:type="spellStart"/>
+      <w:r>
+        <w:t>p:reena</w:t>
+      </w:r>
+      <w:proofErr w:type="spellEnd"/>
+      <w:r>
+        <w:t>)</w:t>
       </w:r>
     </w:p>
     <w:p>
@@ -1628,7 +1785,31 @@
         <w:t xml:space="preserve">This scenario says that, </w:t>
       </w:r>
       <w:r>
-        <w:t>when we use sudo apt update, the user changes to root for few moments and get back to the original user (reena) so even after executing sudo apt execute when we use whoami output is reena.</w:t>
+        <w:t xml:space="preserve">when we use </w:t>
+      </w:r>
+      <w:proofErr w:type="spellStart"/>
+      <w:r>
+        <w:t>sudo</w:t>
+      </w:r>
+      <w:proofErr w:type="spellEnd"/>
+      <w:r>
+        <w:t xml:space="preserve"> apt update, the user changes to root for few moments and get back to the original user (reena) so even after executing </w:t>
+      </w:r>
+      <w:proofErr w:type="spellStart"/>
+      <w:r>
+        <w:t>sudo</w:t>
+      </w:r>
+      <w:proofErr w:type="spellEnd"/>
+      <w:r>
+        <w:t xml:space="preserve"> apt execute when we use </w:t>
+      </w:r>
+      <w:proofErr w:type="spellStart"/>
+      <w:r>
+        <w:t>whoami</w:t>
+      </w:r>
+      <w:proofErr w:type="spellEnd"/>
+      <w:r>
+        <w:t xml:space="preserve"> output is reena.</w:t>
       </w:r>
     </w:p>
     <w:p>
@@ -1663,7 +1844,55 @@
           <w:bCs/>
         </w:rPr>
         <w:lastRenderedPageBreak/>
-        <w:t>What is the difference between sudo apt update and sudo su?</w:t>
+        <w:t xml:space="preserve">What is the difference between </w:t>
+      </w:r>
+      <w:proofErr w:type="spellStart"/>
+      <w:r>
+        <w:rPr>
+          <w:b/>
+          <w:bCs/>
+        </w:rPr>
+        <w:t>sudo</w:t>
+      </w:r>
+      <w:proofErr w:type="spellEnd"/>
+      <w:r>
+        <w:rPr>
+          <w:b/>
+          <w:bCs/>
+        </w:rPr>
+        <w:t xml:space="preserve"> apt update and </w:t>
+      </w:r>
+      <w:proofErr w:type="spellStart"/>
+      <w:r>
+        <w:rPr>
+          <w:b/>
+          <w:bCs/>
+        </w:rPr>
+        <w:t>sudo</w:t>
+      </w:r>
+      <w:proofErr w:type="spellEnd"/>
+      <w:r>
+        <w:rPr>
+          <w:b/>
+          <w:bCs/>
+        </w:rPr>
+        <w:t xml:space="preserve"> </w:t>
+      </w:r>
+      <w:proofErr w:type="spellStart"/>
+      <w:r>
+        <w:rPr>
+          <w:b/>
+          <w:bCs/>
+        </w:rPr>
+        <w:t>su</w:t>
+      </w:r>
+      <w:proofErr w:type="spellEnd"/>
+      <w:r>
+        <w:rPr>
+          <w:b/>
+          <w:bCs/>
+        </w:rPr>
+        <w:t>?</w:t>
       </w:r>
     </w:p>
     <w:p>
@@ -1682,8 +1911,13 @@
           <w:numId w:val="3"/>
         </w:numPr>
       </w:pPr>
-      <w:r>
-        <w:t xml:space="preserve">sudo apt update → Runs </w:t>
+      <w:proofErr w:type="spellStart"/>
+      <w:r>
+        <w:t>sudo</w:t>
+      </w:r>
+      <w:proofErr w:type="spellEnd"/>
+      <w:r>
+        <w:t xml:space="preserve"> apt update → Runs </w:t>
       </w:r>
       <w:r>
         <w:rPr>
@@ -1703,8 +1937,21 @@
           <w:numId w:val="3"/>
         </w:numPr>
       </w:pPr>
-      <w:r>
-        <w:t xml:space="preserve">sudo su → Opens a </w:t>
+      <w:proofErr w:type="spellStart"/>
+      <w:r>
+        <w:t>sudo</w:t>
+      </w:r>
+      <w:proofErr w:type="spellEnd"/>
+      <w:r>
+        <w:t xml:space="preserve"> </w:t>
+      </w:r>
+      <w:proofErr w:type="spellStart"/>
+      <w:r>
+        <w:t>su</w:t>
+      </w:r>
+      <w:proofErr w:type="spellEnd"/>
+      <w:r>
+        <w:t xml:space="preserve"> → Opens a </w:t>
       </w:r>
       <w:r>
         <w:rPr>
@@ -2583,7 +2830,15 @@
     </w:p>
     <w:p>
       <w:r>
-        <w:t>find . -iname &lt;name u want to search&gt; - will search the name with no case sensitivity</w:t>
+        <w:t>find . -</w:t>
+      </w:r>
+      <w:proofErr w:type="spellStart"/>
+      <w:r>
+        <w:t>iname</w:t>
+      </w:r>
+      <w:proofErr w:type="spellEnd"/>
+      <w:r>
+        <w:t xml:space="preserve"> &lt;name u want to search&gt; - will search the name with no case sensitivity</w:t>
       </w:r>
     </w:p>
     <w:p>
@@ -2622,27 +2877,75 @@
       <w:r>
         <w:t>+</w:t>
       </w:r>
+      <w:proofErr w:type="spellStart"/>
       <w:r>
         <w:rPr>
           <w:highlight w:val="yellow"/>
         </w:rPr>
-        <w:t>fallocate -l 150M bigfile.iso</w:t>
-      </w:r>
-    </w:p>
-    <w:p>
-      <w:r>
-        <w:t>find . -mtime -2</w:t>
-      </w:r>
-      <w:r>
-        <w:t xml:space="preserve"> = return the files that was recently modified with in 2 days</w:t>
-      </w:r>
-    </w:p>
-    <w:p>
-      <w:r>
-        <w:t>find . -mtime 2</w:t>
-      </w:r>
-      <w:r>
-        <w:t xml:space="preserve"> = return the files that was recently modified with in 2 days</w:t>
+        <w:t>fallocate</w:t>
+      </w:r>
+      <w:proofErr w:type="spellEnd"/>
+      <w:r>
+        <w:rPr>
+          <w:highlight w:val="yellow"/>
+        </w:rPr>
+        <w:t xml:space="preserve"> -l 150M </w:t>
+      </w:r>
+      <w:proofErr w:type="spellStart"/>
+      <w:r>
+        <w:rPr>
+          <w:highlight w:val="yellow"/>
+        </w:rPr>
+        <w:t>bigfile.iso</w:t>
+      </w:r>
+      <w:proofErr w:type="spellEnd"/>
+    </w:p>
+    <w:p>
+      <w:r>
+        <w:t>find . -</w:t>
+      </w:r>
+      <w:proofErr w:type="spellStart"/>
+      <w:r>
+        <w:t>mtime</w:t>
+      </w:r>
+      <w:proofErr w:type="spellEnd"/>
+      <w:r>
+        <w:t xml:space="preserve"> -2</w:t>
+      </w:r>
+      <w:r>
+        <w:t xml:space="preserve"> = return the files that was recently modified </w:t>
+      </w:r>
+      <w:proofErr w:type="spellStart"/>
+      <w:r>
+        <w:t>with in</w:t>
+      </w:r>
+      <w:proofErr w:type="spellEnd"/>
+      <w:r>
+        <w:t xml:space="preserve"> 2 days</w:t>
+      </w:r>
+    </w:p>
+    <w:p>
+      <w:r>
+        <w:t>find . -</w:t>
+      </w:r>
+      <w:proofErr w:type="spellStart"/>
+      <w:r>
+        <w:t>mtime</w:t>
+      </w:r>
+      <w:proofErr w:type="spellEnd"/>
+      <w:r>
+        <w:t xml:space="preserve"> 2</w:t>
+      </w:r>
+      <w:r>
+        <w:t xml:space="preserve"> = return the files that was recently modified </w:t>
+      </w:r>
+      <w:proofErr w:type="spellStart"/>
+      <w:r>
+        <w:t>with in</w:t>
+      </w:r>
+      <w:proofErr w:type="spellEnd"/>
+      <w:r>
+        <w:t xml:space="preserve"> 2 days</w:t>
       </w:r>
     </w:p>
     <w:p>
@@ -2653,7 +2956,15 @@
         </w:rPr>
       </w:pPr>
       <w:r>
-        <w:t xml:space="preserve">find . -mtime </w:t>
+        <w:t>find . -</w:t>
+      </w:r>
+      <w:proofErr w:type="spellStart"/>
+      <w:r>
+        <w:t>mtime</w:t>
+      </w:r>
+      <w:proofErr w:type="spellEnd"/>
+      <w:r>
+        <w:t xml:space="preserve"> </w:t>
       </w:r>
       <w:r>
         <w:t>+</w:t>
@@ -2733,8 +3044,17 @@
           <w:b/>
           <w:bCs/>
         </w:rPr>
-        <w:t>7. wc</w:t>
-      </w:r>
+        <w:t xml:space="preserve">7. </w:t>
+      </w:r>
+      <w:proofErr w:type="spellStart"/>
+      <w:r>
+        <w:rPr>
+          <w:b/>
+          <w:bCs/>
+        </w:rPr>
+        <w:t>wc</w:t>
+      </w:r>
+      <w:proofErr w:type="spellEnd"/>
     </w:p>
     <w:p>
       <w:r>
@@ -2742,8 +3062,13 @@
       </w:r>
     </w:p>
     <w:p>
-      <w:r>
-        <w:t>wc file.txt</w:t>
+      <w:proofErr w:type="spellStart"/>
+      <w:r>
+        <w:t>wc</w:t>
+      </w:r>
+      <w:proofErr w:type="spellEnd"/>
+      <w:r>
+        <w:t xml:space="preserve"> file.txt</w:t>
       </w:r>
     </w:p>
     <w:p>
@@ -2752,9 +3077,14 @@
       </w:r>
     </w:p>
     <w:p>
+      <w:proofErr w:type="spellStart"/>
       <w:r>
         <w:lastRenderedPageBreak/>
-        <w:t>wc -l file.txt</w:t>
+        <w:t>wc</w:t>
+      </w:r>
+      <w:proofErr w:type="spellEnd"/>
+      <w:r>
+        <w:t xml:space="preserve"> -l file.txt</w:t>
       </w:r>
     </w:p>
     <w:p>
@@ -2763,8 +3093,13 @@
       </w:r>
     </w:p>
     <w:p>
-      <w:r>
-        <w:t>wc -w file.txt</w:t>
+      <w:proofErr w:type="spellStart"/>
+      <w:r>
+        <w:t>wc</w:t>
+      </w:r>
+      <w:proofErr w:type="spellEnd"/>
+      <w:r>
+        <w:t xml:space="preserve"> -w file.txt</w:t>
       </w:r>
     </w:p>
     <w:p>
@@ -2773,8 +3108,13 @@
       </w:r>
     </w:p>
     <w:p>
-      <w:r>
-        <w:t>wc -m file.txt</w:t>
+      <w:proofErr w:type="spellStart"/>
+      <w:r>
+        <w:t>wc</w:t>
+      </w:r>
+      <w:proofErr w:type="spellEnd"/>
+      <w:r>
+        <w:t xml:space="preserve"> -m file.txt</w:t>
       </w:r>
     </w:p>
     <w:p>
@@ -2783,8 +3123,13 @@
       </w:r>
     </w:p>
     <w:p>
-      <w:r>
-        <w:t>wc -c file.txt</w:t>
+      <w:proofErr w:type="spellStart"/>
+      <w:r>
+        <w:t>wc</w:t>
+      </w:r>
+      <w:proofErr w:type="spellEnd"/>
+      <w:r>
+        <w:t xml:space="preserve"> -c file.txt</w:t>
       </w:r>
     </w:p>
     <w:p>
@@ -2878,8 +3223,17 @@
           <w:b/>
           <w:bCs/>
         </w:rPr>
-        <w:t>9. uniq</w:t>
-      </w:r>
+        <w:t xml:space="preserve">9. </w:t>
+      </w:r>
+      <w:proofErr w:type="spellStart"/>
+      <w:r>
+        <w:rPr>
+          <w:b/>
+          <w:bCs/>
+        </w:rPr>
+        <w:t>uniq</w:t>
+      </w:r>
+      <w:proofErr w:type="spellEnd"/>
     </w:p>
     <w:p>
       <w:r>
@@ -2887,8 +3241,13 @@
       </w:r>
     </w:p>
     <w:p>
-      <w:r>
-        <w:t>uniq file.txt</w:t>
+      <w:proofErr w:type="spellStart"/>
+      <w:r>
+        <w:t>uniq</w:t>
+      </w:r>
+      <w:proofErr w:type="spellEnd"/>
+      <w:r>
+        <w:t xml:space="preserve"> file.txt</w:t>
       </w:r>
     </w:p>
     <w:p>
@@ -2897,8 +3256,13 @@
       </w:r>
     </w:p>
     <w:p>
-      <w:r>
-        <w:t>uniq -c file.txt</w:t>
+      <w:proofErr w:type="spellStart"/>
+      <w:r>
+        <w:t>uniq</w:t>
+      </w:r>
+      <w:proofErr w:type="spellEnd"/>
+      <w:r>
+        <w:t xml:space="preserve"> -c file.txt</w:t>
       </w:r>
     </w:p>
     <w:p>
@@ -2907,8 +3271,13 @@
       </w:r>
     </w:p>
     <w:p>
-      <w:r>
-        <w:t>uniq -d file.txt</w:t>
+      <w:proofErr w:type="spellStart"/>
+      <w:r>
+        <w:t>uniq</w:t>
+      </w:r>
+      <w:proofErr w:type="spellEnd"/>
+      <w:r>
+        <w:t xml:space="preserve"> -d file.txt</w:t>
       </w:r>
     </w:p>
     <w:p>
@@ -2918,8 +3287,13 @@
       </w:r>
     </w:p>
     <w:p>
-      <w:r>
-        <w:t>uniq -u file.txt</w:t>
+      <w:proofErr w:type="spellStart"/>
+      <w:r>
+        <w:t>uniq</w:t>
+      </w:r>
+      <w:proofErr w:type="spellEnd"/>
+      <w:r>
+        <w:t xml:space="preserve"> -u file.txt</w:t>
       </w:r>
     </w:p>
     <w:p>
@@ -3009,8 +3383,13 @@
     </w:p>
     <w:p>
       <w:r>
-        <w:t>grep "listen" nginx.conf</w:t>
-      </w:r>
+        <w:t xml:space="preserve">grep "listen" </w:t>
+      </w:r>
+      <w:proofErr w:type="spellStart"/>
+      <w:r>
+        <w:t>nginx.conf</w:t>
+      </w:r>
+      <w:proofErr w:type="spellEnd"/>
     </w:p>
     <w:p>
       <w:r>
@@ -3315,49 +3694,489 @@
           <w:bCs/>
         </w:rPr>
         <w:lastRenderedPageBreak/>
-        <w:t>Q5. Why should uniq usually be used with sort?</w:t>
-      </w:r>
-    </w:p>
-    <w:p>
-      <w:r>
-        <w:t xml:space="preserve">uniq removes only </w:t>
-      </w:r>
+        <w:t xml:space="preserve">Q5. Why should </w:t>
+      </w:r>
+      <w:proofErr w:type="spellStart"/>
       <w:r>
         <w:rPr>
           <w:b/>
           <w:bCs/>
         </w:rPr>
+        <w:t>uniq</w:t>
+      </w:r>
+      <w:proofErr w:type="spellEnd"/>
+      <w:r>
+        <w:rPr>
+          <w:b/>
+          <w:bCs/>
+        </w:rPr>
+        <w:t xml:space="preserve"> usually be used with sort?</w:t>
+      </w:r>
+    </w:p>
+    <w:p>
+      <w:proofErr w:type="spellStart"/>
+      <w:r>
+        <w:t>uniq</w:t>
+      </w:r>
+      <w:proofErr w:type="spellEnd"/>
+      <w:r>
+        <w:t xml:space="preserve"> removes only </w:t>
+      </w:r>
+      <w:r>
+        <w:rPr>
+          <w:b/>
+          <w:bCs/>
+        </w:rPr>
         <w:t>adjacent</w:t>
       </w:r>
       <w:r>
-        <w:t xml:space="preserve"> duplicate lines. Sorting places identical lines together so uniq can detect and remove all duplicates.</w:t>
-      </w:r>
-    </w:p>
-    <w:p>
-      <w:r>
-        <w:t>sort names.txt | uniq</w:t>
-      </w:r>
-    </w:p>
-    <w:p>
-      <w:r>
+        <w:t xml:space="preserve"> duplicate lines. Sorting places identical lines together so </w:t>
+      </w:r>
+      <w:proofErr w:type="spellStart"/>
+      <w:r>
+        <w:t>uniq</w:t>
+      </w:r>
+      <w:proofErr w:type="spellEnd"/>
+      <w:r>
+        <w:t xml:space="preserve"> can detect and remove all duplicates.</w:t>
+      </w:r>
+    </w:p>
+    <w:p>
+      <w:r>
+        <w:t xml:space="preserve">sort names.txt | </w:t>
+      </w:r>
+      <w:proofErr w:type="spellStart"/>
+      <w:r>
+        <w:t>uniq</w:t>
+      </w:r>
+      <w:proofErr w:type="spellEnd"/>
+    </w:p>
+    <w:p>
+      <w:pPr>
+        <w:rPr>
+          <w:b/>
+          <w:bCs/>
+        </w:rPr>
+      </w:pPr>
+      <w:r>
+        <w:rPr>
+          <w:b/>
+          <w:bCs/>
+        </w:rPr>
         <w:t>Network Commands:</w:t>
       </w:r>
     </w:p>
     <w:p>
       <w:r>
-        <w:t xml:space="preserve">Ip addr – to find the ip address </w:t>
-      </w:r>
-    </w:p>
-    <w:p>
-      <w:r>
-        <w:t>Ping google.com – to establish the connection ctrl+c- to stop the connection</w:t>
-      </w:r>
-    </w:p>
-    <w:p>
-      <w:r>
-        <w:t>Wrep google.com – to download the website</w:t>
-      </w:r>
-    </w:p>
+        <w:t xml:space="preserve">Ip </w:t>
+      </w:r>
+      <w:proofErr w:type="spellStart"/>
+      <w:r>
+        <w:t>addr</w:t>
+      </w:r>
+      <w:proofErr w:type="spellEnd"/>
+      <w:r>
+        <w:t xml:space="preserve"> – to find the </w:t>
+      </w:r>
+      <w:proofErr w:type="spellStart"/>
+      <w:r>
+        <w:t>ip</w:t>
+      </w:r>
+      <w:proofErr w:type="spellEnd"/>
+      <w:r>
+        <w:t xml:space="preserve"> address </w:t>
+      </w:r>
+    </w:p>
+    <w:p>
+      <w:r>
+        <w:t xml:space="preserve">Ping google.com – to establish the connection </w:t>
+      </w:r>
+      <w:proofErr w:type="spellStart"/>
+      <w:r>
+        <w:t>ctrl+c</w:t>
+      </w:r>
+      <w:proofErr w:type="spellEnd"/>
+      <w:r>
+        <w:t>- to stop the connection</w:t>
+      </w:r>
+    </w:p>
+    <w:p>
+      <w:proofErr w:type="spellStart"/>
+      <w:r>
+        <w:t>Wrep</w:t>
+      </w:r>
+      <w:proofErr w:type="spellEnd"/>
+      <w:r>
+        <w:t xml:space="preserve"> google.com – to download the website</w:t>
+      </w:r>
+    </w:p>
+    <w:p>
+      <w:r>
+        <w:t xml:space="preserve">  Purpose of: </w:t>
+      </w:r>
+    </w:p>
+    <w:p>
+      <w:pPr>
+        <w:numPr>
+          <w:ilvl w:val="0"/>
+          <w:numId w:val="6"/>
+        </w:numPr>
+      </w:pPr>
+      <w:proofErr w:type="spellStart"/>
+      <w:r>
+        <w:t>ip</w:t>
+      </w:r>
+      <w:proofErr w:type="spellEnd"/>
+      <w:r>
+        <w:t xml:space="preserve"> </w:t>
+      </w:r>
+    </w:p>
+    <w:p>
+      <w:pPr>
+        <w:numPr>
+          <w:ilvl w:val="0"/>
+          <w:numId w:val="6"/>
+        </w:numPr>
+      </w:pPr>
+      <w:r>
+        <w:t xml:space="preserve">ping </w:t>
+      </w:r>
+    </w:p>
+    <w:p>
+      <w:pPr>
+        <w:numPr>
+          <w:ilvl w:val="0"/>
+          <w:numId w:val="6"/>
+        </w:numPr>
+      </w:pPr>
+      <w:r>
+        <w:t xml:space="preserve">curl </w:t>
+      </w:r>
+    </w:p>
+    <w:p>
+      <w:pPr>
+        <w:numPr>
+          <w:ilvl w:val="0"/>
+          <w:numId w:val="6"/>
+        </w:numPr>
+      </w:pPr>
+      <w:proofErr w:type="spellStart"/>
+      <w:r>
+        <w:t>wget</w:t>
+      </w:r>
+      <w:proofErr w:type="spellEnd"/>
+      <w:r>
+        <w:t xml:space="preserve"> </w:t>
+      </w:r>
+    </w:p>
+    <w:p>
+      <w:pPr>
+        <w:numPr>
+          <w:ilvl w:val="0"/>
+          <w:numId w:val="6"/>
+        </w:numPr>
+      </w:pPr>
+      <w:r>
+        <w:t xml:space="preserve">hostname </w:t>
+      </w:r>
+    </w:p>
+    <w:p>
+      <w:pPr>
+        <w:numPr>
+          <w:ilvl w:val="0"/>
+          <w:numId w:val="6"/>
+        </w:numPr>
+      </w:pPr>
+      <w:proofErr w:type="spellStart"/>
+      <w:r>
+        <w:t>hostnamectl</w:t>
+      </w:r>
+      <w:proofErr w:type="spellEnd"/>
+      <w:r>
+        <w:t xml:space="preserve"> </w:t>
+      </w:r>
+    </w:p>
+    <w:p>
+      <w:pPr>
+        <w:numPr>
+          <w:ilvl w:val="0"/>
+          <w:numId w:val="6"/>
+        </w:numPr>
+      </w:pPr>
+      <w:r>
+        <w:t xml:space="preserve">ss </w:t>
+      </w:r>
+    </w:p>
+    <w:p>
+      <w:pPr>
+        <w:numPr>
+          <w:ilvl w:val="0"/>
+          <w:numId w:val="6"/>
+        </w:numPr>
+      </w:pPr>
+      <w:proofErr w:type="spellStart"/>
+      <w:r>
+        <w:t>nslookup</w:t>
+      </w:r>
+      <w:proofErr w:type="spellEnd"/>
+      <w:r>
+        <w:t xml:space="preserve"> </w:t>
+      </w:r>
+    </w:p>
+    <w:p>
+      <w:pPr>
+        <w:numPr>
+          <w:ilvl w:val="0"/>
+          <w:numId w:val="6"/>
+        </w:numPr>
+      </w:pPr>
+      <w:r>
+        <w:t xml:space="preserve">dig </w:t>
+      </w:r>
+    </w:p>
+    <w:p>
+      <w:r>
+        <w:t xml:space="preserve">  One real-world scenario for each command. </w:t>
+      </w:r>
+    </w:p>
+    <w:p>
+      <w:r>
+        <w:t xml:space="preserve">  Explain the difference between: </w:t>
+      </w:r>
+    </w:p>
+    <w:p>
+      <w:pPr>
+        <w:numPr>
+          <w:ilvl w:val="0"/>
+          <w:numId w:val="7"/>
+        </w:numPr>
+      </w:pPr>
+      <w:r>
+        <w:t xml:space="preserve">curl vs </w:t>
+      </w:r>
+      <w:proofErr w:type="spellStart"/>
+      <w:r>
+        <w:t>wget</w:t>
+      </w:r>
+      <w:proofErr w:type="spellEnd"/>
+      <w:r>
+        <w:t xml:space="preserve"> </w:t>
+      </w:r>
+    </w:p>
+    <w:p>
+      <w:pPr>
+        <w:numPr>
+          <w:ilvl w:val="0"/>
+          <w:numId w:val="7"/>
+        </w:numPr>
+      </w:pPr>
+      <w:r>
+        <w:t xml:space="preserve">ping vs </w:t>
+      </w:r>
+      <w:proofErr w:type="spellStart"/>
+      <w:r>
+        <w:t>nslookup</w:t>
+      </w:r>
+      <w:proofErr w:type="spellEnd"/>
+      <w:r>
+        <w:t xml:space="preserve"> </w:t>
+      </w:r>
+    </w:p>
+    <w:p>
+      <w:pPr>
+        <w:numPr>
+          <w:ilvl w:val="0"/>
+          <w:numId w:val="7"/>
+        </w:numPr>
+      </w:pPr>
+      <w:r>
+        <w:t>ss vs netstat</w:t>
+      </w:r>
+    </w:p>
+    <w:p>
+      <w:pPr>
+        <w:ind w:left="720"/>
+      </w:pPr>
+    </w:p>
+    <w:p>
+      <w:pPr>
+        <w:ind w:left="720"/>
+      </w:pPr>
+    </w:p>
+    <w:p>
+      <w:pPr>
+        <w:ind w:left="720"/>
+      </w:pPr>
+    </w:p>
+    <w:p>
+      <w:pPr>
+        <w:ind w:left="720"/>
+      </w:pPr>
+    </w:p>
+    <w:p>
+      <w:pPr>
+        <w:ind w:left="720"/>
+      </w:pPr>
+    </w:p>
+    <w:p>
+      <w:pPr>
+        <w:ind w:left="720"/>
+        <w:rPr>
+          <w:b/>
+        </w:rPr>
+      </w:pPr>
+      <w:r>
+        <w:rPr>
+          <w:b/>
+        </w:rPr>
+        <w:lastRenderedPageBreak/>
+        <w:t>Package management commands:</w:t>
+      </w:r>
+    </w:p>
+    <w:p>
+      <w:pPr>
+        <w:ind w:left="720"/>
+      </w:pPr>
+      <w:r>
+        <w:t xml:space="preserve">  What is a package manager? </w:t>
+      </w:r>
+    </w:p>
+    <w:p>
+      <w:pPr>
+        <w:ind w:left="720"/>
+      </w:pPr>
+      <w:r>
+        <w:t xml:space="preserve">  Difference between apt, yum, and </w:t>
+      </w:r>
+      <w:proofErr w:type="spellStart"/>
+      <w:r>
+        <w:t>dnf</w:t>
+      </w:r>
+      <w:proofErr w:type="spellEnd"/>
+      <w:r>
+        <w:t xml:space="preserve">. </w:t>
+      </w:r>
+    </w:p>
+    <w:p>
+      <w:pPr>
+        <w:ind w:left="720"/>
+      </w:pPr>
+      <w:r>
+        <w:t xml:space="preserve">  Explain: </w:t>
+      </w:r>
+    </w:p>
+    <w:p>
+      <w:pPr>
+        <w:numPr>
+          <w:ilvl w:val="0"/>
+          <w:numId w:val="8"/>
+        </w:numPr>
+      </w:pPr>
+      <w:r>
+        <w:t xml:space="preserve">apt update </w:t>
+      </w:r>
+    </w:p>
+    <w:p>
+      <w:pPr>
+        <w:numPr>
+          <w:ilvl w:val="0"/>
+          <w:numId w:val="8"/>
+        </w:numPr>
+      </w:pPr>
+      <w:r>
+        <w:t xml:space="preserve">apt upgrade </w:t>
+      </w:r>
+    </w:p>
+    <w:p>
+      <w:pPr>
+        <w:numPr>
+          <w:ilvl w:val="0"/>
+          <w:numId w:val="8"/>
+        </w:numPr>
+      </w:pPr>
+      <w:r>
+        <w:t xml:space="preserve">apt install </w:t>
+      </w:r>
+    </w:p>
+    <w:p>
+      <w:pPr>
+        <w:numPr>
+          <w:ilvl w:val="0"/>
+          <w:numId w:val="8"/>
+        </w:numPr>
+      </w:pPr>
+      <w:r>
+        <w:t xml:space="preserve">apt remove </w:t>
+      </w:r>
+    </w:p>
+    <w:p>
+      <w:pPr>
+        <w:numPr>
+          <w:ilvl w:val="0"/>
+          <w:numId w:val="8"/>
+        </w:numPr>
+      </w:pPr>
+      <w:r>
+        <w:t xml:space="preserve">apt </w:t>
+      </w:r>
+      <w:proofErr w:type="spellStart"/>
+      <w:r>
+        <w:t>autoremove</w:t>
+      </w:r>
+      <w:proofErr w:type="spellEnd"/>
+      <w:r>
+        <w:t xml:space="preserve"> </w:t>
+      </w:r>
+    </w:p>
+    <w:p>
+      <w:pPr>
+        <w:numPr>
+          <w:ilvl w:val="0"/>
+          <w:numId w:val="8"/>
+        </w:numPr>
+      </w:pPr>
+      <w:r>
+        <w:t xml:space="preserve">apt search </w:t>
+      </w:r>
+    </w:p>
+    <w:p>
+      <w:pPr>
+        <w:numPr>
+          <w:ilvl w:val="0"/>
+          <w:numId w:val="8"/>
+        </w:numPr>
+      </w:pPr>
+      <w:proofErr w:type="spellStart"/>
+      <w:r>
+        <w:t>systemctl</w:t>
+      </w:r>
+      <w:proofErr w:type="spellEnd"/>
+      <w:r>
+        <w:t xml:space="preserve"> </w:t>
+      </w:r>
+      <w:r>
+        <w:t xml:space="preserve">– check the status of </w:t>
+      </w:r>
+    </w:p>
+    <w:p>
+      <w:pPr>
+        <w:numPr>
+          <w:ilvl w:val="0"/>
+          <w:numId w:val="8"/>
+        </w:numPr>
+      </w:pPr>
+      <w:proofErr w:type="spellStart"/>
+      <w:r>
+        <w:t>journalctl</w:t>
+      </w:r>
+      <w:proofErr w:type="spellEnd"/>
+    </w:p>
+    <w:p>
+      <w:pPr>
+        <w:ind w:left="720"/>
+      </w:pPr>
+    </w:p>
+    <w:p/>
     <w:p/>
     <w:p/>
     <w:p/>
@@ -3729,6 +4548,304 @@
     </w:lvl>
   </w:abstractNum>
   <w:abstractNum w:abstractNumId="2" w15:restartNumberingAfterBreak="0">
+    <w:nsid w:val="1BF363A5"/>
+    <w:multiLevelType w:val="multilevel"/>
+    <w:tmpl w:val="E5F0C65A"/>
+    <w:lvl w:ilvl="0">
+      <w:start w:val="1"/>
+      <w:numFmt w:val="bullet"/>
+      <w:lvlText w:val=""/>
+      <w:lvlJc w:val="left"/>
+      <w:pPr>
+        <w:tabs>
+          <w:tab w:val="num" w:pos="720"/>
+        </w:tabs>
+        <w:ind w:left="720" w:hanging="360"/>
+      </w:pPr>
+      <w:rPr>
+        <w:rFonts w:ascii="Symbol" w:hAnsi="Symbol" w:hint="default"/>
+        <w:sz w:val="20"/>
+      </w:rPr>
+    </w:lvl>
+    <w:lvl w:ilvl="1" w:tentative="1">
+      <w:start w:val="1"/>
+      <w:numFmt w:val="bullet"/>
+      <w:lvlText w:val="o"/>
+      <w:lvlJc w:val="left"/>
+      <w:pPr>
+        <w:tabs>
+          <w:tab w:val="num" w:pos="1440"/>
+        </w:tabs>
+        <w:ind w:left="1440" w:hanging="360"/>
+      </w:pPr>
+      <w:rPr>
+        <w:rFonts w:ascii="Courier New" w:hAnsi="Courier New" w:hint="default"/>
+        <w:sz w:val="20"/>
+      </w:rPr>
+    </w:lvl>
+    <w:lvl w:ilvl="2" w:tentative="1">
+      <w:start w:val="1"/>
+      <w:numFmt w:val="bullet"/>
+      <w:lvlText w:val=""/>
+      <w:lvlJc w:val="left"/>
+      <w:pPr>
+        <w:tabs>
+          <w:tab w:val="num" w:pos="2160"/>
+        </w:tabs>
+        <w:ind w:left="2160" w:hanging="360"/>
+      </w:pPr>
+      <w:rPr>
+        <w:rFonts w:ascii="Wingdings" w:hAnsi="Wingdings" w:hint="default"/>
+        <w:sz w:val="20"/>
+      </w:rPr>
+    </w:lvl>
+    <w:lvl w:ilvl="3" w:tentative="1">
+      <w:start w:val="1"/>
+      <w:numFmt w:val="bullet"/>
+      <w:lvlText w:val=""/>
+      <w:lvlJc w:val="left"/>
+      <w:pPr>
+        <w:tabs>
+          <w:tab w:val="num" w:pos="2880"/>
+        </w:tabs>
+        <w:ind w:left="2880" w:hanging="360"/>
+      </w:pPr>
+      <w:rPr>
+        <w:rFonts w:ascii="Wingdings" w:hAnsi="Wingdings" w:hint="default"/>
+        <w:sz w:val="20"/>
+      </w:rPr>
+    </w:lvl>
+    <w:lvl w:ilvl="4" w:tentative="1">
+      <w:start w:val="1"/>
+      <w:numFmt w:val="bullet"/>
+      <w:lvlText w:val=""/>
+      <w:lvlJc w:val="left"/>
+      <w:pPr>
+        <w:tabs>
+          <w:tab w:val="num" w:pos="3600"/>
+        </w:tabs>
+        <w:ind w:left="3600" w:hanging="360"/>
+      </w:pPr>
+      <w:rPr>
+        <w:rFonts w:ascii="Wingdings" w:hAnsi="Wingdings" w:hint="default"/>
+        <w:sz w:val="20"/>
+      </w:rPr>
+    </w:lvl>
+    <w:lvl w:ilvl="5" w:tentative="1">
+      <w:start w:val="1"/>
+      <w:numFmt w:val="bullet"/>
+      <w:lvlText w:val=""/>
+      <w:lvlJc w:val="left"/>
+      <w:pPr>
+        <w:tabs>
+          <w:tab w:val="num" w:pos="4320"/>
+        </w:tabs>
+        <w:ind w:left="4320" w:hanging="360"/>
+      </w:pPr>
+      <w:rPr>
+        <w:rFonts w:ascii="Wingdings" w:hAnsi="Wingdings" w:hint="default"/>
+        <w:sz w:val="20"/>
+      </w:rPr>
+    </w:lvl>
+    <w:lvl w:ilvl="6" w:tentative="1">
+      <w:start w:val="1"/>
+      <w:numFmt w:val="bullet"/>
+      <w:lvlText w:val=""/>
+      <w:lvlJc w:val="left"/>
+      <w:pPr>
+        <w:tabs>
+          <w:tab w:val="num" w:pos="5040"/>
+        </w:tabs>
+        <w:ind w:left="5040" w:hanging="360"/>
+      </w:pPr>
+      <w:rPr>
+        <w:rFonts w:ascii="Wingdings" w:hAnsi="Wingdings" w:hint="default"/>
+        <w:sz w:val="20"/>
+      </w:rPr>
+    </w:lvl>
+    <w:lvl w:ilvl="7" w:tentative="1">
+      <w:start w:val="1"/>
+      <w:numFmt w:val="bullet"/>
+      <w:lvlText w:val=""/>
+      <w:lvlJc w:val="left"/>
+      <w:pPr>
+        <w:tabs>
+          <w:tab w:val="num" w:pos="5760"/>
+        </w:tabs>
+        <w:ind w:left="5760" w:hanging="360"/>
+      </w:pPr>
+      <w:rPr>
+        <w:rFonts w:ascii="Wingdings" w:hAnsi="Wingdings" w:hint="default"/>
+        <w:sz w:val="20"/>
+      </w:rPr>
+    </w:lvl>
+    <w:lvl w:ilvl="8" w:tentative="1">
+      <w:start w:val="1"/>
+      <w:numFmt w:val="bullet"/>
+      <w:lvlText w:val=""/>
+      <w:lvlJc w:val="left"/>
+      <w:pPr>
+        <w:tabs>
+          <w:tab w:val="num" w:pos="6480"/>
+        </w:tabs>
+        <w:ind w:left="6480" w:hanging="360"/>
+      </w:pPr>
+      <w:rPr>
+        <w:rFonts w:ascii="Wingdings" w:hAnsi="Wingdings" w:hint="default"/>
+        <w:sz w:val="20"/>
+      </w:rPr>
+    </w:lvl>
+  </w:abstractNum>
+  <w:abstractNum w:abstractNumId="3" w15:restartNumberingAfterBreak="0">
+    <w:nsid w:val="2CE33B3B"/>
+    <w:multiLevelType w:val="multilevel"/>
+    <w:tmpl w:val="291C707E"/>
+    <w:lvl w:ilvl="0">
+      <w:start w:val="1"/>
+      <w:numFmt w:val="bullet"/>
+      <w:lvlText w:val=""/>
+      <w:lvlJc w:val="left"/>
+      <w:pPr>
+        <w:tabs>
+          <w:tab w:val="num" w:pos="720"/>
+        </w:tabs>
+        <w:ind w:left="720" w:hanging="360"/>
+      </w:pPr>
+      <w:rPr>
+        <w:rFonts w:ascii="Symbol" w:hAnsi="Symbol" w:hint="default"/>
+        <w:sz w:val="20"/>
+      </w:rPr>
+    </w:lvl>
+    <w:lvl w:ilvl="1" w:tentative="1">
+      <w:start w:val="1"/>
+      <w:numFmt w:val="bullet"/>
+      <w:lvlText w:val="o"/>
+      <w:lvlJc w:val="left"/>
+      <w:pPr>
+        <w:tabs>
+          <w:tab w:val="num" w:pos="1440"/>
+        </w:tabs>
+        <w:ind w:left="1440" w:hanging="360"/>
+      </w:pPr>
+      <w:rPr>
+        <w:rFonts w:ascii="Courier New" w:hAnsi="Courier New" w:hint="default"/>
+        <w:sz w:val="20"/>
+      </w:rPr>
+    </w:lvl>
+    <w:lvl w:ilvl="2" w:tentative="1">
+      <w:start w:val="1"/>
+      <w:numFmt w:val="bullet"/>
+      <w:lvlText w:val=""/>
+      <w:lvlJc w:val="left"/>
+      <w:pPr>
+        <w:tabs>
+          <w:tab w:val="num" w:pos="2160"/>
+        </w:tabs>
+        <w:ind w:left="2160" w:hanging="360"/>
+      </w:pPr>
+      <w:rPr>
+        <w:rFonts w:ascii="Wingdings" w:hAnsi="Wingdings" w:hint="default"/>
+        <w:sz w:val="20"/>
+      </w:rPr>
+    </w:lvl>
+    <w:lvl w:ilvl="3" w:tentative="1">
+      <w:start w:val="1"/>
+      <w:numFmt w:val="bullet"/>
+      <w:lvlText w:val=""/>
+      <w:lvlJc w:val="left"/>
+      <w:pPr>
+        <w:tabs>
+          <w:tab w:val="num" w:pos="2880"/>
+        </w:tabs>
+        <w:ind w:left="2880" w:hanging="360"/>
+      </w:pPr>
+      <w:rPr>
+        <w:rFonts w:ascii="Wingdings" w:hAnsi="Wingdings" w:hint="default"/>
+        <w:sz w:val="20"/>
+      </w:rPr>
+    </w:lvl>
+    <w:lvl w:ilvl="4" w:tentative="1">
+      <w:start w:val="1"/>
+      <w:numFmt w:val="bullet"/>
+      <w:lvlText w:val=""/>
+      <w:lvlJc w:val="left"/>
+      <w:pPr>
+        <w:tabs>
+          <w:tab w:val="num" w:pos="3600"/>
+        </w:tabs>
+        <w:ind w:left="3600" w:hanging="360"/>
+      </w:pPr>
+      <w:rPr>
+        <w:rFonts w:ascii="Wingdings" w:hAnsi="Wingdings" w:hint="default"/>
+        <w:sz w:val="20"/>
+      </w:rPr>
+    </w:lvl>
+    <w:lvl w:ilvl="5" w:tentative="1">
+      <w:start w:val="1"/>
+      <w:numFmt w:val="bullet"/>
+      <w:lvlText w:val=""/>
+      <w:lvlJc w:val="left"/>
+      <w:pPr>
+        <w:tabs>
+          <w:tab w:val="num" w:pos="4320"/>
+        </w:tabs>
+        <w:ind w:left="4320" w:hanging="360"/>
+      </w:pPr>
+      <w:rPr>
+        <w:rFonts w:ascii="Wingdings" w:hAnsi="Wingdings" w:hint="default"/>
+        <w:sz w:val="20"/>
+      </w:rPr>
+    </w:lvl>
+    <w:lvl w:ilvl="6" w:tentative="1">
+      <w:start w:val="1"/>
+      <w:numFmt w:val="bullet"/>
+      <w:lvlText w:val=""/>
+      <w:lvlJc w:val="left"/>
+      <w:pPr>
+        <w:tabs>
+          <w:tab w:val="num" w:pos="5040"/>
+        </w:tabs>
+        <w:ind w:left="5040" w:hanging="360"/>
+      </w:pPr>
+      <w:rPr>
+        <w:rFonts w:ascii="Wingdings" w:hAnsi="Wingdings" w:hint="default"/>
+        <w:sz w:val="20"/>
+      </w:rPr>
+    </w:lvl>
+    <w:lvl w:ilvl="7" w:tentative="1">
+      <w:start w:val="1"/>
+      <w:numFmt w:val="bullet"/>
+      <w:lvlText w:val=""/>
+      <w:lvlJc w:val="left"/>
+      <w:pPr>
+        <w:tabs>
+          <w:tab w:val="num" w:pos="5760"/>
+        </w:tabs>
+        <w:ind w:left="5760" w:hanging="360"/>
+      </w:pPr>
+      <w:rPr>
+        <w:rFonts w:ascii="Wingdings" w:hAnsi="Wingdings" w:hint="default"/>
+        <w:sz w:val="20"/>
+      </w:rPr>
+    </w:lvl>
+    <w:lvl w:ilvl="8" w:tentative="1">
+      <w:start w:val="1"/>
+      <w:numFmt w:val="bullet"/>
+      <w:lvlText w:val=""/>
+      <w:lvlJc w:val="left"/>
+      <w:pPr>
+        <w:tabs>
+          <w:tab w:val="num" w:pos="6480"/>
+        </w:tabs>
+        <w:ind w:left="6480" w:hanging="360"/>
+      </w:pPr>
+      <w:rPr>
+        <w:rFonts w:ascii="Wingdings" w:hAnsi="Wingdings" w:hint="default"/>
+        <w:sz w:val="20"/>
+      </w:rPr>
+    </w:lvl>
+  </w:abstractNum>
+  <w:abstractNum w:abstractNumId="4" w15:restartNumberingAfterBreak="0">
     <w:nsid w:val="3DE07104"/>
     <w:multiLevelType w:val="multilevel"/>
     <w:tmpl w:val="D1F890D4"/>
@@ -3877,7 +4994,7 @@
       </w:rPr>
     </w:lvl>
   </w:abstractNum>
-  <w:abstractNum w:abstractNumId="3" w15:restartNumberingAfterBreak="0">
+  <w:abstractNum w:abstractNumId="5" w15:restartNumberingAfterBreak="0">
     <w:nsid w:val="503672DB"/>
     <w:multiLevelType w:val="hybridMultilevel"/>
     <w:tmpl w:val="117C0C92"/>
@@ -3966,7 +5083,156 @@
       </w:pPr>
     </w:lvl>
   </w:abstractNum>
-  <w:abstractNum w:abstractNumId="4" w15:restartNumberingAfterBreak="0">
+  <w:abstractNum w:abstractNumId="6" w15:restartNumberingAfterBreak="0">
+    <w:nsid w:val="56762DBB"/>
+    <w:multiLevelType w:val="multilevel"/>
+    <w:tmpl w:val="175EAF0C"/>
+    <w:lvl w:ilvl="0">
+      <w:start w:val="1"/>
+      <w:numFmt w:val="bullet"/>
+      <w:lvlText w:val=""/>
+      <w:lvlJc w:val="left"/>
+      <w:pPr>
+        <w:tabs>
+          <w:tab w:val="num" w:pos="720"/>
+        </w:tabs>
+        <w:ind w:left="720" w:hanging="360"/>
+      </w:pPr>
+      <w:rPr>
+        <w:rFonts w:ascii="Symbol" w:hAnsi="Symbol" w:hint="default"/>
+        <w:sz w:val="20"/>
+      </w:rPr>
+    </w:lvl>
+    <w:lvl w:ilvl="1" w:tentative="1">
+      <w:start w:val="1"/>
+      <w:numFmt w:val="bullet"/>
+      <w:lvlText w:val="o"/>
+      <w:lvlJc w:val="left"/>
+      <w:pPr>
+        <w:tabs>
+          <w:tab w:val="num" w:pos="1440"/>
+        </w:tabs>
+        <w:ind w:left="1440" w:hanging="360"/>
+      </w:pPr>
+      <w:rPr>
+        <w:rFonts w:ascii="Courier New" w:hAnsi="Courier New" w:hint="default"/>
+        <w:sz w:val="20"/>
+      </w:rPr>
+    </w:lvl>
+    <w:lvl w:ilvl="2" w:tentative="1">
+      <w:start w:val="1"/>
+      <w:numFmt w:val="bullet"/>
+      <w:lvlText w:val=""/>
+      <w:lvlJc w:val="left"/>
+      <w:pPr>
+        <w:tabs>
+          <w:tab w:val="num" w:pos="2160"/>
+        </w:tabs>
+        <w:ind w:left="2160" w:hanging="360"/>
+      </w:pPr>
+      <w:rPr>
+        <w:rFonts w:ascii="Wingdings" w:hAnsi="Wingdings" w:hint="default"/>
+        <w:sz w:val="20"/>
+      </w:rPr>
+    </w:lvl>
+    <w:lvl w:ilvl="3" w:tentative="1">
+      <w:start w:val="1"/>
+      <w:numFmt w:val="bullet"/>
+      <w:lvlText w:val=""/>
+      <w:lvlJc w:val="left"/>
+      <w:pPr>
+        <w:tabs>
+          <w:tab w:val="num" w:pos="2880"/>
+        </w:tabs>
+        <w:ind w:left="2880" w:hanging="360"/>
+      </w:pPr>
+      <w:rPr>
+        <w:rFonts w:ascii="Wingdings" w:hAnsi="Wingdings" w:hint="default"/>
+        <w:sz w:val="20"/>
+      </w:rPr>
+    </w:lvl>
+    <w:lvl w:ilvl="4" w:tentative="1">
+      <w:start w:val="1"/>
+      <w:numFmt w:val="bullet"/>
+      <w:lvlText w:val=""/>
+      <w:lvlJc w:val="left"/>
+      <w:pPr>
+        <w:tabs>
+          <w:tab w:val="num" w:pos="3600"/>
+        </w:tabs>
+        <w:ind w:left="3600" w:hanging="360"/>
+      </w:pPr>
+      <w:rPr>
+        <w:rFonts w:ascii="Wingdings" w:hAnsi="Wingdings" w:hint="default"/>
+        <w:sz w:val="20"/>
+      </w:rPr>
+    </w:lvl>
+    <w:lvl w:ilvl="5" w:tentative="1">
+      <w:start w:val="1"/>
+      <w:numFmt w:val="bullet"/>
+      <w:lvlText w:val=""/>
+      <w:lvlJc w:val="left"/>
+      <w:pPr>
+        <w:tabs>
+          <w:tab w:val="num" w:pos="4320"/>
+        </w:tabs>
+        <w:ind w:left="4320" w:hanging="360"/>
+      </w:pPr>
+      <w:rPr>
+        <w:rFonts w:ascii="Wingdings" w:hAnsi="Wingdings" w:hint="default"/>
+        <w:sz w:val="20"/>
+      </w:rPr>
+    </w:lvl>
+    <w:lvl w:ilvl="6" w:tentative="1">
+      <w:start w:val="1"/>
+      <w:numFmt w:val="bullet"/>
+      <w:lvlText w:val=""/>
+      <w:lvlJc w:val="left"/>
+      <w:pPr>
+        <w:tabs>
+          <w:tab w:val="num" w:pos="5040"/>
+        </w:tabs>
+        <w:ind w:left="5040" w:hanging="360"/>
+      </w:pPr>
+      <w:rPr>
+        <w:rFonts w:ascii="Wingdings" w:hAnsi="Wingdings" w:hint="default"/>
+        <w:sz w:val="20"/>
+      </w:rPr>
+    </w:lvl>
+    <w:lvl w:ilvl="7" w:tentative="1">
+      <w:start w:val="1"/>
+      <w:numFmt w:val="bullet"/>
+      <w:lvlText w:val=""/>
+      <w:lvlJc w:val="left"/>
+      <w:pPr>
+        <w:tabs>
+          <w:tab w:val="num" w:pos="5760"/>
+        </w:tabs>
+        <w:ind w:left="5760" w:hanging="360"/>
+      </w:pPr>
+      <w:rPr>
+        <w:rFonts w:ascii="Wingdings" w:hAnsi="Wingdings" w:hint="default"/>
+        <w:sz w:val="20"/>
+      </w:rPr>
+    </w:lvl>
+    <w:lvl w:ilvl="8" w:tentative="1">
+      <w:start w:val="1"/>
+      <w:numFmt w:val="bullet"/>
+      <w:lvlText w:val=""/>
+      <w:lvlJc w:val="left"/>
+      <w:pPr>
+        <w:tabs>
+          <w:tab w:val="num" w:pos="6480"/>
+        </w:tabs>
+        <w:ind w:left="6480" w:hanging="360"/>
+      </w:pPr>
+      <w:rPr>
+        <w:rFonts w:ascii="Wingdings" w:hAnsi="Wingdings" w:hint="default"/>
+        <w:sz w:val="20"/>
+      </w:rPr>
+    </w:lvl>
+  </w:abstractNum>
+  <w:abstractNum w:abstractNumId="7" w15:restartNumberingAfterBreak="0">
     <w:nsid w:val="6C1D74FC"/>
     <w:multiLevelType w:val="multilevel"/>
     <w:tmpl w:val="8A4AAF24"/>
@@ -4116,19 +5382,28 @@
     </w:lvl>
   </w:abstractNum>
   <w:num w:numId="1" w16cid:durableId="546339748">
-    <w:abstractNumId w:val="3"/>
+    <w:abstractNumId w:val="5"/>
   </w:num>
   <w:num w:numId="2" w16cid:durableId="1517843222">
     <w:abstractNumId w:val="1"/>
   </w:num>
   <w:num w:numId="3" w16cid:durableId="1165391654">
-    <w:abstractNumId w:val="2"/>
+    <w:abstractNumId w:val="4"/>
   </w:num>
   <w:num w:numId="4" w16cid:durableId="1952279912">
     <w:abstractNumId w:val="0"/>
   </w:num>
   <w:num w:numId="5" w16cid:durableId="943221382">
-    <w:abstractNumId w:val="4"/>
+    <w:abstractNumId w:val="7"/>
+  </w:num>
+  <w:num w:numId="6" w16cid:durableId="1786346998">
+    <w:abstractNumId w:val="6"/>
+  </w:num>
+  <w:num w:numId="7" w16cid:durableId="354697779">
+    <w:abstractNumId w:val="3"/>
+  </w:num>
+  <w:num w:numId="8" w16cid:durableId="192811455">
+    <w:abstractNumId w:val="2"/>
   </w:num>
 </w:numbering>
 </file>
@@ -4738,7 +6013,6 @@
   <w:style w:type="character" w:default="1" w:styleId="DefaultParagraphFont">
     <w:name w:val="Default Paragraph Font"/>
     <w:uiPriority w:val="1"/>
-    <w:semiHidden/>
     <w:unhideWhenUsed/>
   </w:style>
   <w:style w:type="table" w:default="1" w:styleId="TableNormal">
